--- a/03-振荡电路/03-晶体振荡器/泛音晶体振荡器/泛音晶体振荡器.docx
+++ b/03-振荡电路/03-晶体振荡器/泛音晶体振荡器/泛音晶体振荡器.docx
@@ -2440,6 +2440,20 @@
     </w:p>
     <w:bookmarkEnd w:id="26"/>
     <w:bookmarkEnd w:id="27"/>
+    <w:p>
+      <w:pPr>
+        <w:spacing w:before="360"/>
+        <w:jc w:val="center"/>
+      </w:pPr>
+      <w:r>
+        <w:rPr>
+          <w:rFonts w:ascii="Times New Roman" w:hAnsi="Times New Roman"/>
+          <w:color w:val="555555"/>
+          <w:sz w:val="21"/>
+        </w:rPr>
+        <w:t>材料收集者：杜文杰</w:t>
+      </w:r>
+    </w:p>
     <w:sectPr>
       <w:headerReference r:id="rId9" w:type="default"/>
       <w:footerReference r:id="rId10" w:type="default"/>

--- a/03-振荡电路/03-晶体振荡器/泛音晶体振荡器/泛音晶体振荡器.docx
+++ b/03-振荡电路/03-晶体振荡器/泛音晶体振荡器/泛音晶体振荡器.docx
@@ -1,6 +1,6 @@
 
 <file path=word/document.xml><?xml version="1.0" encoding="utf-8"?>
-<w:document xmlns:w="http://schemas.openxmlformats.org/wordprocessingml/2006/main" xmlns:m="http://schemas.openxmlformats.org/officeDocument/2006/math" xmlns:r="http://schemas.openxmlformats.org/officeDocument/2006/relationships" xmlns:o="urn:schemas-microsoft-com:office:office" xmlns:v="urn:schemas-microsoft-com:vml" xmlns:w10="urn:schemas-microsoft-com:office:word" xmlns:a="http://schemas.openxmlformats.org/drawingml/2006/main" xmlns:pic="http://schemas.openxmlformats.org/drawingml/2006/picture" xmlns:wp="http://schemas.openxmlformats.org/drawingml/2006/wordprocessingDrawing">
+<w:document xmlns:m="http://schemas.openxmlformats.org/officeDocument/2006/math" xmlns:r="http://schemas.openxmlformats.org/officeDocument/2006/relationships" xmlns:w="http://schemas.openxmlformats.org/wordprocessingml/2006/main" xmlns:o="urn:schemas-microsoft-com:office:office" xmlns:v="urn:schemas-microsoft-com:vml" xmlns:w10="urn:schemas-microsoft-com:office:word" xmlns:a="http://schemas.openxmlformats.org/drawingml/2006/main" xmlns:pic="http://schemas.openxmlformats.org/drawingml/2006/picture" xmlns:wp="http://schemas.openxmlformats.org/drawingml/2006/wordprocessingDrawing">
   <w:body>
     <w:bookmarkStart w:id="27" w:name="泛音晶体振荡器"/>
     <w:p>
@@ -9,7 +9,7 @@
       </w:pPr>
       <w:r>
         <w:rPr>
-          <w:rFonts w:hint="eastAsia"/>
+          <w:rFonts w:hint="eastAsia" w:eastAsia="黑体"/>
         </w:rPr>
         <w:t xml:space="preserve">泛音晶体振荡器</w:t>
       </w:r>
@@ -21,7 +21,7 @@
       </w:pPr>
       <w:r>
         <w:rPr>
-          <w:rFonts w:hint="eastAsia"/>
+          <w:rFonts w:hint="eastAsia" w:eastAsia="黑体"/>
         </w:rPr>
         <w:t xml:space="preserve">拓扑描述</w:t>
       </w:r>
@@ -32,11 +32,14 @@
       </w:pPr>
       <w:r>
         <w:rPr>
-          <w:rFonts w:hint="eastAsia"/>
+          <w:rFonts w:hint="eastAsia" w:eastAsia="黑体"/>
         </w:rPr>
         <w:t xml:space="preserve">泛音晶体振荡器由石英晶体</w:t>
       </w:r>
       <w:r>
+        <w:rPr>
+          <w:rFonts w:eastAsia="黑体"/>
+        </w:rPr>
         <w:t xml:space="preserve"> </w:t>
       </w:r>
       <m:oMath>
@@ -55,11 +58,14 @@
       </m:oMath>
       <w:r>
         <w:rPr>
-          <w:rFonts w:hint="eastAsia"/>
+          <w:rFonts w:hint="eastAsia" w:eastAsia="黑体"/>
         </w:rPr>
         <w:t xml:space="preserve">（工作于奇次泛音）、放大管</w:t>
       </w:r>
       <w:r>
+        <w:rPr>
+          <w:rFonts w:eastAsia="黑体"/>
+        </w:rPr>
         <w:t xml:space="preserve"> </w:t>
       </w:r>
       <m:oMath>
@@ -78,20 +84,26 @@
       </m:oMath>
       <w:r>
         <w:rPr>
-          <w:rFonts w:hint="eastAsia"/>
+          <w:rFonts w:hint="eastAsia" w:eastAsia="黑体"/>
         </w:rPr>
         <w:t xml:space="preserve">（BJT/FET/门电路）及</w:t>
       </w:r>
       <w:r>
+        <w:rPr>
+          <w:rFonts w:eastAsia="黑体"/>
+        </w:rPr>
         <w:t xml:space="preserve"> LC </w:t>
       </w:r>
       <w:r>
         <w:rPr>
-          <w:rFonts w:hint="eastAsia"/>
+          <w:rFonts w:hint="eastAsia" w:eastAsia="黑体"/>
         </w:rPr>
         <w:t xml:space="preserve">调谐网络的电感</w:t>
       </w:r>
       <w:r>
+        <w:rPr>
+          <w:rFonts w:eastAsia="黑体"/>
+        </w:rPr>
         <w:t xml:space="preserve"> </w:t>
       </w:r>
       <m:oMath>
@@ -101,11 +113,14 @@
       </m:oMath>
       <w:r>
         <w:rPr>
-          <w:rFonts w:hint="eastAsia"/>
+          <w:rFonts w:hint="eastAsia" w:eastAsia="黑体"/>
         </w:rPr>
         <w:t xml:space="preserve">、电容</w:t>
       </w:r>
       <w:r>
+        <w:rPr>
+          <w:rFonts w:eastAsia="黑体"/>
+        </w:rPr>
         <w:t xml:space="preserve"> </w:t>
       </w:r>
       <m:oMath>
@@ -123,15 +138,21 @@
         </m:sSub>
       </m:oMath>
       <w:r>
+        <w:rPr>
+          <w:rFonts w:eastAsia="黑体"/>
+        </w:rPr>
         <w:t xml:space="preserve"> </w:t>
       </w:r>
       <w:r>
         <w:rPr>
-          <w:rFonts w:hint="eastAsia"/>
+          <w:rFonts w:hint="eastAsia" w:eastAsia="黑体"/>
         </w:rPr>
         <w:t xml:space="preserve">组成。节点定义如下：集电极/输出节点</w:t>
       </w:r>
       <w:r>
+        <w:rPr>
+          <w:rFonts w:eastAsia="黑体"/>
+        </w:rPr>
         <w:t xml:space="preserve"> </w:t>
       </w:r>
       <m:oMath>
@@ -149,15 +170,21 @@
         </m:sSub>
       </m:oMath>
       <w:r>
+        <w:rPr>
+          <w:rFonts w:eastAsia="黑体"/>
+        </w:rPr>
         <w:t xml:space="preserve"> </w:t>
       </w:r>
       <w:r>
         <w:rPr>
-          <w:rFonts w:hint="eastAsia"/>
+          <w:rFonts w:hint="eastAsia" w:eastAsia="黑体"/>
         </w:rPr>
         <w:t xml:space="preserve">接调谐网络与反馈；基极/输入节点</w:t>
       </w:r>
       <w:r>
+        <w:rPr>
+          <w:rFonts w:eastAsia="黑体"/>
+        </w:rPr>
         <w:t xml:space="preserve"> </w:t>
       </w:r>
       <m:oMath>
@@ -175,15 +202,21 @@
         </m:sSub>
       </m:oMath>
       <w:r>
+        <w:rPr>
+          <w:rFonts w:eastAsia="黑体"/>
+        </w:rPr>
         <w:t xml:space="preserve"> </w:t>
       </w:r>
       <w:r>
         <w:rPr>
-          <w:rFonts w:hint="eastAsia"/>
+          <w:rFonts w:hint="eastAsia" w:eastAsia="黑体"/>
         </w:rPr>
         <w:t xml:space="preserve">接晶体反馈端；发射极/源极节点</w:t>
       </w:r>
       <w:r>
+        <w:rPr>
+          <w:rFonts w:eastAsia="黑体"/>
+        </w:rPr>
         <w:t xml:space="preserve"> </w:t>
       </w:r>
       <m:oMath>
@@ -201,15 +234,21 @@
         </m:sSub>
       </m:oMath>
       <w:r>
+        <w:rPr>
+          <w:rFonts w:eastAsia="黑体"/>
+        </w:rPr>
         <w:t xml:space="preserve"> </w:t>
       </w:r>
       <w:r>
         <w:rPr>
-          <w:rFonts w:hint="eastAsia"/>
+          <w:rFonts w:hint="eastAsia" w:eastAsia="黑体"/>
         </w:rPr>
         <w:t xml:space="preserve">接交流地；调谐节点</w:t>
       </w:r>
       <w:r>
+        <w:rPr>
+          <w:rFonts w:eastAsia="黑体"/>
+        </w:rPr>
         <w:t xml:space="preserve"> </w:t>
       </w:r>
       <m:oMath>
@@ -236,15 +275,21 @@
         </m:sSub>
       </m:oMath>
       <w:r>
+        <w:rPr>
+          <w:rFonts w:eastAsia="黑体"/>
+        </w:rPr>
         <w:t xml:space="preserve"> </w:t>
       </w:r>
       <w:r>
         <w:rPr>
-          <w:rFonts w:hint="eastAsia"/>
+          <w:rFonts w:hint="eastAsia" w:eastAsia="黑体"/>
         </w:rPr>
         <w:t xml:space="preserve">为</w:t>
       </w:r>
       <w:r>
+        <w:rPr>
+          <w:rFonts w:eastAsia="黑体"/>
+        </w:rPr>
         <w:t xml:space="preserve"> </w:t>
       </w:r>
       <m:oMath>
@@ -253,6 +298,9 @@
         </m:r>
       </m:oMath>
       <w:r>
+        <w:rPr>
+          <w:rFonts w:eastAsia="黑体"/>
+        </w:rPr>
         <w:t xml:space="preserve">、</w:t>
       </w:r>
       <m:oMath>
@@ -270,15 +318,21 @@
         </m:sSub>
       </m:oMath>
       <w:r>
+        <w:rPr>
+          <w:rFonts w:eastAsia="黑体"/>
+        </w:rPr>
         <w:t xml:space="preserve"> </w:t>
       </w:r>
       <w:r>
         <w:rPr>
-          <w:rFonts w:hint="eastAsia"/>
+          <w:rFonts w:hint="eastAsia" w:eastAsia="黑体"/>
         </w:rPr>
         <w:t xml:space="preserve">谐振回路的公共端；电源节点</w:t>
       </w:r>
       <w:r>
+        <w:rPr>
+          <w:rFonts w:eastAsia="黑体"/>
+        </w:rPr>
         <w:t xml:space="preserve"> </w:t>
       </w:r>
       <m:oMath>
@@ -299,20 +353,26 @@
         </m:sSub>
       </m:oMath>
       <w:r>
+        <w:rPr>
+          <w:rFonts w:eastAsia="黑体"/>
+        </w:rPr>
         <w:t xml:space="preserve"> </w:t>
       </w:r>
       <w:r>
         <w:rPr>
-          <w:rFonts w:hint="eastAsia"/>
+          <w:rFonts w:hint="eastAsia" w:eastAsia="黑体"/>
         </w:rPr>
         <w:t xml:space="preserve">为回路供电端；地节点</w:t>
       </w:r>
       <w:r>
+        <w:rPr>
+          <w:rFonts w:eastAsia="黑体"/>
+        </w:rPr>
         <w:t xml:space="preserve"> GND </w:t>
       </w:r>
       <w:r>
         <w:rPr>
-          <w:rFonts w:hint="eastAsia"/>
+          <w:rFonts w:hint="eastAsia" w:eastAsia="黑体"/>
         </w:rPr>
         <w:t xml:space="preserve">汇集电容冷端与发射极回路。</w:t>
       </w:r>
@@ -321,7 +381,7 @@
       <w:pPr/>
       <w:r>
         <w:rPr>
-          <w:rFonts w:hint="eastAsia"/>
+          <w:rFonts w:hint="eastAsia" w:eastAsia="黑体"/>
         </w:rPr>
         <w:t xml:space="preserve">各元件管脚连接：</w:t>
       </w:r>
@@ -340,24 +400,33 @@
         </m:sSub>
       </m:oMath>
       <w:r>
+        <w:rPr>
+          <w:rFonts w:eastAsia="黑体"/>
+        </w:rPr>
         <w:t xml:space="preserve"> </w:t>
       </w:r>
       <w:r>
         <w:rPr>
-          <w:rFonts w:hint="eastAsia"/>
+          <w:rFonts w:hint="eastAsia" w:eastAsia="黑体"/>
         </w:rPr>
         <w:t xml:space="preserve">的</w:t>
       </w:r>
       <w:r>
+        <w:rPr>
+          <w:rFonts w:eastAsia="黑体"/>
+        </w:rPr>
         <w:t xml:space="preserve"> B </w:t>
       </w:r>
       <w:r>
         <w:rPr>
-          <w:rFonts w:hint="eastAsia"/>
+          <w:rFonts w:hint="eastAsia" w:eastAsia="黑体"/>
         </w:rPr>
         <w:t xml:space="preserve">接</w:t>
       </w:r>
       <w:r>
+        <w:rPr>
+          <w:rFonts w:eastAsia="黑体"/>
+        </w:rPr>
         <w:t xml:space="preserve"> </w:t>
       </w:r>
       <m:oMath>
@@ -376,20 +445,26 @@
       </m:oMath>
       <w:r>
         <w:rPr>
-          <w:rFonts w:hint="eastAsia"/>
+          <w:rFonts w:hint="eastAsia" w:eastAsia="黑体"/>
         </w:rPr>
         <w:t xml:space="preserve">，C</w:t>
       </w:r>
       <w:r>
+        <w:rPr>
+          <w:rFonts w:eastAsia="黑体"/>
+        </w:rPr>
         <w:t xml:space="preserve"> </w:t>
       </w:r>
       <w:r>
         <w:rPr>
-          <w:rFonts w:hint="eastAsia"/>
+          <w:rFonts w:hint="eastAsia" w:eastAsia="黑体"/>
         </w:rPr>
         <w:t xml:space="preserve">接</w:t>
       </w:r>
       <w:r>
+        <w:rPr>
+          <w:rFonts w:eastAsia="黑体"/>
+        </w:rPr>
         <w:t xml:space="preserve"> </w:t>
       </w:r>
       <m:oMath>
@@ -408,20 +483,26 @@
       </m:oMath>
       <w:r>
         <w:rPr>
-          <w:rFonts w:hint="eastAsia"/>
+          <w:rFonts w:hint="eastAsia" w:eastAsia="黑体"/>
         </w:rPr>
         <w:t xml:space="preserve">，E</w:t>
       </w:r>
       <w:r>
+        <w:rPr>
+          <w:rFonts w:eastAsia="黑体"/>
+        </w:rPr>
         <w:t xml:space="preserve"> </w:t>
       </w:r>
       <w:r>
         <w:rPr>
-          <w:rFonts w:hint="eastAsia"/>
+          <w:rFonts w:hint="eastAsia" w:eastAsia="黑体"/>
         </w:rPr>
         <w:t xml:space="preserve">接</w:t>
       </w:r>
       <w:r>
+        <w:rPr>
+          <w:rFonts w:eastAsia="黑体"/>
+        </w:rPr>
         <w:t xml:space="preserve"> </w:t>
       </w:r>
       <m:oMath>
@@ -440,29 +521,38 @@
       </m:oMath>
       <w:r>
         <w:rPr>
-          <w:rFonts w:hint="eastAsia"/>
+          <w:rFonts w:hint="eastAsia" w:eastAsia="黑体"/>
         </w:rPr>
         <w:t xml:space="preserve">（FET</w:t>
       </w:r>
       <w:r>
+        <w:rPr>
+          <w:rFonts w:eastAsia="黑体"/>
+        </w:rPr>
         <w:t xml:space="preserve"> </w:t>
       </w:r>
       <w:r>
         <w:rPr>
-          <w:rFonts w:hint="eastAsia"/>
+          <w:rFonts w:hint="eastAsia" w:eastAsia="黑体"/>
         </w:rPr>
         <w:t xml:space="preserve">对应</w:t>
       </w:r>
       <w:r>
+        <w:rPr>
+          <w:rFonts w:eastAsia="黑体"/>
+        </w:rPr>
         <w:t xml:space="preserve"> </w:t>
       </w:r>
       <w:r>
         <w:rPr>
-          <w:rFonts w:hint="eastAsia"/>
+          <w:rFonts w:hint="eastAsia" w:eastAsia="黑体"/>
         </w:rPr>
         <w:t xml:space="preserve">G/D/S）；晶体</w:t>
       </w:r>
       <w:r>
+        <w:rPr>
+          <w:rFonts w:eastAsia="黑体"/>
+        </w:rPr>
         <w:t xml:space="preserve"> </w:t>
       </w:r>
       <m:oMath>
@@ -480,15 +570,21 @@
         </m:sSub>
       </m:oMath>
       <w:r>
+        <w:rPr>
+          <w:rFonts w:eastAsia="黑体"/>
+        </w:rPr>
         <w:t xml:space="preserve"> </w:t>
       </w:r>
       <w:r>
         <w:rPr>
-          <w:rFonts w:hint="eastAsia"/>
+          <w:rFonts w:hint="eastAsia" w:eastAsia="黑体"/>
         </w:rPr>
         <w:t xml:space="preserve">两引脚一端接</w:t>
       </w:r>
       <w:r>
+        <w:rPr>
+          <w:rFonts w:eastAsia="黑体"/>
+        </w:rPr>
         <w:t xml:space="preserve"> </w:t>
       </w:r>
       <m:oMath>
@@ -507,11 +603,14 @@
       </m:oMath>
       <w:r>
         <w:rPr>
-          <w:rFonts w:hint="eastAsia"/>
+          <w:rFonts w:hint="eastAsia" w:eastAsia="黑体"/>
         </w:rPr>
         <w:t xml:space="preserve">、另一端接</w:t>
       </w:r>
       <w:r>
+        <w:rPr>
+          <w:rFonts w:eastAsia="黑体"/>
+        </w:rPr>
         <w:t xml:space="preserve"> </w:t>
       </w:r>
       <m:oMath>
@@ -530,11 +629,14 @@
       </m:oMath>
       <w:r>
         <w:rPr>
-          <w:rFonts w:hint="eastAsia"/>
+          <w:rFonts w:hint="eastAsia" w:eastAsia="黑体"/>
         </w:rPr>
         <w:t xml:space="preserve">（跨接在输入输出之间）；调谐电感</w:t>
       </w:r>
       <w:r>
+        <w:rPr>
+          <w:rFonts w:eastAsia="黑体"/>
+        </w:rPr>
         <w:t xml:space="preserve"> </w:t>
       </w:r>
       <m:oMath>
@@ -543,15 +645,21 @@
         </m:r>
       </m:oMath>
       <w:r>
+        <w:rPr>
+          <w:rFonts w:eastAsia="黑体"/>
+        </w:rPr>
         <w:t xml:space="preserve"> </w:t>
       </w:r>
       <w:r>
         <w:rPr>
-          <w:rFonts w:hint="eastAsia"/>
+          <w:rFonts w:hint="eastAsia" w:eastAsia="黑体"/>
         </w:rPr>
         <w:t xml:space="preserve">一端接</w:t>
       </w:r>
       <w:r>
+        <w:rPr>
+          <w:rFonts w:eastAsia="黑体"/>
+        </w:rPr>
         <w:t xml:space="preserve"> </w:t>
       </w:r>
       <m:oMath>
@@ -570,11 +678,14 @@
       </m:oMath>
       <w:r>
         <w:rPr>
-          <w:rFonts w:hint="eastAsia"/>
+          <w:rFonts w:hint="eastAsia" w:eastAsia="黑体"/>
         </w:rPr>
         <w:t xml:space="preserve">、另一端接</w:t>
       </w:r>
       <w:r>
+        <w:rPr>
+          <w:rFonts w:eastAsia="黑体"/>
+        </w:rPr>
         <w:t xml:space="preserve"> </w:t>
       </w:r>
       <m:oMath>
@@ -596,11 +707,14 @@
       </m:oMath>
       <w:r>
         <w:rPr>
-          <w:rFonts w:hint="eastAsia"/>
+          <w:rFonts w:hint="eastAsia" w:eastAsia="黑体"/>
         </w:rPr>
         <w:t xml:space="preserve">（或经射频扼流圈）；调谐电容</w:t>
       </w:r>
       <w:r>
+        <w:rPr>
+          <w:rFonts w:eastAsia="黑体"/>
+        </w:rPr>
         <w:t xml:space="preserve"> </w:t>
       </w:r>
       <m:oMath>
@@ -618,15 +732,21 @@
         </m:sSub>
       </m:oMath>
       <w:r>
+        <w:rPr>
+          <w:rFonts w:eastAsia="黑体"/>
+        </w:rPr>
         <w:t xml:space="preserve"> </w:t>
       </w:r>
       <w:r>
         <w:rPr>
-          <w:rFonts w:hint="eastAsia"/>
+          <w:rFonts w:hint="eastAsia" w:eastAsia="黑体"/>
         </w:rPr>
         <w:t xml:space="preserve">一端接</w:t>
       </w:r>
       <w:r>
+        <w:rPr>
+          <w:rFonts w:eastAsia="黑体"/>
+        </w:rPr>
         <w:t xml:space="preserve"> </w:t>
       </w:r>
       <m:oMath>
@@ -645,20 +765,26 @@
       </m:oMath>
       <w:r>
         <w:rPr>
-          <w:rFonts w:hint="eastAsia"/>
+          <w:rFonts w:hint="eastAsia" w:eastAsia="黑体"/>
         </w:rPr>
         <w:t xml:space="preserve">、另一端接</w:t>
       </w:r>
       <w:r>
+        <w:rPr>
+          <w:rFonts w:eastAsia="黑体"/>
+        </w:rPr>
         <w:t xml:space="preserve"> </w:t>
       </w:r>
       <w:r>
         <w:rPr>
-          <w:rFonts w:hint="eastAsia"/>
+          <w:rFonts w:hint="eastAsia" w:eastAsia="黑体"/>
         </w:rPr>
         <w:t xml:space="preserve">GND，与</w:t>
       </w:r>
       <w:r>
+        <w:rPr>
+          <w:rFonts w:eastAsia="黑体"/>
+        </w:rPr>
         <w:t xml:space="preserve"> </w:t>
       </w:r>
       <m:oMath>
@@ -667,15 +793,21 @@
         </m:r>
       </m:oMath>
       <w:r>
+        <w:rPr>
+          <w:rFonts w:eastAsia="黑体"/>
+        </w:rPr>
         <w:t xml:space="preserve"> </w:t>
       </w:r>
       <w:r>
         <w:rPr>
-          <w:rFonts w:hint="eastAsia"/>
+          <w:rFonts w:hint="eastAsia" w:eastAsia="黑体"/>
         </w:rPr>
         <w:t xml:space="preserve">构成谐振在目标泛音</w:t>
       </w:r>
       <w:r>
+        <w:rPr>
+          <w:rFonts w:eastAsia="黑体"/>
+        </w:rPr>
         <w:t xml:space="preserve"> </w:t>
       </w:r>
       <m:oMath>
@@ -758,11 +890,14 @@
         </m:r>
       </m:oMath>
       <w:r>
+        <w:rPr>
+          <w:rFonts w:eastAsia="黑体"/>
+        </w:rPr>
         <w:t xml:space="preserve"> </w:t>
       </w:r>
       <w:r>
         <w:rPr>
-          <w:rFonts w:hint="eastAsia"/>
+          <w:rFonts w:hint="eastAsia" w:eastAsia="黑体"/>
         </w:rPr>
         <w:t xml:space="preserve">的选频回路。</w:t>
       </w:r>
@@ -771,16 +906,19 @@
       <w:pPr/>
       <w:r>
         <w:rPr>
-          <w:rFonts w:hint="eastAsia"/>
+          <w:rFonts w:hint="eastAsia" w:eastAsia="黑体"/>
         </w:rPr>
         <w:t xml:space="preserve">该电路为晶体工作于奇次泛音的三点式/皮尔斯类振荡器，LC</w:t>
       </w:r>
       <w:r>
+        <w:rPr>
+          <w:rFonts w:eastAsia="黑体"/>
+        </w:rPr>
         <w:t xml:space="preserve"> </w:t>
       </w:r>
       <w:r>
         <w:rPr>
-          <w:rFonts w:hint="eastAsia"/>
+          <w:rFonts w:hint="eastAsia" w:eastAsia="黑体"/>
         </w:rPr>
         <w:t xml:space="preserve">网络调谐于目标泛音以抑制基频与其他泛音，使晶体在选定泛音上稳定振荡。</w:t>
       </w:r>
@@ -793,7 +931,7 @@
       </w:pPr>
       <w:r>
         <w:rPr>
-          <w:rFonts w:hint="eastAsia"/>
+          <w:rFonts w:hint="eastAsia" w:eastAsia="黑体"/>
         </w:rPr>
         <w:t xml:space="preserve">工作原理</w:t>
       </w:r>
@@ -804,25 +942,31 @@
       </w:pPr>
       <w:r>
         <w:rPr>
-          <w:rFonts w:hint="eastAsia"/>
+          <w:rFonts w:hint="eastAsia" w:eastAsia="黑体"/>
         </w:rPr>
         <w:t xml:space="preserve">晶体的机电谐振除基频外还存在于奇次泛音（约</w:t>
       </w:r>
       <w:r>
+        <w:rPr>
+          <w:rFonts w:eastAsia="黑体"/>
+        </w:rPr>
         <w:t xml:space="preserve"> </w:t>
       </w:r>
       <w:r>
         <w:rPr>
-          <w:rFonts w:hint="eastAsia"/>
+          <w:rFonts w:hint="eastAsia" w:eastAsia="黑体"/>
         </w:rPr>
         <w:t xml:space="preserve">3、5、7…倍基频，略低于整数倍）。LC</w:t>
       </w:r>
       <w:r>
+        <w:rPr>
+          <w:rFonts w:eastAsia="黑体"/>
+        </w:rPr>
         <w:t xml:space="preserve"> </w:t>
       </w:r>
       <w:r>
         <w:rPr>
-          <w:rFonts w:hint="eastAsia"/>
+          <w:rFonts w:hint="eastAsia" w:eastAsia="黑体"/>
         </w:rPr>
         <w:t xml:space="preserve">调谐网络调谐在目标泛音附近，只让该泛音频率满足正反馈相位与增益条件，抑制基频与其他泛音，使晶体在选定泛音上持续振荡，得到比基频高数倍的稳定频率。</w:t>
       </w:r>
@@ -835,7 +979,7 @@
       </w:pPr>
       <w:r>
         <w:rPr>
-          <w:rFonts w:hint="eastAsia"/>
+          <w:rFonts w:hint="eastAsia" w:eastAsia="黑体"/>
         </w:rPr>
         <w:t xml:space="preserve">关键计算公式</w:t>
       </w:r>
@@ -849,7 +993,7 @@
       </w:pPr>
       <w:r>
         <w:rPr>
-          <w:rFonts w:hint="eastAsia"/>
+          <w:rFonts w:hint="eastAsia" w:eastAsia="黑体"/>
         </w:rPr>
         <w:t xml:space="preserve">泛音频率（近似，略低于整数倍）：</w:t>
       </w:r>
@@ -966,7 +1110,7 @@
       </w:pPr>
       <w:r>
         <w:rPr>
-          <w:rFonts w:hint="eastAsia"/>
+          <w:rFonts w:hint="eastAsia" w:eastAsia="黑体"/>
         </w:rPr>
         <w:t xml:space="preserve">调谐回路谐振频率（选频于目标泛音）：</w:t>
       </w:r>
@@ -1052,7 +1196,7 @@
       </w:pPr>
       <w:r>
         <w:rPr>
-          <w:rFonts w:hint="eastAsia"/>
+          <w:rFonts w:hint="eastAsia" w:eastAsia="黑体"/>
         </w:rPr>
         <w:t xml:space="preserve">晶体串联谐振频率：</w:t>
       </w:r>
@@ -1147,7 +1291,7 @@
       </w:pPr>
       <w:r>
         <w:rPr>
-          <w:rFonts w:hint="eastAsia"/>
+          <w:rFonts w:hint="eastAsia" w:eastAsia="黑体"/>
         </w:rPr>
         <w:t xml:space="preserve">并联谐振频率：</w:t>
       </w:r>
@@ -1281,7 +1425,7 @@
             </w:pPr>
             <w:r>
               <w:rPr>
-                <w:rFonts w:hint="eastAsia"/>
+                <w:rFonts w:hint="eastAsia" w:eastAsia="黑体"/>
               </w:rPr>
               <w:t xml:space="preserve">符号</w:t>
             </w:r>
@@ -1295,7 +1439,7 @@
             </w:pPr>
             <w:r>
               <w:rPr>
-                <w:rFonts w:hint="eastAsia"/>
+                <w:rFonts w:hint="eastAsia" w:eastAsia="黑体"/>
               </w:rPr>
               <w:t xml:space="preserve">含义</w:t>
             </w:r>
@@ -1309,7 +1453,7 @@
             </w:pPr>
             <w:r>
               <w:rPr>
-                <w:rFonts w:hint="eastAsia"/>
+                <w:rFonts w:hint="eastAsia" w:eastAsia="黑体"/>
               </w:rPr>
               <w:t xml:space="preserve">单位</w:t>
             </w:r>
@@ -1338,6 +1482,9 @@
               </m:sSub>
             </m:oMath>
             <w:r>
+              <w:rPr>
+                <w:rFonts w:eastAsia="黑体"/>
+              </w:rPr>
               <w:t xml:space="preserve">​</w:t>
             </w:r>
           </w:p>
@@ -1350,7 +1497,7 @@
             </w:pPr>
             <w:r>
               <w:rPr>
-                <w:rFonts w:hint="eastAsia"/>
+                <w:rFonts w:hint="eastAsia" w:eastAsia="黑体"/>
               </w:rPr>
               <w:t xml:space="preserve">晶体基频</w:t>
             </w:r>
@@ -1363,6 +1510,9 @@
               <w:pStyle w:val="Compact"/>
             </w:pPr>
             <w:r>
+              <w:rPr>
+                <w:rFonts w:eastAsia="黑体"/>
+              </w:rPr>
               <w:t xml:space="preserve">Hz</w:t>
             </w:r>
           </w:p>
@@ -1390,6 +1540,9 @@
               </m:sSub>
             </m:oMath>
             <w:r>
+              <w:rPr>
+                <w:rFonts w:eastAsia="黑体"/>
+              </w:rPr>
               <w:t xml:space="preserve">​</w:t>
             </w:r>
           </w:p>
@@ -1402,16 +1555,19 @@
             </w:pPr>
             <w:r>
               <w:rPr>
-                <w:rFonts w:hint="eastAsia"/>
+                <w:rFonts w:hint="eastAsia" w:eastAsia="黑体"/>
               </w:rPr>
               <w:t xml:space="preserve">第</w:t>
             </w:r>
             <w:r>
+              <w:rPr>
+                <w:rFonts w:eastAsia="黑体"/>
+              </w:rPr>
               <w:t xml:space="preserve"> n </w:t>
             </w:r>
             <w:r>
               <w:rPr>
-                <w:rFonts w:hint="eastAsia"/>
+                <w:rFonts w:hint="eastAsia" w:eastAsia="黑体"/>
               </w:rPr>
               <w:t xml:space="preserve">次泛音频率</w:t>
             </w:r>
@@ -1424,6 +1580,9 @@
               <w:pStyle w:val="Compact"/>
             </w:pPr>
             <w:r>
+              <w:rPr>
+                <w:rFonts w:eastAsia="黑体"/>
+              </w:rPr>
               <w:t xml:space="preserve">Hz</w:t>
             </w:r>
           </w:p>
@@ -1442,6 +1601,9 @@
               </m:r>
             </m:oMath>
             <w:r>
+              <w:rPr>
+                <w:rFonts w:eastAsia="黑体"/>
+              </w:rPr>
               <w:t xml:space="preserve">​</w:t>
             </w:r>
           </w:p>
@@ -1454,7 +1616,7 @@
             </w:pPr>
             <w:r>
               <w:rPr>
-                <w:rFonts w:hint="eastAsia"/>
+                <w:rFonts w:hint="eastAsia" w:eastAsia="黑体"/>
               </w:rPr>
               <w:t xml:space="preserve">泛音次数（3,5,7…）</w:t>
             </w:r>
@@ -1468,7 +1630,7 @@
             </w:pPr>
             <w:r>
               <w:rPr>
-                <w:rFonts w:hint="eastAsia"/>
+                <w:rFonts w:hint="eastAsia" w:eastAsia="黑体"/>
               </w:rPr>
               <w:t xml:space="preserve">（无量纲）</w:t>
             </w:r>
@@ -1497,12 +1659,21 @@
               </m:sSub>
             </m:oMath>
             <w:r>
+              <w:rPr>
+                <w:rFonts w:eastAsia="黑体"/>
+              </w:rPr>
               <w:t xml:space="preserve"> </w:t>
             </w:r>
             <w:r>
+              <w:rPr>
+                <w:rFonts w:eastAsia="黑体"/>
+              </w:rPr>
               <w:t xml:space="preserve">/</w:t>
             </w:r>
             <w:r>
+              <w:rPr>
+                <w:rFonts w:eastAsia="黑体"/>
+              </w:rPr>
               <w:t xml:space="preserve"> </w:t>
             </w:r>
             <m:oMath>
@@ -1529,16 +1700,19 @@
             </w:pPr>
             <w:r>
               <w:rPr>
-                <w:rFonts w:hint="eastAsia"/>
+                <w:rFonts w:hint="eastAsia" w:eastAsia="黑体"/>
               </w:rPr>
               <w:t xml:space="preserve">晶体动态电感</w:t>
             </w:r>
             <w:r>
+              <w:rPr>
+                <w:rFonts w:eastAsia="黑体"/>
+              </w:rPr>
               <w:t xml:space="preserve"> / </w:t>
             </w:r>
             <w:r>
               <w:rPr>
-                <w:rFonts w:hint="eastAsia"/>
+                <w:rFonts w:hint="eastAsia" w:eastAsia="黑体"/>
               </w:rPr>
               <w:t xml:space="preserve">电容</w:t>
             </w:r>
@@ -1551,6 +1725,9 @@
               <w:pStyle w:val="Compact"/>
             </w:pPr>
             <w:r>
+              <w:rPr>
+                <w:rFonts w:eastAsia="黑体"/>
+              </w:rPr>
               <w:t xml:space="preserve">H / F</w:t>
             </w:r>
           </w:p>
@@ -1578,6 +1755,9 @@
               </m:sSub>
             </m:oMath>
             <w:r>
+              <w:rPr>
+                <w:rFonts w:eastAsia="黑体"/>
+              </w:rPr>
               <w:t xml:space="preserve">​</w:t>
             </w:r>
           </w:p>
@@ -1590,7 +1770,7 @@
             </w:pPr>
             <w:r>
               <w:rPr>
-                <w:rFonts w:hint="eastAsia"/>
+                <w:rFonts w:hint="eastAsia" w:eastAsia="黑体"/>
               </w:rPr>
               <w:t xml:space="preserve">晶体静态电容</w:t>
             </w:r>
@@ -1603,6 +1783,9 @@
               <w:pStyle w:val="Compact"/>
             </w:pPr>
             <w:r>
+              <w:rPr>
+                <w:rFonts w:eastAsia="黑体"/>
+              </w:rPr>
               <w:t xml:space="preserve">F</w:t>
             </w:r>
           </w:p>
@@ -1639,6 +1822,9 @@
               </m:sSub>
             </m:oMath>
             <w:r>
+              <w:rPr>
+                <w:rFonts w:eastAsia="黑体"/>
+              </w:rPr>
               <w:t xml:space="preserve">​</w:t>
             </w:r>
           </w:p>
@@ -1651,7 +1837,7 @@
             </w:pPr>
             <w:r>
               <w:rPr>
-                <w:rFonts w:hint="eastAsia"/>
+                <w:rFonts w:hint="eastAsia" w:eastAsia="黑体"/>
               </w:rPr>
               <w:t xml:space="preserve">调谐回路谐振频率</w:t>
             </w:r>
@@ -1664,6 +1850,9 @@
               <w:pStyle w:val="Compact"/>
             </w:pPr>
             <w:r>
+              <w:rPr>
+                <w:rFonts w:eastAsia="黑体"/>
+              </w:rPr>
               <w:t xml:space="preserve">Hz</w:t>
             </w:r>
           </w:p>
@@ -1678,7 +1867,7 @@
       </w:pPr>
       <w:r>
         <w:rPr>
-          <w:rFonts w:hint="eastAsia"/>
+          <w:rFonts w:hint="eastAsia" w:eastAsia="黑体"/>
         </w:rPr>
         <w:t xml:space="preserve">元件调整影响</w:t>
       </w:r>
@@ -1693,7 +1882,7 @@
       </w:pPr>
       <w:r>
         <w:rPr>
-          <w:rFonts w:hint="eastAsia"/>
+          <w:rFonts w:hint="eastAsia" w:eastAsia="黑体"/>
           <w:b/>
           <w:bCs/>
         </w:rPr>
@@ -1701,6 +1890,7 @@
       </w:r>
       <w:r>
         <w:rPr>
+          <w:rFonts w:eastAsia="黑体"/>
           <w:b/>
           <w:bCs/>
         </w:rPr>
@@ -1713,6 +1903,7 @@
       </m:oMath>
       <w:r>
         <w:rPr>
+          <w:rFonts w:eastAsia="黑体"/>
           <w:b/>
           <w:bCs/>
         </w:rPr>
@@ -1725,6 +1916,7 @@
       </m:oMath>
       <w:r>
         <w:rPr>
+          <w:rFonts w:eastAsia="黑体"/>
           <w:b/>
           <w:bCs/>
         </w:rPr>
@@ -1732,21 +1924,27 @@
       </w:r>
       <w:r>
         <w:rPr>
-          <w:rFonts w:hint="eastAsia"/>
+          <w:rFonts w:hint="eastAsia" w:eastAsia="黑体"/>
           <w:b/>
           <w:bCs/>
         </w:rPr>
         <w:t xml:space="preserve">调偏</w:t>
       </w:r>
       <w:r>
+        <w:rPr>
+          <w:rFonts w:eastAsia="黑体"/>
+        </w:rPr>
         <w:t xml:space="preserve"> </w:t>
       </w:r>
       <w:r>
+        <w:rPr>
+          <w:rFonts w:eastAsia="黑体"/>
+        </w:rPr>
         <w:t xml:space="preserve">→ </w:t>
       </w:r>
       <w:r>
         <w:rPr>
-          <w:rFonts w:hint="eastAsia"/>
+          <w:rFonts w:hint="eastAsia" w:eastAsia="黑体"/>
         </w:rPr>
         <w:t xml:space="preserve">选频错误，可能锁定到基频或错误泛音。</w:t>
       </w:r>
@@ -1761,7 +1959,7 @@
       </w:pPr>
       <w:r>
         <w:rPr>
-          <w:rFonts w:hint="eastAsia"/>
+          <w:rFonts w:hint="eastAsia" w:eastAsia="黑体"/>
           <w:b/>
           <w:bCs/>
         </w:rPr>
@@ -1769,6 +1967,7 @@
       </w:r>
       <w:r>
         <w:rPr>
+          <w:rFonts w:eastAsia="黑体"/>
           <w:b/>
           <w:bCs/>
         </w:rPr>
@@ -1781,6 +1980,7 @@
       </m:oMath>
       <w:r>
         <w:rPr>
+          <w:rFonts w:eastAsia="黑体"/>
           <w:b/>
           <w:bCs/>
         </w:rPr>
@@ -1788,21 +1988,27 @@
       </w:r>
       <w:r>
         <w:rPr>
-          <w:rFonts w:hint="eastAsia"/>
+          <w:rFonts w:hint="eastAsia" w:eastAsia="黑体"/>
           <w:b/>
           <w:bCs/>
         </w:rPr>
         <w:t xml:space="preserve">不足</w:t>
       </w:r>
       <w:r>
+        <w:rPr>
+          <w:rFonts w:eastAsia="黑体"/>
+        </w:rPr>
         <w:t xml:space="preserve"> </w:t>
       </w:r>
       <w:r>
+        <w:rPr>
+          <w:rFonts w:eastAsia="黑体"/>
+        </w:rPr>
         <w:t xml:space="preserve">→ </w:t>
       </w:r>
       <w:r>
         <w:rPr>
-          <w:rFonts w:hint="eastAsia"/>
+          <w:rFonts w:hint="eastAsia" w:eastAsia="黑体"/>
         </w:rPr>
         <w:t xml:space="preserve">基频抑制不够，易错振在基频。</w:t>
       </w:r>
@@ -1817,7 +2023,7 @@
       </w:pPr>
       <w:r>
         <w:rPr>
-          <w:rFonts w:hint="eastAsia"/>
+          <w:rFonts w:hint="eastAsia" w:eastAsia="黑体"/>
           <w:b/>
           <w:bCs/>
         </w:rPr>
@@ -1825,6 +2031,7 @@
       </w:r>
       <w:r>
         <w:rPr>
+          <w:rFonts w:eastAsia="黑体"/>
           <w:b/>
           <w:bCs/>
         </w:rPr>
@@ -1837,6 +2044,7 @@
       </m:oMath>
       <w:r>
         <w:rPr>
+          <w:rFonts w:eastAsia="黑体"/>
           <w:b/>
           <w:bCs/>
         </w:rPr>
@@ -1844,30 +2052,39 @@
       </w:r>
       <w:r>
         <w:rPr>
-          <w:rFonts w:hint="eastAsia"/>
+          <w:rFonts w:hint="eastAsia" w:eastAsia="黑体"/>
           <w:b/>
           <w:bCs/>
         </w:rPr>
         <w:t xml:space="preserve">增大</w:t>
       </w:r>
       <w:r>
+        <w:rPr>
+          <w:rFonts w:eastAsia="黑体"/>
+        </w:rPr>
         <w:t xml:space="preserve"> </w:t>
       </w:r>
       <w:r>
+        <w:rPr>
+          <w:rFonts w:eastAsia="黑体"/>
+        </w:rPr>
         <w:t xml:space="preserve">→ </w:t>
       </w:r>
       <w:r>
         <w:rPr>
-          <w:rFonts w:hint="eastAsia"/>
+          <w:rFonts w:hint="eastAsia" w:eastAsia="黑体"/>
         </w:rPr>
         <w:t xml:space="preserve">频率升高，但起振更难、需更高</w:t>
       </w:r>
       <w:r>
+        <w:rPr>
+          <w:rFonts w:eastAsia="黑体"/>
+        </w:rPr>
         <w:t xml:space="preserve"> Q </w:t>
       </w:r>
       <w:r>
         <w:rPr>
-          <w:rFonts w:hint="eastAsia"/>
+          <w:rFonts w:hint="eastAsia" w:eastAsia="黑体"/>
         </w:rPr>
         <w:t xml:space="preserve">选频。</w:t>
       </w:r>
@@ -1882,21 +2099,27 @@
       </w:pPr>
       <w:r>
         <w:rPr>
-          <w:rFonts w:hint="eastAsia"/>
+          <w:rFonts w:hint="eastAsia" w:eastAsia="黑体"/>
           <w:b/>
           <w:bCs/>
         </w:rPr>
         <w:t xml:space="preserve">负载电容变化</w:t>
       </w:r>
       <w:r>
+        <w:rPr>
+          <w:rFonts w:eastAsia="黑体"/>
+        </w:rPr>
         <w:t xml:space="preserve"> </w:t>
       </w:r>
       <w:r>
+        <w:rPr>
+          <w:rFonts w:eastAsia="黑体"/>
+        </w:rPr>
         <w:t xml:space="preserve">→ </w:t>
       </w:r>
       <w:r>
         <w:rPr>
-          <w:rFonts w:hint="eastAsia"/>
+          <w:rFonts w:hint="eastAsia" w:eastAsia="黑体"/>
         </w:rPr>
         <w:t xml:space="preserve">并联谐振频率微调，影响实际振荡频率。</w:t>
       </w:r>
@@ -1909,7 +2132,7 @@
       </w:pPr>
       <w:r>
         <w:rPr>
-          <w:rFonts w:hint="eastAsia"/>
+          <w:rFonts w:hint="eastAsia" w:eastAsia="黑体"/>
         </w:rPr>
         <w:t xml:space="preserve">典型参数示例</w:t>
       </w:r>
@@ -1924,11 +2147,14 @@
       </w:pPr>
       <w:r>
         <w:rPr>
-          <w:rFonts w:hint="eastAsia"/>
+          <w:rFonts w:hint="eastAsia" w:eastAsia="黑体"/>
         </w:rPr>
         <w:t xml:space="preserve">基频</w:t>
       </w:r>
       <w:r>
+        <w:rPr>
+          <w:rFonts w:eastAsia="黑体"/>
+        </w:rPr>
         <w:t xml:space="preserve"> </w:t>
       </w:r>
       <m:oMath>
@@ -1965,20 +2191,26 @@
         </m:r>
       </m:oMath>
       <w:r>
+        <w:rPr>
+          <w:rFonts w:eastAsia="黑体"/>
+        </w:rPr>
         <w:t xml:space="preserve"> </w:t>
       </w:r>
       <w:r>
         <w:rPr>
-          <w:rFonts w:hint="eastAsia"/>
+          <w:rFonts w:hint="eastAsia" w:eastAsia="黑体"/>
         </w:rPr>
         <w:t xml:space="preserve">的晶体工作于</w:t>
       </w:r>
       <w:r>
+        <w:rPr>
+          <w:rFonts w:eastAsia="黑体"/>
+        </w:rPr>
         <w:t xml:space="preserve"> 3 </w:t>
       </w:r>
       <w:r>
         <w:rPr>
-          <w:rFonts w:hint="eastAsia"/>
+          <w:rFonts w:hint="eastAsia" w:eastAsia="黑体"/>
         </w:rPr>
         <w:t xml:space="preserve">次泛音：</w:t>
       </w:r>
@@ -2017,16 +2249,19 @@
       </m:oMath>
       <w:r>
         <w:rPr>
-          <w:rFonts w:hint="eastAsia"/>
+          <w:rFonts w:hint="eastAsia" w:eastAsia="黑体"/>
         </w:rPr>
         <w:t xml:space="preserve">（实际略低于</w:t>
       </w:r>
       <w:r>
+        <w:rPr>
+          <w:rFonts w:eastAsia="黑体"/>
+        </w:rPr>
         <w:t xml:space="preserve"> 60 </w:t>
       </w:r>
       <w:r>
         <w:rPr>
-          <w:rFonts w:hint="eastAsia"/>
+          <w:rFonts w:hint="eastAsia" w:eastAsia="黑体"/>
         </w:rPr>
         <w:t xml:space="preserve">MHz）。</w:t>
       </w:r>
@@ -2041,11 +2276,14 @@
       </w:pPr>
       <w:r>
         <w:rPr>
-          <w:rFonts w:hint="eastAsia"/>
+          <w:rFonts w:hint="eastAsia" w:eastAsia="黑体"/>
         </w:rPr>
         <w:t xml:space="preserve">取</w:t>
       </w:r>
       <w:r>
+        <w:rPr>
+          <w:rFonts w:eastAsia="黑体"/>
+        </w:rPr>
         <w:t xml:space="preserve"> </w:t>
       </w:r>
       <m:oMath>
@@ -2076,6 +2314,9 @@
         </m:r>
       </m:oMath>
       <w:r>
+        <w:rPr>
+          <w:rFonts w:eastAsia="黑体"/>
+        </w:rPr>
         <w:t xml:space="preserve">、</w:t>
       </w:r>
       <m:oMath>
@@ -2103,11 +2344,14 @@
         </m:r>
       </m:oMath>
       <w:r>
+        <w:rPr>
+          <w:rFonts w:eastAsia="黑体"/>
+        </w:rPr>
         <w:t xml:space="preserve"> </w:t>
       </w:r>
       <w:r>
         <w:rPr>
-          <w:rFonts w:hint="eastAsia"/>
+          <w:rFonts w:hint="eastAsia" w:eastAsia="黑体"/>
         </w:rPr>
         <w:t xml:space="preserve">选频：</w:t>
       </w:r>
@@ -2247,7 +2491,7 @@
       </m:oMath>
       <w:r>
         <w:rPr>
-          <w:rFonts w:hint="eastAsia"/>
+          <w:rFonts w:hint="eastAsia" w:eastAsia="黑体"/>
         </w:rPr>
         <w:t xml:space="preserve">（需按目标泛音调）。</w:t>
       </w:r>
@@ -2260,7 +2504,7 @@
       </w:pPr>
       <w:r>
         <w:rPr>
-          <w:rFonts w:hint="eastAsia"/>
+          <w:rFonts w:hint="eastAsia" w:eastAsia="黑体"/>
         </w:rPr>
         <w:t xml:space="preserve">常见器件型号</w:t>
       </w:r>
@@ -2275,34 +2519,43 @@
       </w:pPr>
       <w:r>
         <w:rPr>
-          <w:rFonts w:hint="eastAsia"/>
+          <w:rFonts w:hint="eastAsia" w:eastAsia="黑体"/>
         </w:rPr>
         <w:t xml:space="preserve">泛音晶体：标准</w:t>
       </w:r>
       <w:r>
+        <w:rPr>
+          <w:rFonts w:eastAsia="黑体"/>
+        </w:rPr>
         <w:t xml:space="preserve"> 3 </w:t>
       </w:r>
       <w:r>
         <w:rPr>
-          <w:rFonts w:hint="eastAsia"/>
+          <w:rFonts w:hint="eastAsia" w:eastAsia="黑体"/>
         </w:rPr>
         <w:t xml:space="preserve">次</w:t>
       </w:r>
       <w:r>
+        <w:rPr>
+          <w:rFonts w:eastAsia="黑体"/>
+        </w:rPr>
         <w:t xml:space="preserve"> / 5 </w:t>
       </w:r>
       <w:r>
         <w:rPr>
-          <w:rFonts w:hint="eastAsia"/>
+          <w:rFonts w:hint="eastAsia" w:eastAsia="黑体"/>
         </w:rPr>
         <w:t xml:space="preserve">次泛音晶振（如</w:t>
       </w:r>
       <w:r>
+        <w:rPr>
+          <w:rFonts w:eastAsia="黑体"/>
+        </w:rPr>
         <w:t xml:space="preserve"> 30~150 MHz </w:t>
       </w:r>
       <w:r>
         <w:rPr>
-          <w:rFonts w:hint="eastAsia"/>
+          <w:rFonts w:hint="eastAsia" w:eastAsia="黑体"/>
         </w:rPr>
         <w:t xml:space="preserve">范围）；放大管：2SC1674、BFR93A、J310。</w:t>
       </w:r>
@@ -2315,7 +2568,7 @@
       </w:pPr>
       <w:r>
         <w:rPr>
-          <w:rFonts w:hint="eastAsia"/>
+          <w:rFonts w:hint="eastAsia" w:eastAsia="黑体"/>
         </w:rPr>
         <w:t xml:space="preserve">注意事项</w:t>
       </w:r>
@@ -2330,16 +2583,19 @@
       </w:pPr>
       <w:r>
         <w:rPr>
-          <w:rFonts w:hint="eastAsia"/>
+          <w:rFonts w:hint="eastAsia" w:eastAsia="黑体"/>
         </w:rPr>
         <w:t xml:space="preserve">必须有高</w:t>
       </w:r>
       <w:r>
+        <w:rPr>
+          <w:rFonts w:eastAsia="黑体"/>
+        </w:rPr>
         <w:t xml:space="preserve"> Q </w:t>
       </w:r>
       <w:r>
         <w:rPr>
-          <w:rFonts w:hint="eastAsia"/>
+          <w:rFonts w:hint="eastAsia" w:eastAsia="黑体"/>
         </w:rPr>
         <w:t xml:space="preserve">选频回路抑制基频，否则晶体优先在基频起振。</w:t>
       </w:r>
@@ -2354,7 +2610,7 @@
       </w:pPr>
       <w:r>
         <w:rPr>
-          <w:rFonts w:hint="eastAsia"/>
+          <w:rFonts w:hint="eastAsia" w:eastAsia="黑体"/>
         </w:rPr>
         <w:t xml:space="preserve">泛音频率并非基频整数倍（略低），标称值以晶体规格为准。</w:t>
       </w:r>
@@ -2369,7 +2625,7 @@
       </w:pPr>
       <w:r>
         <w:rPr>
-          <w:rFonts w:hint="eastAsia"/>
+          <w:rFonts w:hint="eastAsia" w:eastAsia="黑体"/>
         </w:rPr>
         <w:t xml:space="preserve">泛音晶振负载电容、驱动电平需匹配，过驱动会损坏晶体或激励错误模式。</w:t>
       </w:r>
@@ -2382,7 +2638,7 @@
       </w:pPr>
       <w:r>
         <w:rPr>
-          <w:rFonts w:hint="eastAsia"/>
+          <w:rFonts w:hint="eastAsia" w:eastAsia="黑体"/>
         </w:rPr>
         <w:t xml:space="preserve">参考资料</w:t>
       </w:r>
@@ -2396,11 +2652,14 @@
         </w:numPr>
       </w:pPr>
       <w:r>
+        <w:rPr>
+          <w:rFonts w:eastAsia="黑体"/>
+        </w:rPr>
         <w:t xml:space="preserve">Wikipedia: Crystal </w:t>
       </w:r>
       <w:r>
         <w:rPr>
-          <w:rFonts w:hint="eastAsia"/>
+          <w:rFonts w:hint="eastAsia" w:eastAsia="黑体"/>
         </w:rPr>
         <w:t xml:space="preserve">oscillator（泛音概念）。</w:t>
       </w:r>
@@ -2415,7 +2674,7 @@
       </w:pPr>
       <w:r>
         <w:rPr>
-          <w:rFonts w:hint="eastAsia"/>
+          <w:rFonts w:hint="eastAsia" w:eastAsia="黑体"/>
         </w:rPr>
         <w:t xml:space="preserve">《高频电子线路》（张肃文）。</w:t>
       </w:r>
@@ -2429,11 +2688,14 @@
         </w:numPr>
       </w:pPr>
       <w:r>
+        <w:rPr>
+          <w:rFonts w:eastAsia="黑体"/>
+        </w:rPr>
         <w:t xml:space="preserve">ECS / TXC: </w:t>
       </w:r>
       <w:r>
         <w:rPr>
-          <w:rFonts w:hint="eastAsia"/>
+          <w:rFonts w:hint="eastAsia" w:eastAsia="黑体"/>
         </w:rPr>
         <w:t xml:space="preserve">泛音晶体数据手册。</w:t>
       </w:r>
@@ -2447,11 +2709,11 @@
       </w:pPr>
       <w:r>
         <w:rPr>
-          <w:rFonts w:ascii="Times New Roman" w:hAnsi="Times New Roman"/>
+          <w:rFonts w:ascii="Times New Roman" w:hAnsi="Times New Roman" w:eastAsia="黑体"/>
           <w:color w:val="555555"/>
           <w:sz w:val="21"/>
         </w:rPr>
-        <w:t>材料收集者：杜文杰</w:t>
+        <w:t>材料收集者：杜文杰，WX手机：19519196569，QQ:3478827729</w:t>
       </w:r>
     </w:p>
     <w:sectPr>
@@ -2471,7 +2733,7 @@
 </file>
 
 <file path=word/footer1.xml><?xml version="1.0" encoding="utf-8"?>
-<w:ftr xmlns:m="http://schemas.openxmlformats.org/officeDocument/2006/math" xmlns:mc="http://schemas.openxmlformats.org/markup-compatibility/2006" xmlns:mo="http://schemas.microsoft.com/office/mac/office/2008/main" xmlns:mv="urn:schemas-microsoft-com:mac:vml" xmlns:o="urn:schemas-microsoft-com:office:office" xmlns:r="http://schemas.openxmlformats.org/officeDocument/2006/relationships" xmlns:v="urn:schemas-microsoft-com:vml" xmlns:w10="urn:schemas-microsoft-com:office:word" xmlns:w14="http://schemas.microsoft.com/office/word/2010/wordml" xmlns:w="http://schemas.openxmlformats.org/wordprocessingml/2006/main" xmlns:wne="http://schemas.microsoft.com/office/word/2006/wordml" xmlns:wp14="http://schemas.microsoft.com/office/word/2010/wordprocessingDrawing" xmlns:wp="http://schemas.openxmlformats.org/drawingml/2006/wordprocessingDrawing" xmlns:wpc="http://schemas.microsoft.com/office/word/2010/wordprocessingCanvas" xmlns:wpg="http://schemas.microsoft.com/office/word/2010/wordprocessingGroup" xmlns:wpi="http://schemas.microsoft.com/office/word/2010/wordprocessingInk" xmlns:wps="http://schemas.microsoft.com/office/word/2010/wordprocessingShape" mc:Ignorable="w14 wp14">
+<w:ftr xmlns:mc="http://schemas.openxmlformats.org/markup-compatibility/2006" xmlns:w="http://schemas.openxmlformats.org/wordprocessingml/2006/main" xmlns:m="http://schemas.openxmlformats.org/officeDocument/2006/math" xmlns:mo="http://schemas.microsoft.com/office/mac/office/2008/main" xmlns:mv="urn:schemas-microsoft-com:mac:vml" xmlns:o="urn:schemas-microsoft-com:office:office" xmlns:r="http://schemas.openxmlformats.org/officeDocument/2006/relationships" xmlns:v="urn:schemas-microsoft-com:vml" xmlns:w10="urn:schemas-microsoft-com:office:word" xmlns:w14="http://schemas.microsoft.com/office/word/2010/wordml" xmlns:wne="http://schemas.microsoft.com/office/word/2006/wordml" xmlns:wp14="http://schemas.microsoft.com/office/word/2010/wordprocessingDrawing" xmlns:wp="http://schemas.openxmlformats.org/drawingml/2006/wordprocessingDrawing" xmlns:wpc="http://schemas.microsoft.com/office/word/2010/wordprocessingCanvas" xmlns:wpg="http://schemas.microsoft.com/office/word/2010/wordprocessingGroup" xmlns:wpi="http://schemas.microsoft.com/office/word/2010/wordprocessingInk" xmlns:wps="http://schemas.microsoft.com/office/word/2010/wordprocessingShape" mc:Ignorable="w14 wp14">
   <w:p>
     <w:pPr>
       <w:pStyle w:val="Footer"/>
@@ -2479,12 +2741,14 @@
     </w:pPr>
     <w:r>
       <w:rPr>
+        <w:rFonts w:eastAsia="黑体"/>
         <w:sz w:val="18"/>
       </w:rPr>
       <w:t xml:space="preserve">第 </w:t>
     </w:r>
     <w:r>
       <w:rPr>
+        <w:rFonts w:eastAsia="黑体"/>
         <w:sz w:val="18"/>
       </w:rPr>
       <w:fldChar w:fldCharType="begin"/>
@@ -2493,6 +2757,7 @@
     </w:r>
     <w:r>
       <w:rPr>
+        <w:rFonts w:eastAsia="黑体"/>
         <w:sz w:val="18"/>
       </w:rPr>
       <w:t xml:space="preserve"> 页</w:t>
@@ -2506,6 +2771,9 @@
   <w:footnote w:type="continuationSeparator" w:id="0">
     <w:p>
       <w:r>
+        <w:rPr>
+          <w:rFonts w:eastAsia="黑体"/>
+        </w:rPr>
         <w:continuationSeparator/>
       </w:r>
     </w:p>
@@ -2513,6 +2781,9 @@
   <w:footnote w:type="separator" w:id="-1">
     <w:p>
       <w:r>
+        <w:rPr>
+          <w:rFonts w:eastAsia="黑体"/>
+        </w:rPr>
         <w:separator/>
       </w:r>
     </w:p>
@@ -2521,7 +2792,7 @@
 </file>
 
 <file path=word/header1.xml><?xml version="1.0" encoding="utf-8"?>
-<w:hdr xmlns:m="http://schemas.openxmlformats.org/officeDocument/2006/math" xmlns:mc="http://schemas.openxmlformats.org/markup-compatibility/2006" xmlns:mo="http://schemas.microsoft.com/office/mac/office/2008/main" xmlns:mv="urn:schemas-microsoft-com:mac:vml" xmlns:o="urn:schemas-microsoft-com:office:office" xmlns:r="http://schemas.openxmlformats.org/officeDocument/2006/relationships" xmlns:v="urn:schemas-microsoft-com:vml" xmlns:w10="urn:schemas-microsoft-com:office:word" xmlns:w14="http://schemas.microsoft.com/office/word/2010/wordml" xmlns:w="http://schemas.openxmlformats.org/wordprocessingml/2006/main" xmlns:wne="http://schemas.microsoft.com/office/word/2006/wordml" xmlns:wp14="http://schemas.microsoft.com/office/word/2010/wordprocessingDrawing" xmlns:wp="http://schemas.openxmlformats.org/drawingml/2006/wordprocessingDrawing" xmlns:wpc="http://schemas.microsoft.com/office/word/2010/wordprocessingCanvas" xmlns:wpg="http://schemas.microsoft.com/office/word/2010/wordprocessingGroup" xmlns:wpi="http://schemas.microsoft.com/office/word/2010/wordprocessingInk" xmlns:wps="http://schemas.microsoft.com/office/word/2010/wordprocessingShape" mc:Ignorable="w14 wp14">
+<w:hdr xmlns:mc="http://schemas.openxmlformats.org/markup-compatibility/2006" xmlns:w="http://schemas.openxmlformats.org/wordprocessingml/2006/main" xmlns:m="http://schemas.openxmlformats.org/officeDocument/2006/math" xmlns:mo="http://schemas.microsoft.com/office/mac/office/2008/main" xmlns:mv="urn:schemas-microsoft-com:mac:vml" xmlns:o="urn:schemas-microsoft-com:office:office" xmlns:r="http://schemas.openxmlformats.org/officeDocument/2006/relationships" xmlns:v="urn:schemas-microsoft-com:vml" xmlns:w10="urn:schemas-microsoft-com:office:word" xmlns:w14="http://schemas.microsoft.com/office/word/2010/wordml" xmlns:wne="http://schemas.microsoft.com/office/word/2006/wordml" xmlns:wp14="http://schemas.microsoft.com/office/word/2010/wordprocessingDrawing" xmlns:wp="http://schemas.openxmlformats.org/drawingml/2006/wordprocessingDrawing" xmlns:wpc="http://schemas.microsoft.com/office/word/2010/wordprocessingCanvas" xmlns:wpg="http://schemas.microsoft.com/office/word/2010/wordprocessingGroup" xmlns:wpi="http://schemas.microsoft.com/office/word/2010/wordprocessingInk" xmlns:wps="http://schemas.microsoft.com/office/word/2010/wordprocessingShape" mc:Ignorable="w14 wp14">
   <w:p>
     <w:pPr>
       <w:pStyle w:val="Header"/>
@@ -2529,7 +2800,7 @@
     </w:pPr>
     <w:r>
       <w:rPr>
-        <w:rFonts w:ascii="Times New Roman" w:hAnsi="Times New Roman"/>
+        <w:rFonts w:ascii="Times New Roman" w:hAnsi="Times New Roman" w:eastAsia="黑体"/>
         <w:sz w:val="18"/>
         <w:rFonts w:eastAsia="黑体"/>
         <w:rFonts w:eastAsia="黑体"/>
@@ -2541,7 +2812,7 @@
 </file>
 
 <file path=word/numbering.xml><?xml version="1.0" encoding="utf-8"?>
-<w:numbering xmlns:m="http://schemas.openxmlformats.org/officeDocument/2006/math" xmlns:mc="http://schemas.openxmlformats.org/markup-compatibility/2006" xmlns:mo="http://schemas.microsoft.com/office/mac/office/2008/main" xmlns:mv="urn:schemas-microsoft-com:mac:vml" xmlns:o="urn:schemas-microsoft-com:office:office" xmlns:r="http://schemas.openxmlformats.org/officeDocument/2006/relationships" xmlns:v="urn:schemas-microsoft-com:vml" xmlns:w="http://schemas.openxmlformats.org/wordprocessingml/2006/main" xmlns:w10="urn:schemas-microsoft-com:office:word" xmlns:w14="http://schemas.microsoft.com/office/word/2010/wordml" xmlns:wne="http://schemas.microsoft.com/office/word/2006/wordml" xmlns:wp="http://schemas.openxmlformats.org/drawingml/2006/wordprocessingDrawing" xmlns:wp14="http://schemas.microsoft.com/office/word/2010/wordprocessingDrawing" xmlns:wpc="http://schemas.microsoft.com/office/word/2010/wordprocessingCanvas" xmlns:wpg="http://schemas.microsoft.com/office/word/2010/wordprocessingGroup" xmlns:wpi="http://schemas.microsoft.com/office/word/2010/wordprocessingInk" xmlns:wps="http://schemas.microsoft.com/office/word/2010/wordprocessingShape" mc:Ignorable="w14 wp14">
+<w:numbering xmlns:mc="http://schemas.openxmlformats.org/markup-compatibility/2006" xmlns:w="http://schemas.openxmlformats.org/wordprocessingml/2006/main" xmlns:m="http://schemas.openxmlformats.org/officeDocument/2006/math" xmlns:mo="http://schemas.microsoft.com/office/mac/office/2008/main" xmlns:mv="urn:schemas-microsoft-com:mac:vml" xmlns:o="urn:schemas-microsoft-com:office:office" xmlns:r="http://schemas.openxmlformats.org/officeDocument/2006/relationships" xmlns:v="urn:schemas-microsoft-com:vml" xmlns:w10="urn:schemas-microsoft-com:office:word" xmlns:w14="http://schemas.microsoft.com/office/word/2010/wordml" xmlns:wne="http://schemas.microsoft.com/office/word/2006/wordml" xmlns:wp="http://schemas.openxmlformats.org/drawingml/2006/wordprocessingDrawing" xmlns:wp14="http://schemas.microsoft.com/office/word/2010/wordprocessingDrawing" xmlns:wpc="http://schemas.microsoft.com/office/word/2010/wordprocessingCanvas" xmlns:wpg="http://schemas.microsoft.com/office/word/2010/wordprocessingGroup" xmlns:wpi="http://schemas.microsoft.com/office/word/2010/wordprocessingInk" xmlns:wps="http://schemas.microsoft.com/office/word/2010/wordprocessingShape" mc:Ignorable="w14 wp14">
   <w:abstractNum w:abstractNumId="0">
     <w:nsid w:val="FFFFFF7C"/>
     <w:multiLevelType w:val="singleLevel"/>
@@ -2628,7 +2899,7 @@
         <w:ind w:hanging="360" w:left="1440"/>
       </w:pPr>
       <w:rPr>
-        <w:rFonts w:ascii="Symbol" w:hAnsi="Symbol" w:hint="default"/>
+        <w:rFonts w:ascii="Symbol" w:hAnsi="Symbol" w:hint="default" w:eastAsia="黑体"/>
       </w:rPr>
     </w:lvl>
   </w:abstractNum>
@@ -2649,7 +2920,7 @@
         <w:ind w:hanging="360" w:left="1080"/>
       </w:pPr>
       <w:rPr>
-        <w:rFonts w:ascii="Symbol" w:hAnsi="Symbol" w:hint="default"/>
+        <w:rFonts w:ascii="Symbol" w:hAnsi="Symbol" w:hint="default" w:eastAsia="黑体"/>
       </w:rPr>
     </w:lvl>
   </w:abstractNum>
@@ -2670,7 +2941,7 @@
         <w:ind w:hanging="360" w:left="720"/>
       </w:pPr>
       <w:rPr>
-        <w:rFonts w:ascii="Symbol" w:hAnsi="Symbol" w:hint="default"/>
+        <w:rFonts w:ascii="Symbol" w:hAnsi="Symbol" w:hint="default" w:eastAsia="黑体"/>
       </w:rPr>
     </w:lvl>
   </w:abstractNum>
@@ -2709,7 +2980,7 @@
         <w:ind w:hanging="360" w:left="360"/>
       </w:pPr>
       <w:rPr>
-        <w:rFonts w:ascii="Symbol" w:hAnsi="Symbol" w:hint="default"/>
+        <w:rFonts w:ascii="Symbol" w:hAnsi="Symbol" w:hint="default" w:eastAsia="黑体"/>
       </w:rPr>
     </w:lvl>
   </w:abstractNum>
@@ -2800,7 +3071,7 @@
         <w:ind w:left="720" w:hanging="360"/>
       </w:pPr>
       <w:rPr>
-        <w:rFonts w:ascii="Symbol" w:hAnsi="Symbol" w:cs="Symbol" w:hint="default"/>
+        <w:rFonts w:ascii="Symbol" w:hAnsi="Symbol" w:cs="Symbol" w:hint="default" w:eastAsia="黑体"/>
       </w:rPr>
     </w:lvl>
     <w:lvl w:ilvl="1">
@@ -2811,7 +3082,7 @@
         <w:ind w:left="1440" w:hanging="360"/>
       </w:pPr>
       <w:rPr>
-        <w:rFonts w:ascii="Courier New" w:hAnsi="Courier New" w:cs="Courier New" w:hint="default"/>
+        <w:rFonts w:ascii="Courier New" w:hAnsi="Courier New" w:cs="Courier New" w:hint="default" w:eastAsia="黑体"/>
       </w:rPr>
     </w:lvl>
     <w:lvl w:ilvl="2">
@@ -2822,7 +3093,7 @@
         <w:ind w:left="2160" w:hanging="360"/>
       </w:pPr>
       <w:rPr>
-        <w:rFonts w:ascii="Wingdings" w:hAnsi="Wingdings" w:cs="Wingdings" w:hint="default"/>
+        <w:rFonts w:ascii="Wingdings" w:hAnsi="Wingdings" w:cs="Wingdings" w:hint="default" w:eastAsia="黑体"/>
       </w:rPr>
     </w:lvl>
     <w:lvl w:ilvl="3">
@@ -2833,7 +3104,7 @@
         <w:ind w:left="2880" w:hanging="360"/>
       </w:pPr>
       <w:rPr>
-        <w:rFonts w:ascii="Symbol" w:hAnsi="Symbol" w:cs="Symbol" w:hint="default"/>
+        <w:rFonts w:ascii="Symbol" w:hAnsi="Symbol" w:cs="Symbol" w:hint="default" w:eastAsia="黑体"/>
       </w:rPr>
     </w:lvl>
     <w:lvl w:ilvl="4">
@@ -2844,7 +3115,7 @@
         <w:ind w:left="3600" w:hanging="360"/>
       </w:pPr>
       <w:rPr>
-        <w:rFonts w:ascii="Courier New" w:hAnsi="Courier New" w:cs="Courier New" w:hint="default"/>
+        <w:rFonts w:ascii="Courier New" w:hAnsi="Courier New" w:cs="Courier New" w:hint="default" w:eastAsia="黑体"/>
       </w:rPr>
     </w:lvl>
     <w:lvl w:ilvl="5">
@@ -2855,7 +3126,7 @@
         <w:ind w:left="4320" w:hanging="360"/>
       </w:pPr>
       <w:rPr>
-        <w:rFonts w:ascii="Wingdings" w:hAnsi="Wingdings" w:cs="Wingdings" w:hint="default"/>
+        <w:rFonts w:ascii="Wingdings" w:hAnsi="Wingdings" w:cs="Wingdings" w:hint="default" w:eastAsia="黑体"/>
       </w:rPr>
     </w:lvl>
     <w:lvl w:ilvl="6">
@@ -2866,7 +3137,7 @@
         <w:ind w:left="5040" w:hanging="360"/>
       </w:pPr>
       <w:rPr>
-        <w:rFonts w:ascii="Symbol" w:hAnsi="Symbol" w:cs="Symbol" w:hint="default"/>
+        <w:rFonts w:ascii="Symbol" w:hAnsi="Symbol" w:cs="Symbol" w:hint="default" w:eastAsia="黑体"/>
       </w:rPr>
     </w:lvl>
     <w:lvl w:ilvl="7">
@@ -2877,7 +3148,7 @@
         <w:ind w:left="5760" w:hanging="360"/>
       </w:pPr>
       <w:rPr>
-        <w:rFonts w:ascii="Courier New" w:hAnsi="Courier New" w:cs="Courier New" w:hint="default"/>
+        <w:rFonts w:ascii="Courier New" w:hAnsi="Courier New" w:cs="Courier New" w:hint="default" w:eastAsia="黑体"/>
       </w:rPr>
     </w:lvl>
     <w:lvl w:ilvl="8">
@@ -2888,7 +3159,7 @@
         <w:ind w:left="6480" w:hanging="360"/>
       </w:pPr>
       <w:rPr>
-        <w:rFonts w:ascii="Wingdings" w:hAnsi="Wingdings" w:cs="Wingdings" w:hint="default"/>
+        <w:rFonts w:ascii="Wingdings" w:hAnsi="Wingdings" w:cs="Wingdings" w:hint="default" w:eastAsia="黑体"/>
       </w:rPr>
     </w:lvl>
   </w:abstractNum>
@@ -2944,11 +3215,11 @@
 </file>
 
 <file path=word/styles.xml><?xml version="1.0" encoding="utf-8"?>
-<w:styles xmlns:mc="http://schemas.openxmlformats.org/markup-compatibility/2006" xmlns:r="http://schemas.openxmlformats.org/officeDocument/2006/relationships" xmlns:w="http://schemas.openxmlformats.org/wordprocessingml/2006/main" xmlns:w14="http://schemas.microsoft.com/office/word/2010/wordml" mc:Ignorable="w14">
+<w:styles xmlns:mc="http://schemas.openxmlformats.org/markup-compatibility/2006" xmlns:w="http://schemas.openxmlformats.org/wordprocessingml/2006/main" xmlns:r="http://schemas.openxmlformats.org/officeDocument/2006/relationships" xmlns:w14="http://schemas.microsoft.com/office/word/2010/wordml" mc:Ignorable="w14">
   <w:docDefaults>
     <w:rPrDefault>
       <w:rPr>
-        <w:rFonts w:asciiTheme="minorHAnsi" w:cstheme="minorBidi" w:eastAsiaTheme="minorEastAsia" w:hAnsiTheme="minorHAnsi"/>
+        <w:rFonts w:asciiTheme="minorHAnsi" w:cstheme="minorBidi" w:hAnsiTheme="minorHAnsi" w:eastAsia="黑体"/>
         <w:sz w:val="22"/>
         <w:szCs w:val="22"/>
         <w:lang w:bidi="ar-SA" w:eastAsia="en-US" w:val="en-US"/>
@@ -3170,7 +3441,7 @@
       <w:outlineLvl w:val="0"/>
     </w:pPr>
     <w:rPr>
-      <w:rFonts w:ascii="Times New Roman" w:asciiTheme="majorHAnsi" w:cstheme="majorBidi" w:eastAsia="黑体" w:eastAsiaTheme="majorEastAsia" w:hAnsi="Times New Roman" w:hAnsiTheme="majorHAnsi"/>
+      <w:rFonts w:ascii="Times New Roman" w:asciiTheme="majorHAnsi" w:cstheme="majorBidi" w:eastAsia="黑体" w:hAnsi="Times New Roman" w:hAnsiTheme="majorHAnsi"/>
       <w:b/>
       <w:bCs/>
       <w:color w:val="1F3864"/>
@@ -3194,7 +3465,7 @@
       <w:outlineLvl w:val="1"/>
     </w:pPr>
     <w:rPr>
-      <w:rFonts w:ascii="Times New Roman" w:asciiTheme="majorHAnsi" w:cstheme="majorBidi" w:eastAsia="黑体" w:eastAsiaTheme="majorEastAsia" w:hAnsi="Times New Roman" w:hAnsiTheme="majorHAnsi"/>
+      <w:rFonts w:ascii="Times New Roman" w:asciiTheme="majorHAnsi" w:cstheme="majorBidi" w:eastAsia="黑体" w:hAnsi="Times New Roman" w:hAnsiTheme="majorHAnsi"/>
       <w:b/>
       <w:bCs/>
       <w:color w:val="2E4E7E"/>
@@ -3218,7 +3489,7 @@
       <w:outlineLvl w:val="2"/>
     </w:pPr>
     <w:rPr>
-      <w:rFonts w:ascii="Times New Roman" w:asciiTheme="majorHAnsi" w:cstheme="majorBidi" w:eastAsia="黑体" w:eastAsiaTheme="majorEastAsia" w:hAnsi="Times New Roman" w:hAnsiTheme="majorHAnsi"/>
+      <w:rFonts w:ascii="Times New Roman" w:asciiTheme="majorHAnsi" w:cstheme="majorBidi" w:eastAsia="黑体" w:hAnsi="Times New Roman" w:hAnsiTheme="majorHAnsi"/>
       <w:b/>
       <w:bCs/>
       <w:color w:val="2E4E7E"/>
@@ -3242,7 +3513,7 @@
       <w:outlineLvl w:val="3"/>
     </w:pPr>
     <w:rPr>
-      <w:rFonts w:ascii="Times New Roman" w:asciiTheme="majorHAnsi" w:cstheme="majorBidi" w:eastAsia="黑体" w:eastAsiaTheme="majorEastAsia" w:hAnsi="Times New Roman" w:hAnsiTheme="majorHAnsi"/>
+      <w:rFonts w:ascii="Times New Roman" w:asciiTheme="majorHAnsi" w:cstheme="majorBidi" w:eastAsia="黑体" w:hAnsi="Times New Roman" w:hAnsiTheme="majorHAnsi"/>
       <w:b/>
       <w:bCs/>
       <w:i/>
@@ -3268,7 +3539,7 @@
       <w:outlineLvl w:val="4"/>
     </w:pPr>
     <w:rPr>
-      <w:rFonts w:ascii="Times New Roman" w:asciiTheme="majorHAnsi" w:cstheme="majorBidi" w:eastAsia="黑体" w:eastAsiaTheme="majorEastAsia" w:hAnsi="Times New Roman" w:hAnsiTheme="majorHAnsi"/>
+      <w:rFonts w:ascii="Times New Roman" w:asciiTheme="majorHAnsi" w:cstheme="majorBidi" w:eastAsia="黑体" w:hAnsi="Times New Roman" w:hAnsiTheme="majorHAnsi"/>
       <w:b/>
       <w:color w:val="333333"/>
       <w:sz w:val="22"/>
@@ -3291,7 +3562,7 @@
       <w:outlineLvl w:val="5"/>
     </w:pPr>
     <w:rPr>
-      <w:rFonts w:asciiTheme="majorHAnsi" w:cstheme="majorBidi" w:eastAsiaTheme="majorEastAsia" w:hAnsiTheme="majorHAnsi"/>
+      <w:rFonts w:asciiTheme="majorHAnsi" w:cstheme="majorBidi" w:hAnsiTheme="majorHAnsi" w:eastAsia="黑体"/>
       <w:i/>
       <w:iCs/>
       <w:color w:themeColor="accent1" w:themeShade="7F" w:val="243F60"/>
@@ -3314,7 +3585,7 @@
       <w:outlineLvl w:val="6"/>
     </w:pPr>
     <w:rPr>
-      <w:rFonts w:asciiTheme="majorHAnsi" w:cstheme="majorBidi" w:eastAsiaTheme="majorEastAsia" w:hAnsiTheme="majorHAnsi"/>
+      <w:rFonts w:asciiTheme="majorHAnsi" w:cstheme="majorBidi" w:hAnsiTheme="majorHAnsi" w:eastAsia="黑体"/>
       <w:i/>
       <w:iCs/>
       <w:color w:themeColor="text1" w:themeTint="BF" w:val="404040"/>
@@ -3337,7 +3608,7 @@
       <w:outlineLvl w:val="7"/>
     </w:pPr>
     <w:rPr>
-      <w:rFonts w:asciiTheme="majorHAnsi" w:cstheme="majorBidi" w:eastAsiaTheme="majorEastAsia" w:hAnsiTheme="majorHAnsi"/>
+      <w:rFonts w:asciiTheme="majorHAnsi" w:cstheme="majorBidi" w:hAnsiTheme="majorHAnsi" w:eastAsia="黑体"/>
       <w:color w:themeColor="accent1" w:val="4F81BD"/>
       <w:sz w:val="20"/>
       <w:szCs w:val="20"/>
@@ -3360,7 +3631,7 @@
       <w:outlineLvl w:val="8"/>
     </w:pPr>
     <w:rPr>
-      <w:rFonts w:asciiTheme="majorHAnsi" w:cstheme="majorBidi" w:eastAsiaTheme="majorEastAsia" w:hAnsiTheme="majorHAnsi"/>
+      <w:rFonts w:asciiTheme="majorHAnsi" w:cstheme="majorBidi" w:hAnsiTheme="majorHAnsi" w:eastAsia="黑体"/>
       <w:i/>
       <w:iCs/>
       <w:color w:themeColor="text1" w:themeTint="BF" w:val="404040"/>
@@ -3411,7 +3682,7 @@
     <w:uiPriority w:val="9"/>
     <w:rsid w:val="00FC693F"/>
     <w:rPr>
-      <w:rFonts w:asciiTheme="majorHAnsi" w:cstheme="majorBidi" w:eastAsiaTheme="majorEastAsia" w:hAnsiTheme="majorHAnsi"/>
+      <w:rFonts w:asciiTheme="majorHAnsi" w:cstheme="majorBidi" w:hAnsiTheme="majorHAnsi" w:eastAsia="黑体"/>
       <w:b/>
       <w:bCs/>
       <w:color w:themeColor="accent1" w:themeShade="BF" w:val="365F91"/>
@@ -3426,7 +3697,7 @@
     <w:uiPriority w:val="9"/>
     <w:rsid w:val="00FC693F"/>
     <w:rPr>
-      <w:rFonts w:asciiTheme="majorHAnsi" w:cstheme="majorBidi" w:eastAsiaTheme="majorEastAsia" w:hAnsiTheme="majorHAnsi"/>
+      <w:rFonts w:asciiTheme="majorHAnsi" w:cstheme="majorBidi" w:hAnsiTheme="majorHAnsi" w:eastAsia="黑体"/>
       <w:b/>
       <w:bCs/>
       <w:color w:themeColor="accent1" w:val="4F81BD"/>
@@ -3441,7 +3712,7 @@
     <w:uiPriority w:val="9"/>
     <w:rsid w:val="00FC693F"/>
     <w:rPr>
-      <w:rFonts w:asciiTheme="majorHAnsi" w:cstheme="majorBidi" w:eastAsiaTheme="majorEastAsia" w:hAnsiTheme="majorHAnsi"/>
+      <w:rFonts w:asciiTheme="majorHAnsi" w:cstheme="majorBidi" w:hAnsiTheme="majorHAnsi" w:eastAsia="黑体"/>
       <w:b/>
       <w:bCs/>
       <w:color w:themeColor="accent1" w:val="4F81BD"/>
@@ -3464,7 +3735,7 @@
       <w:contextualSpacing/>
     </w:pPr>
     <w:rPr>
-      <w:rFonts w:ascii="Times New Roman" w:asciiTheme="majorHAnsi" w:cstheme="majorBidi" w:eastAsia="黑体" w:eastAsiaTheme="majorEastAsia" w:hAnsi="Times New Roman" w:hAnsiTheme="majorHAnsi"/>
+      <w:rFonts w:ascii="Times New Roman" w:asciiTheme="majorHAnsi" w:cstheme="majorBidi" w:eastAsia="黑体" w:hAnsi="Times New Roman" w:hAnsiTheme="majorHAnsi"/>
       <w:b/>
       <w:color w:val="1F3864"/>
       <w:spacing w:val="5"/>
@@ -3480,7 +3751,7 @@
     <w:uiPriority w:val="10"/>
     <w:rsid w:val="00FC693F"/>
     <w:rPr>
-      <w:rFonts w:asciiTheme="majorHAnsi" w:cstheme="majorBidi" w:eastAsiaTheme="majorEastAsia" w:hAnsiTheme="majorHAnsi"/>
+      <w:rFonts w:asciiTheme="majorHAnsi" w:cstheme="majorBidi" w:hAnsiTheme="majorHAnsi" w:eastAsia="黑体"/>
       <w:color w:themeColor="text2" w:themeShade="BF" w:val="17365D"/>
       <w:spacing w:val="5"/>
       <w:kern w:val="28"/>
@@ -3502,7 +3773,7 @@
       </w:numPr>
     </w:pPr>
     <w:rPr>
-      <w:rFonts w:asciiTheme="majorHAnsi" w:cstheme="majorBidi" w:eastAsiaTheme="majorEastAsia" w:hAnsiTheme="majorHAnsi"/>
+      <w:rFonts w:asciiTheme="majorHAnsi" w:cstheme="majorBidi" w:hAnsiTheme="majorHAnsi" w:eastAsia="黑体"/>
       <w:i/>
       <w:iCs/>
       <w:color w:themeColor="accent1" w:val="4F81BD"/>
@@ -3518,7 +3789,7 @@
     <w:uiPriority w:val="11"/>
     <w:rsid w:val="00FC693F"/>
     <w:rPr>
-      <w:rFonts w:asciiTheme="majorHAnsi" w:cstheme="majorBidi" w:eastAsiaTheme="majorEastAsia" w:hAnsiTheme="majorHAnsi"/>
+      <w:rFonts w:asciiTheme="majorHAnsi" w:cstheme="majorBidi" w:hAnsiTheme="majorHAnsi" w:eastAsia="黑体"/>
       <w:i/>
       <w:iCs/>
       <w:color w:themeColor="accent1" w:val="4F81BD"/>
@@ -3585,6 +3856,7 @@
       <w:spacing w:after="120"/>
     </w:pPr>
     <w:rPr>
+      <w:rFonts w:eastAsia="黑体"/>
       <w:sz w:val="16"/>
       <w:szCs w:val="16"/>
     </w:rPr>
@@ -3596,6 +3868,7 @@
     <w:uiPriority w:val="99"/>
     <w:rsid w:val="00AA1D8D"/>
     <w:rPr>
+      <w:rFonts w:eastAsia="黑体"/>
       <w:sz w:val="16"/>
       <w:szCs w:val="16"/>
     </w:rPr>
@@ -3765,7 +4038,7 @@
       </w:tabs>
     </w:pPr>
     <w:rPr>
-      <w:rFonts w:ascii="Courier" w:hAnsi="Courier"/>
+      <w:rFonts w:ascii="Courier" w:hAnsi="Courier" w:eastAsia="黑体"/>
       <w:sz w:val="20"/>
       <w:szCs w:val="20"/>
     </w:rPr>
@@ -3777,7 +4050,7 @@
     <w:uiPriority w:val="99"/>
     <w:rsid w:val="0029639D"/>
     <w:rPr>
-      <w:rFonts w:ascii="Courier" w:hAnsi="Courier"/>
+      <w:rFonts w:ascii="Courier" w:hAnsi="Courier" w:eastAsia="黑体"/>
       <w:sz w:val="20"/>
       <w:szCs w:val="20"/>
     </w:rPr>
@@ -3813,6 +4086,7 @@
     <w:uiPriority w:val="29"/>
     <w:rsid w:val="00FC693F"/>
     <w:rPr>
+      <w:rFonts w:eastAsia="黑体"/>
       <w:i/>
       <w:iCs/>
       <w:color w:themeColor="text1" w:val="000000"/>
@@ -3826,7 +4100,7 @@
     <w:semiHidden/>
     <w:rsid w:val="00FC693F"/>
     <w:rPr>
-      <w:rFonts w:asciiTheme="majorHAnsi" w:cstheme="majorBidi" w:eastAsiaTheme="majorEastAsia" w:hAnsiTheme="majorHAnsi"/>
+      <w:rFonts w:asciiTheme="majorHAnsi" w:cstheme="majorBidi" w:hAnsiTheme="majorHAnsi" w:eastAsia="黑体"/>
       <w:b/>
       <w:bCs/>
       <w:i/>
@@ -3842,7 +4116,7 @@
     <w:semiHidden/>
     <w:rsid w:val="00FC693F"/>
     <w:rPr>
-      <w:rFonts w:asciiTheme="majorHAnsi" w:cstheme="majorBidi" w:eastAsiaTheme="majorEastAsia" w:hAnsiTheme="majorHAnsi"/>
+      <w:rFonts w:asciiTheme="majorHAnsi" w:cstheme="majorBidi" w:hAnsiTheme="majorHAnsi" w:eastAsia="黑体"/>
       <w:color w:themeColor="accent1" w:themeShade="7F" w:val="243F60"/>
     </w:rPr>
   </w:style>
@@ -3854,7 +4128,7 @@
     <w:semiHidden/>
     <w:rsid w:val="00FC693F"/>
     <w:rPr>
-      <w:rFonts w:asciiTheme="majorHAnsi" w:cstheme="majorBidi" w:eastAsiaTheme="majorEastAsia" w:hAnsiTheme="majorHAnsi"/>
+      <w:rFonts w:asciiTheme="majorHAnsi" w:cstheme="majorBidi" w:hAnsiTheme="majorHAnsi" w:eastAsia="黑体"/>
       <w:i/>
       <w:iCs/>
       <w:color w:themeColor="accent1" w:themeShade="7F" w:val="243F60"/>
@@ -3868,7 +4142,7 @@
     <w:semiHidden/>
     <w:rsid w:val="00FC693F"/>
     <w:rPr>
-      <w:rFonts w:asciiTheme="majorHAnsi" w:cstheme="majorBidi" w:eastAsiaTheme="majorEastAsia" w:hAnsiTheme="majorHAnsi"/>
+      <w:rFonts w:asciiTheme="majorHAnsi" w:cstheme="majorBidi" w:hAnsiTheme="majorHAnsi" w:eastAsia="黑体"/>
       <w:i/>
       <w:iCs/>
       <w:color w:themeColor="text1" w:themeTint="BF" w:val="404040"/>
@@ -3882,7 +4156,7 @@
     <w:semiHidden/>
     <w:rsid w:val="00FC693F"/>
     <w:rPr>
-      <w:rFonts w:asciiTheme="majorHAnsi" w:cstheme="majorBidi" w:eastAsiaTheme="majorEastAsia" w:hAnsiTheme="majorHAnsi"/>
+      <w:rFonts w:asciiTheme="majorHAnsi" w:cstheme="majorBidi" w:hAnsiTheme="majorHAnsi" w:eastAsia="黑体"/>
       <w:color w:themeColor="accent1" w:val="4F81BD"/>
       <w:sz w:val="20"/>
       <w:szCs w:val="20"/>
@@ -3896,7 +4170,7 @@
     <w:semiHidden/>
     <w:rsid w:val="00FC693F"/>
     <w:rPr>
-      <w:rFonts w:asciiTheme="majorHAnsi" w:cstheme="majorBidi" w:eastAsiaTheme="majorEastAsia" w:hAnsiTheme="majorHAnsi"/>
+      <w:rFonts w:asciiTheme="majorHAnsi" w:cstheme="majorBidi" w:hAnsiTheme="majorHAnsi" w:eastAsia="黑体"/>
       <w:i/>
       <w:iCs/>
       <w:color w:themeColor="text1" w:themeTint="BF" w:val="404040"/>
@@ -3917,6 +4191,7 @@
       <w:spacing w:line="240" w:lineRule="auto"/>
     </w:pPr>
     <w:rPr>
+      <w:rFonts w:eastAsia="黑体"/>
       <w:b/>
       <w:bCs/>
       <w:color w:themeColor="accent1" w:val="4F81BD"/>
@@ -3931,6 +4206,7 @@
     <w:qFormat/>
     <w:rsid w:val="00FC693F"/>
     <w:rPr>
+      <w:rFonts w:eastAsia="黑体"/>
       <w:b/>
       <w:bCs/>
     </w:rPr>
@@ -3942,6 +4218,7 @@
     <w:qFormat/>
     <w:rsid w:val="00FC693F"/>
     <w:rPr>
+      <w:rFonts w:eastAsia="黑体"/>
       <w:i/>
       <w:iCs/>
     </w:rPr>
@@ -3962,6 +4239,7 @@
       <w:ind w:left="936" w:right="936"/>
     </w:pPr>
     <w:rPr>
+      <w:rFonts w:eastAsia="黑体"/>
       <w:b/>
       <w:bCs/>
       <w:i/>
@@ -3976,6 +4254,7 @@
     <w:uiPriority w:val="30"/>
     <w:rsid w:val="00FC693F"/>
     <w:rPr>
+      <w:rFonts w:eastAsia="黑体"/>
       <w:b/>
       <w:bCs/>
       <w:i/>
@@ -3990,6 +4269,7 @@
     <w:qFormat/>
     <w:rsid w:val="00FC693F"/>
     <w:rPr>
+      <w:rFonts w:eastAsia="黑体"/>
       <w:i/>
       <w:iCs/>
       <w:color w:themeColor="text1" w:themeTint="7F" w:val="808080"/>
@@ -4002,6 +4282,7 @@
     <w:qFormat/>
     <w:rsid w:val="00FC693F"/>
     <w:rPr>
+      <w:rFonts w:eastAsia="黑体"/>
       <w:b/>
       <w:bCs/>
       <w:i/>
@@ -4016,6 +4297,7 @@
     <w:qFormat/>
     <w:rsid w:val="00FC693F"/>
     <w:rPr>
+      <w:rFonts w:eastAsia="黑体"/>
       <w:smallCaps/>
       <w:color w:themeColor="accent2" w:val="C0504D"/>
       <w:u w:val="single"/>
@@ -4028,6 +4310,7 @@
     <w:qFormat/>
     <w:rsid w:val="00FC693F"/>
     <w:rPr>
+      <w:rFonts w:eastAsia="黑体"/>
       <w:b/>
       <w:bCs/>
       <w:smallCaps/>
@@ -4043,6 +4326,7 @@
     <w:qFormat/>
     <w:rsid w:val="00FC693F"/>
     <w:rPr>
+      <w:rFonts w:eastAsia="黑体"/>
       <w:b/>
       <w:bCs/>
       <w:smallCaps/>
@@ -4097,6 +4381,7 @@
       <w:spacing w:after="0" w:line="240" w:lineRule="auto"/>
     </w:pPr>
     <w:rPr>
+      <w:rFonts w:eastAsia="黑体"/>
       <w:color w:themeColor="text1" w:themeShade="BF" w:val="000000"/>
     </w:rPr>
     <w:tblPr>
@@ -4119,6 +4404,7 @@
         <w:spacing w:after="0" w:before="0" w:line="240" w:lineRule="auto"/>
       </w:pPr>
       <w:rPr>
+        <w:rFonts w:eastAsia="黑体"/>
         <w:b/>
         <w:bCs/>
       </w:rPr>
@@ -4139,6 +4425,7 @@
         <w:spacing w:after="0" w:before="0" w:line="240" w:lineRule="auto"/>
       </w:pPr>
       <w:rPr>
+        <w:rFonts w:eastAsia="黑体"/>
         <w:b/>
         <w:bCs/>
       </w:rPr>
@@ -4156,12 +4443,14 @@
     </w:tblStylePr>
     <w:tblStylePr w:type="firstCol">
       <w:rPr>
+        <w:rFonts w:eastAsia="黑体"/>
         <w:b/>
         <w:bCs/>
       </w:rPr>
     </w:tblStylePr>
     <w:tblStylePr w:type="lastCol">
       <w:rPr>
+        <w:rFonts w:eastAsia="黑体"/>
         <w:b/>
         <w:bCs/>
       </w:rPr>
@@ -4200,6 +4489,7 @@
       <w:spacing w:after="0" w:line="240" w:lineRule="auto"/>
     </w:pPr>
     <w:rPr>
+      <w:rFonts w:eastAsia="黑体"/>
       <w:color w:themeColor="accent1" w:themeShade="BF" w:val="365F91"/>
     </w:rPr>
     <w:tblPr>
@@ -4222,6 +4512,7 @@
         <w:spacing w:after="0" w:before="0" w:line="240" w:lineRule="auto"/>
       </w:pPr>
       <w:rPr>
+        <w:rFonts w:eastAsia="黑体"/>
         <w:b/>
         <w:bCs/>
       </w:rPr>
@@ -4242,6 +4533,7 @@
         <w:spacing w:after="0" w:before="0" w:line="240" w:lineRule="auto"/>
       </w:pPr>
       <w:rPr>
+        <w:rFonts w:eastAsia="黑体"/>
         <w:b/>
         <w:bCs/>
       </w:rPr>
@@ -4259,12 +4551,14 @@
     </w:tblStylePr>
     <w:tblStylePr w:type="firstCol">
       <w:rPr>
+        <w:rFonts w:eastAsia="黑体"/>
         <w:b/>
         <w:bCs/>
       </w:rPr>
     </w:tblStylePr>
     <w:tblStylePr w:type="lastCol">
       <w:rPr>
+        <w:rFonts w:eastAsia="黑体"/>
         <w:b/>
         <w:bCs/>
       </w:rPr>
@@ -4303,6 +4597,7 @@
       <w:spacing w:after="0" w:line="240" w:lineRule="auto"/>
     </w:pPr>
     <w:rPr>
+      <w:rFonts w:eastAsia="黑体"/>
       <w:color w:themeColor="accent2" w:themeShade="BF" w:val="943634"/>
     </w:rPr>
     <w:tblPr>
@@ -4325,6 +4620,7 @@
         <w:spacing w:after="0" w:before="0" w:line="240" w:lineRule="auto"/>
       </w:pPr>
       <w:rPr>
+        <w:rFonts w:eastAsia="黑体"/>
         <w:b/>
         <w:bCs/>
       </w:rPr>
@@ -4345,6 +4641,7 @@
         <w:spacing w:after="0" w:before="0" w:line="240" w:lineRule="auto"/>
       </w:pPr>
       <w:rPr>
+        <w:rFonts w:eastAsia="黑体"/>
         <w:b/>
         <w:bCs/>
       </w:rPr>
@@ -4362,12 +4659,14 @@
     </w:tblStylePr>
     <w:tblStylePr w:type="firstCol">
       <w:rPr>
+        <w:rFonts w:eastAsia="黑体"/>
         <w:b/>
         <w:bCs/>
       </w:rPr>
     </w:tblStylePr>
     <w:tblStylePr w:type="lastCol">
       <w:rPr>
+        <w:rFonts w:eastAsia="黑体"/>
         <w:b/>
         <w:bCs/>
       </w:rPr>
@@ -4406,6 +4705,7 @@
       <w:spacing w:after="0" w:line="240" w:lineRule="auto"/>
     </w:pPr>
     <w:rPr>
+      <w:rFonts w:eastAsia="黑体"/>
       <w:color w:themeColor="accent3" w:themeShade="BF" w:val="76923C"/>
     </w:rPr>
     <w:tblPr>
@@ -4428,6 +4728,7 @@
         <w:spacing w:after="0" w:before="0" w:line="240" w:lineRule="auto"/>
       </w:pPr>
       <w:rPr>
+        <w:rFonts w:eastAsia="黑体"/>
         <w:b/>
         <w:bCs/>
       </w:rPr>
@@ -4448,6 +4749,7 @@
         <w:spacing w:after="0" w:before="0" w:line="240" w:lineRule="auto"/>
       </w:pPr>
       <w:rPr>
+        <w:rFonts w:eastAsia="黑体"/>
         <w:b/>
         <w:bCs/>
       </w:rPr>
@@ -4465,12 +4767,14 @@
     </w:tblStylePr>
     <w:tblStylePr w:type="firstCol">
       <w:rPr>
+        <w:rFonts w:eastAsia="黑体"/>
         <w:b/>
         <w:bCs/>
       </w:rPr>
     </w:tblStylePr>
     <w:tblStylePr w:type="lastCol">
       <w:rPr>
+        <w:rFonts w:eastAsia="黑体"/>
         <w:b/>
         <w:bCs/>
       </w:rPr>
@@ -4509,6 +4813,7 @@
       <w:spacing w:after="0" w:line="240" w:lineRule="auto"/>
     </w:pPr>
     <w:rPr>
+      <w:rFonts w:eastAsia="黑体"/>
       <w:color w:themeColor="accent4" w:themeShade="BF" w:val="5F497A"/>
     </w:rPr>
     <w:tblPr>
@@ -4531,6 +4836,7 @@
         <w:spacing w:after="0" w:before="0" w:line="240" w:lineRule="auto"/>
       </w:pPr>
       <w:rPr>
+        <w:rFonts w:eastAsia="黑体"/>
         <w:b/>
         <w:bCs/>
       </w:rPr>
@@ -4551,6 +4857,7 @@
         <w:spacing w:after="0" w:before="0" w:line="240" w:lineRule="auto"/>
       </w:pPr>
       <w:rPr>
+        <w:rFonts w:eastAsia="黑体"/>
         <w:b/>
         <w:bCs/>
       </w:rPr>
@@ -4568,12 +4875,14 @@
     </w:tblStylePr>
     <w:tblStylePr w:type="firstCol">
       <w:rPr>
+        <w:rFonts w:eastAsia="黑体"/>
         <w:b/>
         <w:bCs/>
       </w:rPr>
     </w:tblStylePr>
     <w:tblStylePr w:type="lastCol">
       <w:rPr>
+        <w:rFonts w:eastAsia="黑体"/>
         <w:b/>
         <w:bCs/>
       </w:rPr>
@@ -4612,6 +4921,7 @@
       <w:spacing w:after="0" w:line="240" w:lineRule="auto"/>
     </w:pPr>
     <w:rPr>
+      <w:rFonts w:eastAsia="黑体"/>
       <w:color w:themeColor="accent5" w:themeShade="BF" w:val="31849B"/>
     </w:rPr>
     <w:tblPr>
@@ -4634,6 +4944,7 @@
         <w:spacing w:after="0" w:before="0" w:line="240" w:lineRule="auto"/>
       </w:pPr>
       <w:rPr>
+        <w:rFonts w:eastAsia="黑体"/>
         <w:b/>
         <w:bCs/>
       </w:rPr>
@@ -4654,6 +4965,7 @@
         <w:spacing w:after="0" w:before="0" w:line="240" w:lineRule="auto"/>
       </w:pPr>
       <w:rPr>
+        <w:rFonts w:eastAsia="黑体"/>
         <w:b/>
         <w:bCs/>
       </w:rPr>
@@ -4671,12 +4983,14 @@
     </w:tblStylePr>
     <w:tblStylePr w:type="firstCol">
       <w:rPr>
+        <w:rFonts w:eastAsia="黑体"/>
         <w:b/>
         <w:bCs/>
       </w:rPr>
     </w:tblStylePr>
     <w:tblStylePr w:type="lastCol">
       <w:rPr>
+        <w:rFonts w:eastAsia="黑体"/>
         <w:b/>
         <w:bCs/>
       </w:rPr>
@@ -4715,6 +5029,7 @@
       <w:spacing w:after="0" w:line="240" w:lineRule="auto"/>
     </w:pPr>
     <w:rPr>
+      <w:rFonts w:eastAsia="黑体"/>
       <w:color w:themeColor="accent6" w:themeShade="BF" w:val="E36C0A"/>
     </w:rPr>
     <w:tblPr>
@@ -4737,6 +5052,7 @@
         <w:spacing w:after="0" w:before="0" w:line="240" w:lineRule="auto"/>
       </w:pPr>
       <w:rPr>
+        <w:rFonts w:eastAsia="黑体"/>
         <w:b/>
         <w:bCs/>
       </w:rPr>
@@ -4757,6 +5073,7 @@
         <w:spacing w:after="0" w:before="0" w:line="240" w:lineRule="auto"/>
       </w:pPr>
       <w:rPr>
+        <w:rFonts w:eastAsia="黑体"/>
         <w:b/>
         <w:bCs/>
       </w:rPr>
@@ -4774,12 +5091,14 @@
     </w:tblStylePr>
     <w:tblStylePr w:type="firstCol">
       <w:rPr>
+        <w:rFonts w:eastAsia="黑体"/>
         <w:b/>
         <w:bCs/>
       </w:rPr>
     </w:tblStylePr>
     <w:tblStylePr w:type="lastCol">
       <w:rPr>
+        <w:rFonts w:eastAsia="黑体"/>
         <w:b/>
         <w:bCs/>
       </w:rPr>
@@ -4839,6 +5158,7 @@
         <w:spacing w:after="0" w:before="0" w:line="240" w:lineRule="auto"/>
       </w:pPr>
       <w:rPr>
+        <w:rFonts w:eastAsia="黑体"/>
         <w:b/>
         <w:bCs/>
         <w:color w:themeColor="background1" w:val="FFFFFF"/>
@@ -4853,6 +5173,7 @@
         <w:spacing w:after="0" w:before="0" w:line="240" w:lineRule="auto"/>
       </w:pPr>
       <w:rPr>
+        <w:rFonts w:eastAsia="黑体"/>
         <w:b/>
         <w:bCs/>
       </w:rPr>
@@ -4868,12 +5189,14 @@
     </w:tblStylePr>
     <w:tblStylePr w:type="firstCol">
       <w:rPr>
+        <w:rFonts w:eastAsia="黑体"/>
         <w:b/>
         <w:bCs/>
       </w:rPr>
     </w:tblStylePr>
     <w:tblStylePr w:type="lastCol">
       <w:rPr>
+        <w:rFonts w:eastAsia="黑体"/>
         <w:b/>
         <w:bCs/>
       </w:rPr>
@@ -4931,6 +5254,7 @@
         <w:spacing w:after="0" w:before="0" w:line="240" w:lineRule="auto"/>
       </w:pPr>
       <w:rPr>
+        <w:rFonts w:eastAsia="黑体"/>
         <w:b/>
         <w:bCs/>
         <w:color w:themeColor="background1" w:val="FFFFFF"/>
@@ -4945,6 +5269,7 @@
         <w:spacing w:after="0" w:before="0" w:line="240" w:lineRule="auto"/>
       </w:pPr>
       <w:rPr>
+        <w:rFonts w:eastAsia="黑体"/>
         <w:b/>
         <w:bCs/>
       </w:rPr>
@@ -4960,12 +5285,14 @@
     </w:tblStylePr>
     <w:tblStylePr w:type="firstCol">
       <w:rPr>
+        <w:rFonts w:eastAsia="黑体"/>
         <w:b/>
         <w:bCs/>
       </w:rPr>
     </w:tblStylePr>
     <w:tblStylePr w:type="lastCol">
       <w:rPr>
+        <w:rFonts w:eastAsia="黑体"/>
         <w:b/>
         <w:bCs/>
       </w:rPr>
@@ -5023,6 +5350,7 @@
         <w:spacing w:after="0" w:before="0" w:line="240" w:lineRule="auto"/>
       </w:pPr>
       <w:rPr>
+        <w:rFonts w:eastAsia="黑体"/>
         <w:b/>
         <w:bCs/>
         <w:color w:themeColor="background1" w:val="FFFFFF"/>
@@ -5037,6 +5365,7 @@
         <w:spacing w:after="0" w:before="0" w:line="240" w:lineRule="auto"/>
       </w:pPr>
       <w:rPr>
+        <w:rFonts w:eastAsia="黑体"/>
         <w:b/>
         <w:bCs/>
       </w:rPr>
@@ -5052,12 +5381,14 @@
     </w:tblStylePr>
     <w:tblStylePr w:type="firstCol">
       <w:rPr>
+        <w:rFonts w:eastAsia="黑体"/>
         <w:b/>
         <w:bCs/>
       </w:rPr>
     </w:tblStylePr>
     <w:tblStylePr w:type="lastCol">
       <w:rPr>
+        <w:rFonts w:eastAsia="黑体"/>
         <w:b/>
         <w:bCs/>
       </w:rPr>
@@ -5115,6 +5446,7 @@
         <w:spacing w:after="0" w:before="0" w:line="240" w:lineRule="auto"/>
       </w:pPr>
       <w:rPr>
+        <w:rFonts w:eastAsia="黑体"/>
         <w:b/>
         <w:bCs/>
         <w:color w:themeColor="background1" w:val="FFFFFF"/>
@@ -5129,6 +5461,7 @@
         <w:spacing w:after="0" w:before="0" w:line="240" w:lineRule="auto"/>
       </w:pPr>
       <w:rPr>
+        <w:rFonts w:eastAsia="黑体"/>
         <w:b/>
         <w:bCs/>
       </w:rPr>
@@ -5144,12 +5477,14 @@
     </w:tblStylePr>
     <w:tblStylePr w:type="firstCol">
       <w:rPr>
+        <w:rFonts w:eastAsia="黑体"/>
         <w:b/>
         <w:bCs/>
       </w:rPr>
     </w:tblStylePr>
     <w:tblStylePr w:type="lastCol">
       <w:rPr>
+        <w:rFonts w:eastAsia="黑体"/>
         <w:b/>
         <w:bCs/>
       </w:rPr>
@@ -5207,6 +5542,7 @@
         <w:spacing w:after="0" w:before="0" w:line="240" w:lineRule="auto"/>
       </w:pPr>
       <w:rPr>
+        <w:rFonts w:eastAsia="黑体"/>
         <w:b/>
         <w:bCs/>
         <w:color w:themeColor="background1" w:val="FFFFFF"/>
@@ -5221,6 +5557,7 @@
         <w:spacing w:after="0" w:before="0" w:line="240" w:lineRule="auto"/>
       </w:pPr>
       <w:rPr>
+        <w:rFonts w:eastAsia="黑体"/>
         <w:b/>
         <w:bCs/>
       </w:rPr>
@@ -5236,12 +5573,14 @@
     </w:tblStylePr>
     <w:tblStylePr w:type="firstCol">
       <w:rPr>
+        <w:rFonts w:eastAsia="黑体"/>
         <w:b/>
         <w:bCs/>
       </w:rPr>
     </w:tblStylePr>
     <w:tblStylePr w:type="lastCol">
       <w:rPr>
+        <w:rFonts w:eastAsia="黑体"/>
         <w:b/>
         <w:bCs/>
       </w:rPr>
@@ -5299,6 +5638,7 @@
         <w:spacing w:after="0" w:before="0" w:line="240" w:lineRule="auto"/>
       </w:pPr>
       <w:rPr>
+        <w:rFonts w:eastAsia="黑体"/>
         <w:b/>
         <w:bCs/>
         <w:color w:themeColor="background1" w:val="FFFFFF"/>
@@ -5313,6 +5653,7 @@
         <w:spacing w:after="0" w:before="0" w:line="240" w:lineRule="auto"/>
       </w:pPr>
       <w:rPr>
+        <w:rFonts w:eastAsia="黑体"/>
         <w:b/>
         <w:bCs/>
       </w:rPr>
@@ -5328,12 +5669,14 @@
     </w:tblStylePr>
     <w:tblStylePr w:type="firstCol">
       <w:rPr>
+        <w:rFonts w:eastAsia="黑体"/>
         <w:b/>
         <w:bCs/>
       </w:rPr>
     </w:tblStylePr>
     <w:tblStylePr w:type="lastCol">
       <w:rPr>
+        <w:rFonts w:eastAsia="黑体"/>
         <w:b/>
         <w:bCs/>
       </w:rPr>
@@ -5391,6 +5734,7 @@
         <w:spacing w:after="0" w:before="0" w:line="240" w:lineRule="auto"/>
       </w:pPr>
       <w:rPr>
+        <w:rFonts w:eastAsia="黑体"/>
         <w:b/>
         <w:bCs/>
         <w:color w:themeColor="background1" w:val="FFFFFF"/>
@@ -5405,6 +5749,7 @@
         <w:spacing w:after="0" w:before="0" w:line="240" w:lineRule="auto"/>
       </w:pPr>
       <w:rPr>
+        <w:rFonts w:eastAsia="黑体"/>
         <w:b/>
         <w:bCs/>
       </w:rPr>
@@ -5420,12 +5765,14 @@
     </w:tblStylePr>
     <w:tblStylePr w:type="firstCol">
       <w:rPr>
+        <w:rFonts w:eastAsia="黑体"/>
         <w:b/>
         <w:bCs/>
       </w:rPr>
     </w:tblStylePr>
     <w:tblStylePr w:type="lastCol">
       <w:rPr>
+        <w:rFonts w:eastAsia="黑体"/>
         <w:b/>
         <w:bCs/>
       </w:rPr>
@@ -5485,7 +5832,7 @@
         <w:spacing w:after="0" w:before="0" w:line="240" w:lineRule="auto"/>
       </w:pPr>
       <w:rPr>
-        <w:rFonts w:asciiTheme="majorHAnsi" w:cstheme="majorBidi" w:eastAsiaTheme="majorEastAsia" w:hAnsiTheme="majorHAnsi"/>
+        <w:rFonts w:asciiTheme="majorHAnsi" w:cstheme="majorBidi" w:hAnsiTheme="majorHAnsi" w:eastAsia="黑体"/>
         <w:b/>
         <w:bCs/>
       </w:rPr>
@@ -5506,7 +5853,7 @@
         <w:spacing w:after="0" w:before="0" w:line="240" w:lineRule="auto"/>
       </w:pPr>
       <w:rPr>
-        <w:rFonts w:asciiTheme="majorHAnsi" w:cstheme="majorBidi" w:eastAsiaTheme="majorEastAsia" w:hAnsiTheme="majorHAnsi"/>
+        <w:rFonts w:asciiTheme="majorHAnsi" w:cstheme="majorBidi" w:hAnsiTheme="majorHAnsi" w:eastAsia="黑体"/>
         <w:b/>
         <w:bCs/>
       </w:rPr>
@@ -5524,14 +5871,14 @@
     </w:tblStylePr>
     <w:tblStylePr w:type="firstCol">
       <w:rPr>
-        <w:rFonts w:asciiTheme="majorHAnsi" w:cstheme="majorBidi" w:eastAsiaTheme="majorEastAsia" w:hAnsiTheme="majorHAnsi"/>
+        <w:rFonts w:asciiTheme="majorHAnsi" w:cstheme="majorBidi" w:hAnsiTheme="majorHAnsi" w:eastAsia="黑体"/>
         <w:b/>
         <w:bCs/>
       </w:rPr>
     </w:tblStylePr>
     <w:tblStylePr w:type="lastCol">
       <w:rPr>
-        <w:rFonts w:asciiTheme="majorHAnsi" w:cstheme="majorBidi" w:eastAsiaTheme="majorEastAsia" w:hAnsiTheme="majorHAnsi"/>
+        <w:rFonts w:asciiTheme="majorHAnsi" w:cstheme="majorBidi" w:hAnsiTheme="majorHAnsi" w:eastAsia="黑体"/>
         <w:b/>
         <w:bCs/>
       </w:rPr>
@@ -5615,7 +5962,7 @@
         <w:spacing w:after="0" w:before="0" w:line="240" w:lineRule="auto"/>
       </w:pPr>
       <w:rPr>
-        <w:rFonts w:asciiTheme="majorHAnsi" w:cstheme="majorBidi" w:eastAsiaTheme="majorEastAsia" w:hAnsiTheme="majorHAnsi"/>
+        <w:rFonts w:asciiTheme="majorHAnsi" w:cstheme="majorBidi" w:hAnsiTheme="majorHAnsi" w:eastAsia="黑体"/>
         <w:b/>
         <w:bCs/>
       </w:rPr>
@@ -5636,7 +5983,7 @@
         <w:spacing w:after="0" w:before="0" w:line="240" w:lineRule="auto"/>
       </w:pPr>
       <w:rPr>
-        <w:rFonts w:asciiTheme="majorHAnsi" w:cstheme="majorBidi" w:eastAsiaTheme="majorEastAsia" w:hAnsiTheme="majorHAnsi"/>
+        <w:rFonts w:asciiTheme="majorHAnsi" w:cstheme="majorBidi" w:hAnsiTheme="majorHAnsi" w:eastAsia="黑体"/>
         <w:b/>
         <w:bCs/>
       </w:rPr>
@@ -5654,14 +6001,14 @@
     </w:tblStylePr>
     <w:tblStylePr w:type="firstCol">
       <w:rPr>
-        <w:rFonts w:asciiTheme="majorHAnsi" w:cstheme="majorBidi" w:eastAsiaTheme="majorEastAsia" w:hAnsiTheme="majorHAnsi"/>
+        <w:rFonts w:asciiTheme="majorHAnsi" w:cstheme="majorBidi" w:hAnsiTheme="majorHAnsi" w:eastAsia="黑体"/>
         <w:b/>
         <w:bCs/>
       </w:rPr>
     </w:tblStylePr>
     <w:tblStylePr w:type="lastCol">
       <w:rPr>
-        <w:rFonts w:asciiTheme="majorHAnsi" w:cstheme="majorBidi" w:eastAsiaTheme="majorEastAsia" w:hAnsiTheme="majorHAnsi"/>
+        <w:rFonts w:asciiTheme="majorHAnsi" w:cstheme="majorBidi" w:hAnsiTheme="majorHAnsi" w:eastAsia="黑体"/>
         <w:b/>
         <w:bCs/>
       </w:rPr>
@@ -5745,7 +6092,7 @@
         <w:spacing w:after="0" w:before="0" w:line="240" w:lineRule="auto"/>
       </w:pPr>
       <w:rPr>
-        <w:rFonts w:asciiTheme="majorHAnsi" w:cstheme="majorBidi" w:eastAsiaTheme="majorEastAsia" w:hAnsiTheme="majorHAnsi"/>
+        <w:rFonts w:asciiTheme="majorHAnsi" w:cstheme="majorBidi" w:hAnsiTheme="majorHAnsi" w:eastAsia="黑体"/>
         <w:b/>
         <w:bCs/>
       </w:rPr>
@@ -5766,7 +6113,7 @@
         <w:spacing w:after="0" w:before="0" w:line="240" w:lineRule="auto"/>
       </w:pPr>
       <w:rPr>
-        <w:rFonts w:asciiTheme="majorHAnsi" w:cstheme="majorBidi" w:eastAsiaTheme="majorEastAsia" w:hAnsiTheme="majorHAnsi"/>
+        <w:rFonts w:asciiTheme="majorHAnsi" w:cstheme="majorBidi" w:hAnsiTheme="majorHAnsi" w:eastAsia="黑体"/>
         <w:b/>
         <w:bCs/>
       </w:rPr>
@@ -5784,14 +6131,14 @@
     </w:tblStylePr>
     <w:tblStylePr w:type="firstCol">
       <w:rPr>
-        <w:rFonts w:asciiTheme="majorHAnsi" w:cstheme="majorBidi" w:eastAsiaTheme="majorEastAsia" w:hAnsiTheme="majorHAnsi"/>
+        <w:rFonts w:asciiTheme="majorHAnsi" w:cstheme="majorBidi" w:hAnsiTheme="majorHAnsi" w:eastAsia="黑体"/>
         <w:b/>
         <w:bCs/>
       </w:rPr>
     </w:tblStylePr>
     <w:tblStylePr w:type="lastCol">
       <w:rPr>
-        <w:rFonts w:asciiTheme="majorHAnsi" w:cstheme="majorBidi" w:eastAsiaTheme="majorEastAsia" w:hAnsiTheme="majorHAnsi"/>
+        <w:rFonts w:asciiTheme="majorHAnsi" w:cstheme="majorBidi" w:hAnsiTheme="majorHAnsi" w:eastAsia="黑体"/>
         <w:b/>
         <w:bCs/>
       </w:rPr>
@@ -5875,7 +6222,7 @@
         <w:spacing w:after="0" w:before="0" w:line="240" w:lineRule="auto"/>
       </w:pPr>
       <w:rPr>
-        <w:rFonts w:asciiTheme="majorHAnsi" w:cstheme="majorBidi" w:eastAsiaTheme="majorEastAsia" w:hAnsiTheme="majorHAnsi"/>
+        <w:rFonts w:asciiTheme="majorHAnsi" w:cstheme="majorBidi" w:hAnsiTheme="majorHAnsi" w:eastAsia="黑体"/>
         <w:b/>
         <w:bCs/>
       </w:rPr>
@@ -5896,7 +6243,7 @@
         <w:spacing w:after="0" w:before="0" w:line="240" w:lineRule="auto"/>
       </w:pPr>
       <w:rPr>
-        <w:rFonts w:asciiTheme="majorHAnsi" w:cstheme="majorBidi" w:eastAsiaTheme="majorEastAsia" w:hAnsiTheme="majorHAnsi"/>
+        <w:rFonts w:asciiTheme="majorHAnsi" w:cstheme="majorBidi" w:hAnsiTheme="majorHAnsi" w:eastAsia="黑体"/>
         <w:b/>
         <w:bCs/>
       </w:rPr>
@@ -5914,14 +6261,14 @@
     </w:tblStylePr>
     <w:tblStylePr w:type="firstCol">
       <w:rPr>
-        <w:rFonts w:asciiTheme="majorHAnsi" w:cstheme="majorBidi" w:eastAsiaTheme="majorEastAsia" w:hAnsiTheme="majorHAnsi"/>
+        <w:rFonts w:asciiTheme="majorHAnsi" w:cstheme="majorBidi" w:hAnsiTheme="majorHAnsi" w:eastAsia="黑体"/>
         <w:b/>
         <w:bCs/>
       </w:rPr>
     </w:tblStylePr>
     <w:tblStylePr w:type="lastCol">
       <w:rPr>
-        <w:rFonts w:asciiTheme="majorHAnsi" w:cstheme="majorBidi" w:eastAsiaTheme="majorEastAsia" w:hAnsiTheme="majorHAnsi"/>
+        <w:rFonts w:asciiTheme="majorHAnsi" w:cstheme="majorBidi" w:hAnsiTheme="majorHAnsi" w:eastAsia="黑体"/>
         <w:b/>
         <w:bCs/>
       </w:rPr>
@@ -6005,7 +6352,7 @@
         <w:spacing w:after="0" w:before="0" w:line="240" w:lineRule="auto"/>
       </w:pPr>
       <w:rPr>
-        <w:rFonts w:asciiTheme="majorHAnsi" w:cstheme="majorBidi" w:eastAsiaTheme="majorEastAsia" w:hAnsiTheme="majorHAnsi"/>
+        <w:rFonts w:asciiTheme="majorHAnsi" w:cstheme="majorBidi" w:hAnsiTheme="majorHAnsi" w:eastAsia="黑体"/>
         <w:b/>
         <w:bCs/>
       </w:rPr>
@@ -6026,7 +6373,7 @@
         <w:spacing w:after="0" w:before="0" w:line="240" w:lineRule="auto"/>
       </w:pPr>
       <w:rPr>
-        <w:rFonts w:asciiTheme="majorHAnsi" w:cstheme="majorBidi" w:eastAsiaTheme="majorEastAsia" w:hAnsiTheme="majorHAnsi"/>
+        <w:rFonts w:asciiTheme="majorHAnsi" w:cstheme="majorBidi" w:hAnsiTheme="majorHAnsi" w:eastAsia="黑体"/>
         <w:b/>
         <w:bCs/>
       </w:rPr>
@@ -6044,14 +6391,14 @@
     </w:tblStylePr>
     <w:tblStylePr w:type="firstCol">
       <w:rPr>
-        <w:rFonts w:asciiTheme="majorHAnsi" w:cstheme="majorBidi" w:eastAsiaTheme="majorEastAsia" w:hAnsiTheme="majorHAnsi"/>
+        <w:rFonts w:asciiTheme="majorHAnsi" w:cstheme="majorBidi" w:hAnsiTheme="majorHAnsi" w:eastAsia="黑体"/>
         <w:b/>
         <w:bCs/>
       </w:rPr>
     </w:tblStylePr>
     <w:tblStylePr w:type="lastCol">
       <w:rPr>
-        <w:rFonts w:asciiTheme="majorHAnsi" w:cstheme="majorBidi" w:eastAsiaTheme="majorEastAsia" w:hAnsiTheme="majorHAnsi"/>
+        <w:rFonts w:asciiTheme="majorHAnsi" w:cstheme="majorBidi" w:hAnsiTheme="majorHAnsi" w:eastAsia="黑体"/>
         <w:b/>
         <w:bCs/>
       </w:rPr>
@@ -6135,7 +6482,7 @@
         <w:spacing w:after="0" w:before="0" w:line="240" w:lineRule="auto"/>
       </w:pPr>
       <w:rPr>
-        <w:rFonts w:asciiTheme="majorHAnsi" w:cstheme="majorBidi" w:eastAsiaTheme="majorEastAsia" w:hAnsiTheme="majorHAnsi"/>
+        <w:rFonts w:asciiTheme="majorHAnsi" w:cstheme="majorBidi" w:hAnsiTheme="majorHAnsi" w:eastAsia="黑体"/>
         <w:b/>
         <w:bCs/>
       </w:rPr>
@@ -6156,7 +6503,7 @@
         <w:spacing w:after="0" w:before="0" w:line="240" w:lineRule="auto"/>
       </w:pPr>
       <w:rPr>
-        <w:rFonts w:asciiTheme="majorHAnsi" w:cstheme="majorBidi" w:eastAsiaTheme="majorEastAsia" w:hAnsiTheme="majorHAnsi"/>
+        <w:rFonts w:asciiTheme="majorHAnsi" w:cstheme="majorBidi" w:hAnsiTheme="majorHAnsi" w:eastAsia="黑体"/>
         <w:b/>
         <w:bCs/>
       </w:rPr>
@@ -6174,14 +6521,14 @@
     </w:tblStylePr>
     <w:tblStylePr w:type="firstCol">
       <w:rPr>
-        <w:rFonts w:asciiTheme="majorHAnsi" w:cstheme="majorBidi" w:eastAsiaTheme="majorEastAsia" w:hAnsiTheme="majorHAnsi"/>
+        <w:rFonts w:asciiTheme="majorHAnsi" w:cstheme="majorBidi" w:hAnsiTheme="majorHAnsi" w:eastAsia="黑体"/>
         <w:b/>
         <w:bCs/>
       </w:rPr>
     </w:tblStylePr>
     <w:tblStylePr w:type="lastCol">
       <w:rPr>
-        <w:rFonts w:asciiTheme="majorHAnsi" w:cstheme="majorBidi" w:eastAsiaTheme="majorEastAsia" w:hAnsiTheme="majorHAnsi"/>
+        <w:rFonts w:asciiTheme="majorHAnsi" w:cstheme="majorBidi" w:hAnsiTheme="majorHAnsi" w:eastAsia="黑体"/>
         <w:b/>
         <w:bCs/>
       </w:rPr>
@@ -6265,7 +6612,7 @@
         <w:spacing w:after="0" w:before="0" w:line="240" w:lineRule="auto"/>
       </w:pPr>
       <w:rPr>
-        <w:rFonts w:asciiTheme="majorHAnsi" w:cstheme="majorBidi" w:eastAsiaTheme="majorEastAsia" w:hAnsiTheme="majorHAnsi"/>
+        <w:rFonts w:asciiTheme="majorHAnsi" w:cstheme="majorBidi" w:hAnsiTheme="majorHAnsi" w:eastAsia="黑体"/>
         <w:b/>
         <w:bCs/>
       </w:rPr>
@@ -6286,7 +6633,7 @@
         <w:spacing w:after="0" w:before="0" w:line="240" w:lineRule="auto"/>
       </w:pPr>
       <w:rPr>
-        <w:rFonts w:asciiTheme="majorHAnsi" w:cstheme="majorBidi" w:eastAsiaTheme="majorEastAsia" w:hAnsiTheme="majorHAnsi"/>
+        <w:rFonts w:asciiTheme="majorHAnsi" w:cstheme="majorBidi" w:hAnsiTheme="majorHAnsi" w:eastAsia="黑体"/>
         <w:b/>
         <w:bCs/>
       </w:rPr>
@@ -6304,14 +6651,14 @@
     </w:tblStylePr>
     <w:tblStylePr w:type="firstCol">
       <w:rPr>
-        <w:rFonts w:asciiTheme="majorHAnsi" w:cstheme="majorBidi" w:eastAsiaTheme="majorEastAsia" w:hAnsiTheme="majorHAnsi"/>
+        <w:rFonts w:asciiTheme="majorHAnsi" w:cstheme="majorBidi" w:hAnsiTheme="majorHAnsi" w:eastAsia="黑体"/>
         <w:b/>
         <w:bCs/>
       </w:rPr>
     </w:tblStylePr>
     <w:tblStylePr w:type="lastCol">
       <w:rPr>
-        <w:rFonts w:asciiTheme="majorHAnsi" w:cstheme="majorBidi" w:eastAsiaTheme="majorEastAsia" w:hAnsiTheme="majorHAnsi"/>
+        <w:rFonts w:asciiTheme="majorHAnsi" w:cstheme="majorBidi" w:hAnsiTheme="majorHAnsi" w:eastAsia="黑体"/>
         <w:b/>
         <w:bCs/>
       </w:rPr>
@@ -6394,6 +6741,7 @@
         <w:spacing w:after="0" w:before="0" w:line="240" w:lineRule="auto"/>
       </w:pPr>
       <w:rPr>
+        <w:rFonts w:eastAsia="黑体"/>
         <w:b/>
         <w:bCs/>
         <w:color w:themeColor="background1" w:val="FFFFFF"/>
@@ -6416,6 +6764,7 @@
         <w:spacing w:after="0" w:before="0" w:line="240" w:lineRule="auto"/>
       </w:pPr>
       <w:rPr>
+        <w:rFonts w:eastAsia="黑体"/>
         <w:b/>
         <w:bCs/>
       </w:rPr>
@@ -6433,12 +6782,14 @@
     </w:tblStylePr>
     <w:tblStylePr w:type="firstCol">
       <w:rPr>
+        <w:rFonts w:eastAsia="黑体"/>
         <w:b/>
         <w:bCs/>
       </w:rPr>
     </w:tblStylePr>
     <w:tblStylePr w:type="lastCol">
       <w:rPr>
+        <w:rFonts w:eastAsia="黑体"/>
         <w:b/>
         <w:bCs/>
       </w:rPr>
@@ -6500,6 +6851,7 @@
         <w:spacing w:after="0" w:before="0" w:line="240" w:lineRule="auto"/>
       </w:pPr>
       <w:rPr>
+        <w:rFonts w:eastAsia="黑体"/>
         <w:b/>
         <w:bCs/>
         <w:color w:themeColor="background1" w:val="FFFFFF"/>
@@ -6522,6 +6874,7 @@
         <w:spacing w:after="0" w:before="0" w:line="240" w:lineRule="auto"/>
       </w:pPr>
       <w:rPr>
+        <w:rFonts w:eastAsia="黑体"/>
         <w:b/>
         <w:bCs/>
       </w:rPr>
@@ -6539,12 +6892,14 @@
     </w:tblStylePr>
     <w:tblStylePr w:type="firstCol">
       <w:rPr>
+        <w:rFonts w:eastAsia="黑体"/>
         <w:b/>
         <w:bCs/>
       </w:rPr>
     </w:tblStylePr>
     <w:tblStylePr w:type="lastCol">
       <w:rPr>
+        <w:rFonts w:eastAsia="黑体"/>
         <w:b/>
         <w:bCs/>
       </w:rPr>
@@ -6606,6 +6961,7 @@
         <w:spacing w:after="0" w:before="0" w:line="240" w:lineRule="auto"/>
       </w:pPr>
       <w:rPr>
+        <w:rFonts w:eastAsia="黑体"/>
         <w:b/>
         <w:bCs/>
         <w:color w:themeColor="background1" w:val="FFFFFF"/>
@@ -6628,6 +6984,7 @@
         <w:spacing w:after="0" w:before="0" w:line="240" w:lineRule="auto"/>
       </w:pPr>
       <w:rPr>
+        <w:rFonts w:eastAsia="黑体"/>
         <w:b/>
         <w:bCs/>
       </w:rPr>
@@ -6645,12 +7002,14 @@
     </w:tblStylePr>
     <w:tblStylePr w:type="firstCol">
       <w:rPr>
+        <w:rFonts w:eastAsia="黑体"/>
         <w:b/>
         <w:bCs/>
       </w:rPr>
     </w:tblStylePr>
     <w:tblStylePr w:type="lastCol">
       <w:rPr>
+        <w:rFonts w:eastAsia="黑体"/>
         <w:b/>
         <w:bCs/>
       </w:rPr>
@@ -6712,6 +7071,7 @@
         <w:spacing w:after="0" w:before="0" w:line="240" w:lineRule="auto"/>
       </w:pPr>
       <w:rPr>
+        <w:rFonts w:eastAsia="黑体"/>
         <w:b/>
         <w:bCs/>
         <w:color w:themeColor="background1" w:val="FFFFFF"/>
@@ -6734,6 +7094,7 @@
         <w:spacing w:after="0" w:before="0" w:line="240" w:lineRule="auto"/>
       </w:pPr>
       <w:rPr>
+        <w:rFonts w:eastAsia="黑体"/>
         <w:b/>
         <w:bCs/>
       </w:rPr>
@@ -6751,12 +7112,14 @@
     </w:tblStylePr>
     <w:tblStylePr w:type="firstCol">
       <w:rPr>
+        <w:rFonts w:eastAsia="黑体"/>
         <w:b/>
         <w:bCs/>
       </w:rPr>
     </w:tblStylePr>
     <w:tblStylePr w:type="lastCol">
       <w:rPr>
+        <w:rFonts w:eastAsia="黑体"/>
         <w:b/>
         <w:bCs/>
       </w:rPr>
@@ -6818,6 +7181,7 @@
         <w:spacing w:after="0" w:before="0" w:line="240" w:lineRule="auto"/>
       </w:pPr>
       <w:rPr>
+        <w:rFonts w:eastAsia="黑体"/>
         <w:b/>
         <w:bCs/>
         <w:color w:themeColor="background1" w:val="FFFFFF"/>
@@ -6840,6 +7204,7 @@
         <w:spacing w:after="0" w:before="0" w:line="240" w:lineRule="auto"/>
       </w:pPr>
       <w:rPr>
+        <w:rFonts w:eastAsia="黑体"/>
         <w:b/>
         <w:bCs/>
       </w:rPr>
@@ -6857,12 +7222,14 @@
     </w:tblStylePr>
     <w:tblStylePr w:type="firstCol">
       <w:rPr>
+        <w:rFonts w:eastAsia="黑体"/>
         <w:b/>
         <w:bCs/>
       </w:rPr>
     </w:tblStylePr>
     <w:tblStylePr w:type="lastCol">
       <w:rPr>
+        <w:rFonts w:eastAsia="黑体"/>
         <w:b/>
         <w:bCs/>
       </w:rPr>
@@ -6924,6 +7291,7 @@
         <w:spacing w:after="0" w:before="0" w:line="240" w:lineRule="auto"/>
       </w:pPr>
       <w:rPr>
+        <w:rFonts w:eastAsia="黑体"/>
         <w:b/>
         <w:bCs/>
         <w:color w:themeColor="background1" w:val="FFFFFF"/>
@@ -6946,6 +7314,7 @@
         <w:spacing w:after="0" w:before="0" w:line="240" w:lineRule="auto"/>
       </w:pPr>
       <w:rPr>
+        <w:rFonts w:eastAsia="黑体"/>
         <w:b/>
         <w:bCs/>
       </w:rPr>
@@ -6963,12 +7332,14 @@
     </w:tblStylePr>
     <w:tblStylePr w:type="firstCol">
       <w:rPr>
+        <w:rFonts w:eastAsia="黑体"/>
         <w:b/>
         <w:bCs/>
       </w:rPr>
     </w:tblStylePr>
     <w:tblStylePr w:type="lastCol">
       <w:rPr>
+        <w:rFonts w:eastAsia="黑体"/>
         <w:b/>
         <w:bCs/>
       </w:rPr>
@@ -7030,6 +7401,7 @@
         <w:spacing w:after="0" w:before="0" w:line="240" w:lineRule="auto"/>
       </w:pPr>
       <w:rPr>
+        <w:rFonts w:eastAsia="黑体"/>
         <w:b/>
         <w:bCs/>
         <w:color w:themeColor="background1" w:val="FFFFFF"/>
@@ -7052,6 +7424,7 @@
         <w:spacing w:after="0" w:before="0" w:line="240" w:lineRule="auto"/>
       </w:pPr>
       <w:rPr>
+        <w:rFonts w:eastAsia="黑体"/>
         <w:b/>
         <w:bCs/>
       </w:rPr>
@@ -7069,12 +7442,14 @@
     </w:tblStylePr>
     <w:tblStylePr w:type="firstCol">
       <w:rPr>
+        <w:rFonts w:eastAsia="黑体"/>
         <w:b/>
         <w:bCs/>
       </w:rPr>
     </w:tblStylePr>
     <w:tblStylePr w:type="lastCol">
       <w:rPr>
+        <w:rFonts w:eastAsia="黑体"/>
         <w:b/>
         <w:bCs/>
       </w:rPr>
@@ -7133,6 +7508,7 @@
         <w:spacing w:after="0" w:before="0" w:line="240" w:lineRule="auto"/>
       </w:pPr>
       <w:rPr>
+        <w:rFonts w:eastAsia="黑体"/>
         <w:b/>
         <w:bCs/>
         <w:color w:themeColor="background1" w:val="FFFFFF"/>
@@ -7155,6 +7531,7 @@
         <w:spacing w:after="0" w:before="0" w:line="240" w:lineRule="auto"/>
       </w:pPr>
       <w:rPr>
+        <w:rFonts w:eastAsia="黑体"/>
         <w:color w:val="auto"/>
       </w:rPr>
       <w:tblPr/>
@@ -7172,6 +7549,7 @@
     </w:tblStylePr>
     <w:tblStylePr w:type="firstCol">
       <w:rPr>
+        <w:rFonts w:eastAsia="黑体"/>
         <w:b/>
         <w:bCs/>
         <w:color w:themeColor="background1" w:val="FFFFFF"/>
@@ -7191,6 +7569,7 @@
     </w:tblStylePr>
     <w:tblStylePr w:type="lastCol">
       <w:rPr>
+        <w:rFonts w:eastAsia="黑体"/>
         <w:b/>
         <w:bCs/>
         <w:color w:themeColor="background1" w:val="FFFFFF"/>
@@ -7239,6 +7618,7 @@
     </w:tblStylePr>
     <w:tblStylePr w:type="nwCell">
       <w:rPr>
+        <w:rFonts w:eastAsia="黑体"/>
         <w:color w:themeColor="background1" w:val="FFFFFF"/>
       </w:rPr>
       <w:tblPr/>
@@ -7282,6 +7662,7 @@
         <w:spacing w:after="0" w:before="0" w:line="240" w:lineRule="auto"/>
       </w:pPr>
       <w:rPr>
+        <w:rFonts w:eastAsia="黑体"/>
         <w:b/>
         <w:bCs/>
         <w:color w:themeColor="background1" w:val="FFFFFF"/>
@@ -7304,6 +7685,7 @@
         <w:spacing w:after="0" w:before="0" w:line="240" w:lineRule="auto"/>
       </w:pPr>
       <w:rPr>
+        <w:rFonts w:eastAsia="黑体"/>
         <w:color w:val="auto"/>
       </w:rPr>
       <w:tblPr/>
@@ -7321,6 +7703,7 @@
     </w:tblStylePr>
     <w:tblStylePr w:type="firstCol">
       <w:rPr>
+        <w:rFonts w:eastAsia="黑体"/>
         <w:b/>
         <w:bCs/>
         <w:color w:themeColor="background1" w:val="FFFFFF"/>
@@ -7340,6 +7723,7 @@
     </w:tblStylePr>
     <w:tblStylePr w:type="lastCol">
       <w:rPr>
+        <w:rFonts w:eastAsia="黑体"/>
         <w:b/>
         <w:bCs/>
         <w:color w:themeColor="background1" w:val="FFFFFF"/>
@@ -7388,6 +7772,7 @@
     </w:tblStylePr>
     <w:tblStylePr w:type="nwCell">
       <w:rPr>
+        <w:rFonts w:eastAsia="黑体"/>
         <w:color w:themeColor="background1" w:val="FFFFFF"/>
       </w:rPr>
       <w:tblPr/>
@@ -7431,6 +7816,7 @@
         <w:spacing w:after="0" w:before="0" w:line="240" w:lineRule="auto"/>
       </w:pPr>
       <w:rPr>
+        <w:rFonts w:eastAsia="黑体"/>
         <w:b/>
         <w:bCs/>
         <w:color w:themeColor="background1" w:val="FFFFFF"/>
@@ -7453,6 +7839,7 @@
         <w:spacing w:after="0" w:before="0" w:line="240" w:lineRule="auto"/>
       </w:pPr>
       <w:rPr>
+        <w:rFonts w:eastAsia="黑体"/>
         <w:color w:val="auto"/>
       </w:rPr>
       <w:tblPr/>
@@ -7470,6 +7857,7 @@
     </w:tblStylePr>
     <w:tblStylePr w:type="firstCol">
       <w:rPr>
+        <w:rFonts w:eastAsia="黑体"/>
         <w:b/>
         <w:bCs/>
         <w:color w:themeColor="background1" w:val="FFFFFF"/>
@@ -7489,6 +7877,7 @@
     </w:tblStylePr>
     <w:tblStylePr w:type="lastCol">
       <w:rPr>
+        <w:rFonts w:eastAsia="黑体"/>
         <w:b/>
         <w:bCs/>
         <w:color w:themeColor="background1" w:val="FFFFFF"/>
@@ -7537,6 +7926,7 @@
     </w:tblStylePr>
     <w:tblStylePr w:type="nwCell">
       <w:rPr>
+        <w:rFonts w:eastAsia="黑体"/>
         <w:color w:themeColor="background1" w:val="FFFFFF"/>
       </w:rPr>
       <w:tblPr/>
@@ -7580,6 +7970,7 @@
         <w:spacing w:after="0" w:before="0" w:line="240" w:lineRule="auto"/>
       </w:pPr>
       <w:rPr>
+        <w:rFonts w:eastAsia="黑体"/>
         <w:b/>
         <w:bCs/>
         <w:color w:themeColor="background1" w:val="FFFFFF"/>
@@ -7602,6 +7993,7 @@
         <w:spacing w:after="0" w:before="0" w:line="240" w:lineRule="auto"/>
       </w:pPr>
       <w:rPr>
+        <w:rFonts w:eastAsia="黑体"/>
         <w:color w:val="auto"/>
       </w:rPr>
       <w:tblPr/>
@@ -7619,6 +8011,7 @@
     </w:tblStylePr>
     <w:tblStylePr w:type="firstCol">
       <w:rPr>
+        <w:rFonts w:eastAsia="黑体"/>
         <w:b/>
         <w:bCs/>
         <w:color w:themeColor="background1" w:val="FFFFFF"/>
@@ -7638,6 +8031,7 @@
     </w:tblStylePr>
     <w:tblStylePr w:type="lastCol">
       <w:rPr>
+        <w:rFonts w:eastAsia="黑体"/>
         <w:b/>
         <w:bCs/>
         <w:color w:themeColor="background1" w:val="FFFFFF"/>
@@ -7686,6 +8080,7 @@
     </w:tblStylePr>
     <w:tblStylePr w:type="nwCell">
       <w:rPr>
+        <w:rFonts w:eastAsia="黑体"/>
         <w:color w:themeColor="background1" w:val="FFFFFF"/>
       </w:rPr>
       <w:tblPr/>
@@ -7729,6 +8124,7 @@
         <w:spacing w:after="0" w:before="0" w:line="240" w:lineRule="auto"/>
       </w:pPr>
       <w:rPr>
+        <w:rFonts w:eastAsia="黑体"/>
         <w:b/>
         <w:bCs/>
         <w:color w:themeColor="background1" w:val="FFFFFF"/>
@@ -7751,6 +8147,7 @@
         <w:spacing w:after="0" w:before="0" w:line="240" w:lineRule="auto"/>
       </w:pPr>
       <w:rPr>
+        <w:rFonts w:eastAsia="黑体"/>
         <w:color w:val="auto"/>
       </w:rPr>
       <w:tblPr/>
@@ -7768,6 +8165,7 @@
     </w:tblStylePr>
     <w:tblStylePr w:type="firstCol">
       <w:rPr>
+        <w:rFonts w:eastAsia="黑体"/>
         <w:b/>
         <w:bCs/>
         <w:color w:themeColor="background1" w:val="FFFFFF"/>
@@ -7787,6 +8185,7 @@
     </w:tblStylePr>
     <w:tblStylePr w:type="lastCol">
       <w:rPr>
+        <w:rFonts w:eastAsia="黑体"/>
         <w:b/>
         <w:bCs/>
         <w:color w:themeColor="background1" w:val="FFFFFF"/>
@@ -7835,6 +8234,7 @@
     </w:tblStylePr>
     <w:tblStylePr w:type="nwCell">
       <w:rPr>
+        <w:rFonts w:eastAsia="黑体"/>
         <w:color w:themeColor="background1" w:val="FFFFFF"/>
       </w:rPr>
       <w:tblPr/>
@@ -7878,6 +8278,7 @@
         <w:spacing w:after="0" w:before="0" w:line="240" w:lineRule="auto"/>
       </w:pPr>
       <w:rPr>
+        <w:rFonts w:eastAsia="黑体"/>
         <w:b/>
         <w:bCs/>
         <w:color w:themeColor="background1" w:val="FFFFFF"/>
@@ -7900,6 +8301,7 @@
         <w:spacing w:after="0" w:before="0" w:line="240" w:lineRule="auto"/>
       </w:pPr>
       <w:rPr>
+        <w:rFonts w:eastAsia="黑体"/>
         <w:color w:val="auto"/>
       </w:rPr>
       <w:tblPr/>
@@ -7917,6 +8319,7 @@
     </w:tblStylePr>
     <w:tblStylePr w:type="firstCol">
       <w:rPr>
+        <w:rFonts w:eastAsia="黑体"/>
         <w:b/>
         <w:bCs/>
         <w:color w:themeColor="background1" w:val="FFFFFF"/>
@@ -7936,6 +8339,7 @@
     </w:tblStylePr>
     <w:tblStylePr w:type="lastCol">
       <w:rPr>
+        <w:rFonts w:eastAsia="黑体"/>
         <w:b/>
         <w:bCs/>
         <w:color w:themeColor="background1" w:val="FFFFFF"/>
@@ -7984,6 +8388,7 @@
     </w:tblStylePr>
     <w:tblStylePr w:type="nwCell">
       <w:rPr>
+        <w:rFonts w:eastAsia="黑体"/>
         <w:color w:themeColor="background1" w:val="FFFFFF"/>
       </w:rPr>
       <w:tblPr/>
@@ -8027,6 +8432,7 @@
         <w:spacing w:after="0" w:before="0" w:line="240" w:lineRule="auto"/>
       </w:pPr>
       <w:rPr>
+        <w:rFonts w:eastAsia="黑体"/>
         <w:b/>
         <w:bCs/>
         <w:color w:themeColor="background1" w:val="FFFFFF"/>
@@ -8049,6 +8455,7 @@
         <w:spacing w:after="0" w:before="0" w:line="240" w:lineRule="auto"/>
       </w:pPr>
       <w:rPr>
+        <w:rFonts w:eastAsia="黑体"/>
         <w:color w:val="auto"/>
       </w:rPr>
       <w:tblPr/>
@@ -8066,6 +8473,7 @@
     </w:tblStylePr>
     <w:tblStylePr w:type="firstCol">
       <w:rPr>
+        <w:rFonts w:eastAsia="黑体"/>
         <w:b/>
         <w:bCs/>
         <w:color w:themeColor="background1" w:val="FFFFFF"/>
@@ -8085,6 +8493,7 @@
     </w:tblStylePr>
     <w:tblStylePr w:type="lastCol">
       <w:rPr>
+        <w:rFonts w:eastAsia="黑体"/>
         <w:b/>
         <w:bCs/>
         <w:color w:themeColor="background1" w:val="FFFFFF"/>
@@ -8133,6 +8542,7 @@
     </w:tblStylePr>
     <w:tblStylePr w:type="nwCell">
       <w:rPr>
+        <w:rFonts w:eastAsia="黑体"/>
         <w:color w:themeColor="background1" w:val="FFFFFF"/>
       </w:rPr>
       <w:tblPr/>
@@ -8157,6 +8567,7 @@
       <w:spacing w:after="0" w:line="240" w:lineRule="auto"/>
     </w:pPr>
     <w:rPr>
+      <w:rFonts w:eastAsia="黑体"/>
       <w:color w:themeColor="text1" w:val="000000"/>
     </w:rPr>
     <w:tblPr>
@@ -8176,7 +8587,7 @@
     </w:tblPr>
     <w:tblStylePr w:type="firstRow">
       <w:rPr>
-        <w:rFonts w:asciiTheme="majorHAnsi" w:cstheme="majorBidi" w:eastAsiaTheme="majorEastAsia" w:hAnsiTheme="majorHAnsi"/>
+        <w:rFonts w:asciiTheme="majorHAnsi" w:cstheme="majorBidi" w:hAnsiTheme="majorHAnsi" w:eastAsia="黑体"/>
       </w:rPr>
       <w:tblPr/>
       <w:tcPr>
@@ -8188,6 +8599,7 @@
     </w:tblStylePr>
     <w:tblStylePr w:type="lastRow">
       <w:rPr>
+        <w:rFonts w:eastAsia="黑体"/>
         <w:b/>
         <w:bCs/>
         <w:color w:themeColor="text2" w:val="1F497D"/>
@@ -8202,12 +8614,14 @@
     </w:tblStylePr>
     <w:tblStylePr w:type="firstCol">
       <w:rPr>
+        <w:rFonts w:eastAsia="黑体"/>
         <w:b/>
         <w:bCs/>
       </w:rPr>
     </w:tblStylePr>
     <w:tblStylePr w:type="lastCol">
       <w:rPr>
+        <w:rFonts w:eastAsia="黑体"/>
         <w:b/>
         <w:bCs/>
       </w:rPr>
@@ -8241,6 +8655,7 @@
       <w:spacing w:after="0" w:line="240" w:lineRule="auto"/>
     </w:pPr>
     <w:rPr>
+      <w:rFonts w:eastAsia="黑体"/>
       <w:color w:themeColor="text1" w:val="000000"/>
     </w:rPr>
     <w:tblPr>
@@ -8260,7 +8675,7 @@
     </w:tblPr>
     <w:tblStylePr w:type="firstRow">
       <w:rPr>
-        <w:rFonts w:asciiTheme="majorHAnsi" w:cstheme="majorBidi" w:eastAsiaTheme="majorEastAsia" w:hAnsiTheme="majorHAnsi"/>
+        <w:rFonts w:asciiTheme="majorHAnsi" w:cstheme="majorBidi" w:hAnsiTheme="majorHAnsi" w:eastAsia="黑体"/>
       </w:rPr>
       <w:tblPr/>
       <w:tcPr>
@@ -8272,6 +8687,7 @@
     </w:tblStylePr>
     <w:tblStylePr w:type="lastRow">
       <w:rPr>
+        <w:rFonts w:eastAsia="黑体"/>
         <w:b/>
         <w:bCs/>
         <w:color w:themeColor="text2" w:val="1F497D"/>
@@ -8286,12 +8702,14 @@
     </w:tblStylePr>
     <w:tblStylePr w:type="firstCol">
       <w:rPr>
+        <w:rFonts w:eastAsia="黑体"/>
         <w:b/>
         <w:bCs/>
       </w:rPr>
     </w:tblStylePr>
     <w:tblStylePr w:type="lastCol">
       <w:rPr>
+        <w:rFonts w:eastAsia="黑体"/>
         <w:b/>
         <w:bCs/>
       </w:rPr>
@@ -8325,6 +8743,7 @@
       <w:spacing w:after="0" w:line="240" w:lineRule="auto"/>
     </w:pPr>
     <w:rPr>
+      <w:rFonts w:eastAsia="黑体"/>
       <w:color w:themeColor="text1" w:val="000000"/>
     </w:rPr>
     <w:tblPr>
@@ -8344,7 +8763,7 @@
     </w:tblPr>
     <w:tblStylePr w:type="firstRow">
       <w:rPr>
-        <w:rFonts w:asciiTheme="majorHAnsi" w:cstheme="majorBidi" w:eastAsiaTheme="majorEastAsia" w:hAnsiTheme="majorHAnsi"/>
+        <w:rFonts w:asciiTheme="majorHAnsi" w:cstheme="majorBidi" w:hAnsiTheme="majorHAnsi" w:eastAsia="黑体"/>
       </w:rPr>
       <w:tblPr/>
       <w:tcPr>
@@ -8356,6 +8775,7 @@
     </w:tblStylePr>
     <w:tblStylePr w:type="lastRow">
       <w:rPr>
+        <w:rFonts w:eastAsia="黑体"/>
         <w:b/>
         <w:bCs/>
         <w:color w:themeColor="text2" w:val="1F497D"/>
@@ -8370,12 +8790,14 @@
     </w:tblStylePr>
     <w:tblStylePr w:type="firstCol">
       <w:rPr>
+        <w:rFonts w:eastAsia="黑体"/>
         <w:b/>
         <w:bCs/>
       </w:rPr>
     </w:tblStylePr>
     <w:tblStylePr w:type="lastCol">
       <w:rPr>
+        <w:rFonts w:eastAsia="黑体"/>
         <w:b/>
         <w:bCs/>
       </w:rPr>
@@ -8409,6 +8831,7 @@
       <w:spacing w:after="0" w:line="240" w:lineRule="auto"/>
     </w:pPr>
     <w:rPr>
+      <w:rFonts w:eastAsia="黑体"/>
       <w:color w:themeColor="text1" w:val="000000"/>
     </w:rPr>
     <w:tblPr>
@@ -8428,7 +8851,7 @@
     </w:tblPr>
     <w:tblStylePr w:type="firstRow">
       <w:rPr>
-        <w:rFonts w:asciiTheme="majorHAnsi" w:cstheme="majorBidi" w:eastAsiaTheme="majorEastAsia" w:hAnsiTheme="majorHAnsi"/>
+        <w:rFonts w:asciiTheme="majorHAnsi" w:cstheme="majorBidi" w:hAnsiTheme="majorHAnsi" w:eastAsia="黑体"/>
       </w:rPr>
       <w:tblPr/>
       <w:tcPr>
@@ -8440,6 +8863,7 @@
     </w:tblStylePr>
     <w:tblStylePr w:type="lastRow">
       <w:rPr>
+        <w:rFonts w:eastAsia="黑体"/>
         <w:b/>
         <w:bCs/>
         <w:color w:themeColor="text2" w:val="1F497D"/>
@@ -8454,12 +8878,14 @@
     </w:tblStylePr>
     <w:tblStylePr w:type="firstCol">
       <w:rPr>
+        <w:rFonts w:eastAsia="黑体"/>
         <w:b/>
         <w:bCs/>
       </w:rPr>
     </w:tblStylePr>
     <w:tblStylePr w:type="lastCol">
       <w:rPr>
+        <w:rFonts w:eastAsia="黑体"/>
         <w:b/>
         <w:bCs/>
       </w:rPr>
@@ -8493,6 +8919,7 @@
       <w:spacing w:after="0" w:line="240" w:lineRule="auto"/>
     </w:pPr>
     <w:rPr>
+      <w:rFonts w:eastAsia="黑体"/>
       <w:color w:themeColor="text1" w:val="000000"/>
     </w:rPr>
     <w:tblPr>
@@ -8512,7 +8939,7 @@
     </w:tblPr>
     <w:tblStylePr w:type="firstRow">
       <w:rPr>
-        <w:rFonts w:asciiTheme="majorHAnsi" w:cstheme="majorBidi" w:eastAsiaTheme="majorEastAsia" w:hAnsiTheme="majorHAnsi"/>
+        <w:rFonts w:asciiTheme="majorHAnsi" w:cstheme="majorBidi" w:hAnsiTheme="majorHAnsi" w:eastAsia="黑体"/>
       </w:rPr>
       <w:tblPr/>
       <w:tcPr>
@@ -8524,6 +8951,7 @@
     </w:tblStylePr>
     <w:tblStylePr w:type="lastRow">
       <w:rPr>
+        <w:rFonts w:eastAsia="黑体"/>
         <w:b/>
         <w:bCs/>
         <w:color w:themeColor="text2" w:val="1F497D"/>
@@ -8538,12 +8966,14 @@
     </w:tblStylePr>
     <w:tblStylePr w:type="firstCol">
       <w:rPr>
+        <w:rFonts w:eastAsia="黑体"/>
         <w:b/>
         <w:bCs/>
       </w:rPr>
     </w:tblStylePr>
     <w:tblStylePr w:type="lastCol">
       <w:rPr>
+        <w:rFonts w:eastAsia="黑体"/>
         <w:b/>
         <w:bCs/>
       </w:rPr>
@@ -8577,6 +9007,7 @@
       <w:spacing w:after="0" w:line="240" w:lineRule="auto"/>
     </w:pPr>
     <w:rPr>
+      <w:rFonts w:eastAsia="黑体"/>
       <w:color w:themeColor="text1" w:val="000000"/>
     </w:rPr>
     <w:tblPr>
@@ -8596,7 +9027,7 @@
     </w:tblPr>
     <w:tblStylePr w:type="firstRow">
       <w:rPr>
-        <w:rFonts w:asciiTheme="majorHAnsi" w:cstheme="majorBidi" w:eastAsiaTheme="majorEastAsia" w:hAnsiTheme="majorHAnsi"/>
+        <w:rFonts w:asciiTheme="majorHAnsi" w:cstheme="majorBidi" w:hAnsiTheme="majorHAnsi" w:eastAsia="黑体"/>
       </w:rPr>
       <w:tblPr/>
       <w:tcPr>
@@ -8608,6 +9039,7 @@
     </w:tblStylePr>
     <w:tblStylePr w:type="lastRow">
       <w:rPr>
+        <w:rFonts w:eastAsia="黑体"/>
         <w:b/>
         <w:bCs/>
         <w:color w:themeColor="text2" w:val="1F497D"/>
@@ -8622,12 +9054,14 @@
     </w:tblStylePr>
     <w:tblStylePr w:type="firstCol">
       <w:rPr>
+        <w:rFonts w:eastAsia="黑体"/>
         <w:b/>
         <w:bCs/>
       </w:rPr>
     </w:tblStylePr>
     <w:tblStylePr w:type="lastCol">
       <w:rPr>
+        <w:rFonts w:eastAsia="黑体"/>
         <w:b/>
         <w:bCs/>
       </w:rPr>
@@ -8661,6 +9095,7 @@
       <w:spacing w:after="0" w:line="240" w:lineRule="auto"/>
     </w:pPr>
     <w:rPr>
+      <w:rFonts w:eastAsia="黑体"/>
       <w:color w:themeColor="text1" w:val="000000"/>
     </w:rPr>
     <w:tblPr>
@@ -8680,7 +9115,7 @@
     </w:tblPr>
     <w:tblStylePr w:type="firstRow">
       <w:rPr>
-        <w:rFonts w:asciiTheme="majorHAnsi" w:cstheme="majorBidi" w:eastAsiaTheme="majorEastAsia" w:hAnsiTheme="majorHAnsi"/>
+        <w:rFonts w:asciiTheme="majorHAnsi" w:cstheme="majorBidi" w:hAnsiTheme="majorHAnsi" w:eastAsia="黑体"/>
       </w:rPr>
       <w:tblPr/>
       <w:tcPr>
@@ -8692,6 +9127,7 @@
     </w:tblStylePr>
     <w:tblStylePr w:type="lastRow">
       <w:rPr>
+        <w:rFonts w:eastAsia="黑体"/>
         <w:b/>
         <w:bCs/>
         <w:color w:themeColor="text2" w:val="1F497D"/>
@@ -8706,12 +9142,14 @@
     </w:tblStylePr>
     <w:tblStylePr w:type="firstCol">
       <w:rPr>
+        <w:rFonts w:eastAsia="黑体"/>
         <w:b/>
         <w:bCs/>
       </w:rPr>
     </w:tblStylePr>
     <w:tblStylePr w:type="lastCol">
       <w:rPr>
+        <w:rFonts w:eastAsia="黑体"/>
         <w:b/>
         <w:bCs/>
       </w:rPr>
@@ -8745,7 +9183,7 @@
       <w:spacing w:after="0" w:line="240" w:lineRule="auto"/>
     </w:pPr>
     <w:rPr>
-      <w:rFonts w:asciiTheme="majorHAnsi" w:cstheme="majorBidi" w:eastAsiaTheme="majorEastAsia" w:hAnsiTheme="majorHAnsi"/>
+      <w:rFonts w:asciiTheme="majorHAnsi" w:cstheme="majorBidi" w:hAnsiTheme="majorHAnsi" w:eastAsia="黑体"/>
       <w:color w:themeColor="text1" w:val="000000"/>
     </w:rPr>
     <w:tblPr>
@@ -8767,6 +9205,7 @@
     </w:tblPr>
     <w:tblStylePr w:type="firstRow">
       <w:rPr>
+        <w:rFonts w:eastAsia="黑体"/>
         <w:sz w:val="24"/>
         <w:szCs w:val="24"/>
       </w:rPr>
@@ -8873,7 +9312,7 @@
       <w:spacing w:after="0" w:line="240" w:lineRule="auto"/>
     </w:pPr>
     <w:rPr>
-      <w:rFonts w:asciiTheme="majorHAnsi" w:cstheme="majorBidi" w:eastAsiaTheme="majorEastAsia" w:hAnsiTheme="majorHAnsi"/>
+      <w:rFonts w:asciiTheme="majorHAnsi" w:cstheme="majorBidi" w:hAnsiTheme="majorHAnsi" w:eastAsia="黑体"/>
       <w:color w:themeColor="text1" w:val="000000"/>
     </w:rPr>
     <w:tblPr>
@@ -8895,6 +9334,7 @@
     </w:tblPr>
     <w:tblStylePr w:type="firstRow">
       <w:rPr>
+        <w:rFonts w:eastAsia="黑体"/>
         <w:sz w:val="24"/>
         <w:szCs w:val="24"/>
       </w:rPr>
@@ -9001,7 +9441,7 @@
       <w:spacing w:after="0" w:line="240" w:lineRule="auto"/>
     </w:pPr>
     <w:rPr>
-      <w:rFonts w:asciiTheme="majorHAnsi" w:cstheme="majorBidi" w:eastAsiaTheme="majorEastAsia" w:hAnsiTheme="majorHAnsi"/>
+      <w:rFonts w:asciiTheme="majorHAnsi" w:cstheme="majorBidi" w:hAnsiTheme="majorHAnsi" w:eastAsia="黑体"/>
       <w:color w:themeColor="text1" w:val="000000"/>
     </w:rPr>
     <w:tblPr>
@@ -9023,6 +9463,7 @@
     </w:tblPr>
     <w:tblStylePr w:type="firstRow">
       <w:rPr>
+        <w:rFonts w:eastAsia="黑体"/>
         <w:sz w:val="24"/>
         <w:szCs w:val="24"/>
       </w:rPr>
@@ -9129,7 +9570,7 @@
       <w:spacing w:after="0" w:line="240" w:lineRule="auto"/>
     </w:pPr>
     <w:rPr>
-      <w:rFonts w:asciiTheme="majorHAnsi" w:cstheme="majorBidi" w:eastAsiaTheme="majorEastAsia" w:hAnsiTheme="majorHAnsi"/>
+      <w:rFonts w:asciiTheme="majorHAnsi" w:cstheme="majorBidi" w:hAnsiTheme="majorHAnsi" w:eastAsia="黑体"/>
       <w:color w:themeColor="text1" w:val="000000"/>
     </w:rPr>
     <w:tblPr>
@@ -9151,6 +9592,7 @@
     </w:tblPr>
     <w:tblStylePr w:type="firstRow">
       <w:rPr>
+        <w:rFonts w:eastAsia="黑体"/>
         <w:sz w:val="24"/>
         <w:szCs w:val="24"/>
       </w:rPr>
@@ -9257,7 +9699,7 @@
       <w:spacing w:after="0" w:line="240" w:lineRule="auto"/>
     </w:pPr>
     <w:rPr>
-      <w:rFonts w:asciiTheme="majorHAnsi" w:cstheme="majorBidi" w:eastAsiaTheme="majorEastAsia" w:hAnsiTheme="majorHAnsi"/>
+      <w:rFonts w:asciiTheme="majorHAnsi" w:cstheme="majorBidi" w:hAnsiTheme="majorHAnsi" w:eastAsia="黑体"/>
       <w:color w:themeColor="text1" w:val="000000"/>
     </w:rPr>
     <w:tblPr>
@@ -9279,6 +9721,7 @@
     </w:tblPr>
     <w:tblStylePr w:type="firstRow">
       <w:rPr>
+        <w:rFonts w:eastAsia="黑体"/>
         <w:sz w:val="24"/>
         <w:szCs w:val="24"/>
       </w:rPr>
@@ -9385,7 +9828,7 @@
       <w:spacing w:after="0" w:line="240" w:lineRule="auto"/>
     </w:pPr>
     <w:rPr>
-      <w:rFonts w:asciiTheme="majorHAnsi" w:cstheme="majorBidi" w:eastAsiaTheme="majorEastAsia" w:hAnsiTheme="majorHAnsi"/>
+      <w:rFonts w:asciiTheme="majorHAnsi" w:cstheme="majorBidi" w:hAnsiTheme="majorHAnsi" w:eastAsia="黑体"/>
       <w:color w:themeColor="text1" w:val="000000"/>
     </w:rPr>
     <w:tblPr>
@@ -9407,6 +9850,7 @@
     </w:tblPr>
     <w:tblStylePr w:type="firstRow">
       <w:rPr>
+        <w:rFonts w:eastAsia="黑体"/>
         <w:sz w:val="24"/>
         <w:szCs w:val="24"/>
       </w:rPr>
@@ -9513,7 +9957,7 @@
       <w:spacing w:after="0" w:line="240" w:lineRule="auto"/>
     </w:pPr>
     <w:rPr>
-      <w:rFonts w:asciiTheme="majorHAnsi" w:cstheme="majorBidi" w:eastAsiaTheme="majorEastAsia" w:hAnsiTheme="majorHAnsi"/>
+      <w:rFonts w:asciiTheme="majorHAnsi" w:cstheme="majorBidi" w:hAnsiTheme="majorHAnsi" w:eastAsia="黑体"/>
       <w:color w:themeColor="text1" w:val="000000"/>
     </w:rPr>
     <w:tblPr>
@@ -9535,6 +9979,7 @@
     </w:tblPr>
     <w:tblStylePr w:type="firstRow">
       <w:rPr>
+        <w:rFonts w:eastAsia="黑体"/>
         <w:sz w:val="24"/>
         <w:szCs w:val="24"/>
       </w:rPr>
@@ -9664,12 +10109,14 @@
     </w:tcPr>
     <w:tblStylePr w:type="firstRow">
       <w:rPr>
+        <w:rFonts w:eastAsia="黑体"/>
         <w:b/>
         <w:bCs/>
       </w:rPr>
     </w:tblStylePr>
     <w:tblStylePr w:type="lastRow">
       <w:rPr>
+        <w:rFonts w:eastAsia="黑体"/>
         <w:b/>
         <w:bCs/>
       </w:rPr>
@@ -9682,12 +10129,14 @@
     </w:tblStylePr>
     <w:tblStylePr w:type="firstCol">
       <w:rPr>
+        <w:rFonts w:eastAsia="黑体"/>
         <w:b/>
         <w:bCs/>
       </w:rPr>
     </w:tblStylePr>
     <w:tblStylePr w:type="lastCol">
       <w:rPr>
+        <w:rFonts w:eastAsia="黑体"/>
         <w:b/>
         <w:bCs/>
       </w:rPr>
@@ -9737,12 +10186,14 @@
     </w:tcPr>
     <w:tblStylePr w:type="firstRow">
       <w:rPr>
+        <w:rFonts w:eastAsia="黑体"/>
         <w:b/>
         <w:bCs/>
       </w:rPr>
     </w:tblStylePr>
     <w:tblStylePr w:type="lastRow">
       <w:rPr>
+        <w:rFonts w:eastAsia="黑体"/>
         <w:b/>
         <w:bCs/>
       </w:rPr>
@@ -9755,12 +10206,14 @@
     </w:tblStylePr>
     <w:tblStylePr w:type="firstCol">
       <w:rPr>
+        <w:rFonts w:eastAsia="黑体"/>
         <w:b/>
         <w:bCs/>
       </w:rPr>
     </w:tblStylePr>
     <w:tblStylePr w:type="lastCol">
       <w:rPr>
+        <w:rFonts w:eastAsia="黑体"/>
         <w:b/>
         <w:bCs/>
       </w:rPr>
@@ -9810,12 +10263,14 @@
     </w:tcPr>
     <w:tblStylePr w:type="firstRow">
       <w:rPr>
+        <w:rFonts w:eastAsia="黑体"/>
         <w:b/>
         <w:bCs/>
       </w:rPr>
     </w:tblStylePr>
     <w:tblStylePr w:type="lastRow">
       <w:rPr>
+        <w:rFonts w:eastAsia="黑体"/>
         <w:b/>
         <w:bCs/>
       </w:rPr>
@@ -9828,12 +10283,14 @@
     </w:tblStylePr>
     <w:tblStylePr w:type="firstCol">
       <w:rPr>
+        <w:rFonts w:eastAsia="黑体"/>
         <w:b/>
         <w:bCs/>
       </w:rPr>
     </w:tblStylePr>
     <w:tblStylePr w:type="lastCol">
       <w:rPr>
+        <w:rFonts w:eastAsia="黑体"/>
         <w:b/>
         <w:bCs/>
       </w:rPr>
@@ -9883,12 +10340,14 @@
     </w:tcPr>
     <w:tblStylePr w:type="firstRow">
       <w:rPr>
+        <w:rFonts w:eastAsia="黑体"/>
         <w:b/>
         <w:bCs/>
       </w:rPr>
     </w:tblStylePr>
     <w:tblStylePr w:type="lastRow">
       <w:rPr>
+        <w:rFonts w:eastAsia="黑体"/>
         <w:b/>
         <w:bCs/>
       </w:rPr>
@@ -9901,12 +10360,14 @@
     </w:tblStylePr>
     <w:tblStylePr w:type="firstCol">
       <w:rPr>
+        <w:rFonts w:eastAsia="黑体"/>
         <w:b/>
         <w:bCs/>
       </w:rPr>
     </w:tblStylePr>
     <w:tblStylePr w:type="lastCol">
       <w:rPr>
+        <w:rFonts w:eastAsia="黑体"/>
         <w:b/>
         <w:bCs/>
       </w:rPr>
@@ -9956,12 +10417,14 @@
     </w:tcPr>
     <w:tblStylePr w:type="firstRow">
       <w:rPr>
+        <w:rFonts w:eastAsia="黑体"/>
         <w:b/>
         <w:bCs/>
       </w:rPr>
     </w:tblStylePr>
     <w:tblStylePr w:type="lastRow">
       <w:rPr>
+        <w:rFonts w:eastAsia="黑体"/>
         <w:b/>
         <w:bCs/>
       </w:rPr>
@@ -9974,12 +10437,14 @@
     </w:tblStylePr>
     <w:tblStylePr w:type="firstCol">
       <w:rPr>
+        <w:rFonts w:eastAsia="黑体"/>
         <w:b/>
         <w:bCs/>
       </w:rPr>
     </w:tblStylePr>
     <w:tblStylePr w:type="lastCol">
       <w:rPr>
+        <w:rFonts w:eastAsia="黑体"/>
         <w:b/>
         <w:bCs/>
       </w:rPr>
@@ -10029,12 +10494,14 @@
     </w:tcPr>
     <w:tblStylePr w:type="firstRow">
       <w:rPr>
+        <w:rFonts w:eastAsia="黑体"/>
         <w:b/>
         <w:bCs/>
       </w:rPr>
     </w:tblStylePr>
     <w:tblStylePr w:type="lastRow">
       <w:rPr>
+        <w:rFonts w:eastAsia="黑体"/>
         <w:b/>
         <w:bCs/>
       </w:rPr>
@@ -10047,12 +10514,14 @@
     </w:tblStylePr>
     <w:tblStylePr w:type="firstCol">
       <w:rPr>
+        <w:rFonts w:eastAsia="黑体"/>
         <w:b/>
         <w:bCs/>
       </w:rPr>
     </w:tblStylePr>
     <w:tblStylePr w:type="lastCol">
       <w:rPr>
+        <w:rFonts w:eastAsia="黑体"/>
         <w:b/>
         <w:bCs/>
       </w:rPr>
@@ -10102,12 +10571,14 @@
     </w:tcPr>
     <w:tblStylePr w:type="firstRow">
       <w:rPr>
+        <w:rFonts w:eastAsia="黑体"/>
         <w:b/>
         <w:bCs/>
       </w:rPr>
     </w:tblStylePr>
     <w:tblStylePr w:type="lastRow">
       <w:rPr>
+        <w:rFonts w:eastAsia="黑体"/>
         <w:b/>
         <w:bCs/>
       </w:rPr>
@@ -10120,12 +10591,14 @@
     </w:tblStylePr>
     <w:tblStylePr w:type="firstCol">
       <w:rPr>
+        <w:rFonts w:eastAsia="黑体"/>
         <w:b/>
         <w:bCs/>
       </w:rPr>
     </w:tblStylePr>
     <w:tblStylePr w:type="lastCol">
       <w:rPr>
+        <w:rFonts w:eastAsia="黑体"/>
         <w:b/>
         <w:bCs/>
       </w:rPr>
@@ -10152,7 +10625,7 @@
       <w:spacing w:after="0" w:line="240" w:lineRule="auto"/>
     </w:pPr>
     <w:rPr>
-      <w:rFonts w:asciiTheme="majorHAnsi" w:cstheme="majorBidi" w:eastAsiaTheme="majorEastAsia" w:hAnsiTheme="majorHAnsi"/>
+      <w:rFonts w:asciiTheme="majorHAnsi" w:cstheme="majorBidi" w:hAnsiTheme="majorHAnsi" w:eastAsia="黑体"/>
       <w:color w:themeColor="text1" w:val="000000"/>
     </w:rPr>
     <w:tblPr>
@@ -10179,6 +10652,7 @@
     </w:tcPr>
     <w:tblStylePr w:type="firstRow">
       <w:rPr>
+        <w:rFonts w:eastAsia="黑体"/>
         <w:b/>
         <w:bCs/>
         <w:color w:themeColor="text1" w:val="000000"/>
@@ -10190,6 +10664,7 @@
     </w:tblStylePr>
     <w:tblStylePr w:type="lastRow">
       <w:rPr>
+        <w:rFonts w:eastAsia="黑体"/>
         <w:b/>
         <w:bCs/>
         <w:color w:themeColor="text1" w:val="000000"/>
@@ -10209,6 +10684,7 @@
     </w:tblStylePr>
     <w:tblStylePr w:type="firstCol">
       <w:rPr>
+        <w:rFonts w:eastAsia="黑体"/>
         <w:b/>
         <w:bCs/>
         <w:color w:themeColor="text1" w:val="000000"/>
@@ -10228,6 +10704,7 @@
     </w:tblStylePr>
     <w:tblStylePr w:type="lastCol">
       <w:rPr>
+        <w:rFonts w:eastAsia="黑体"/>
         <w:b w:val="0"/>
         <w:bCs w:val="0"/>
         <w:color w:themeColor="text1" w:val="000000"/>
@@ -10277,7 +10754,7 @@
       <w:spacing w:after="0" w:line="240" w:lineRule="auto"/>
     </w:pPr>
     <w:rPr>
-      <w:rFonts w:asciiTheme="majorHAnsi" w:cstheme="majorBidi" w:eastAsiaTheme="majorEastAsia" w:hAnsiTheme="majorHAnsi"/>
+      <w:rFonts w:asciiTheme="majorHAnsi" w:cstheme="majorBidi" w:hAnsiTheme="majorHAnsi" w:eastAsia="黑体"/>
       <w:color w:themeColor="text1" w:val="000000"/>
     </w:rPr>
     <w:tblPr>
@@ -10304,6 +10781,7 @@
     </w:tcPr>
     <w:tblStylePr w:type="firstRow">
       <w:rPr>
+        <w:rFonts w:eastAsia="黑体"/>
         <w:b/>
         <w:bCs/>
         <w:color w:themeColor="text1" w:val="000000"/>
@@ -10315,6 +10793,7 @@
     </w:tblStylePr>
     <w:tblStylePr w:type="lastRow">
       <w:rPr>
+        <w:rFonts w:eastAsia="黑体"/>
         <w:b/>
         <w:bCs/>
         <w:color w:themeColor="text1" w:val="000000"/>
@@ -10334,6 +10813,7 @@
     </w:tblStylePr>
     <w:tblStylePr w:type="firstCol">
       <w:rPr>
+        <w:rFonts w:eastAsia="黑体"/>
         <w:b/>
         <w:bCs/>
         <w:color w:themeColor="text1" w:val="000000"/>
@@ -10353,6 +10833,7 @@
     </w:tblStylePr>
     <w:tblStylePr w:type="lastCol">
       <w:rPr>
+        <w:rFonts w:eastAsia="黑体"/>
         <w:b w:val="0"/>
         <w:bCs w:val="0"/>
         <w:color w:themeColor="text1" w:val="000000"/>
@@ -10402,7 +10883,7 @@
       <w:spacing w:after="0" w:line="240" w:lineRule="auto"/>
     </w:pPr>
     <w:rPr>
-      <w:rFonts w:asciiTheme="majorHAnsi" w:cstheme="majorBidi" w:eastAsiaTheme="majorEastAsia" w:hAnsiTheme="majorHAnsi"/>
+      <w:rFonts w:asciiTheme="majorHAnsi" w:cstheme="majorBidi" w:hAnsiTheme="majorHAnsi" w:eastAsia="黑体"/>
       <w:color w:themeColor="text1" w:val="000000"/>
     </w:rPr>
     <w:tblPr>
@@ -10429,6 +10910,7 @@
     </w:tcPr>
     <w:tblStylePr w:type="firstRow">
       <w:rPr>
+        <w:rFonts w:eastAsia="黑体"/>
         <w:b/>
         <w:bCs/>
         <w:color w:themeColor="text1" w:val="000000"/>
@@ -10440,6 +10922,7 @@
     </w:tblStylePr>
     <w:tblStylePr w:type="lastRow">
       <w:rPr>
+        <w:rFonts w:eastAsia="黑体"/>
         <w:b/>
         <w:bCs/>
         <w:color w:themeColor="text1" w:val="000000"/>
@@ -10459,6 +10942,7 @@
     </w:tblStylePr>
     <w:tblStylePr w:type="firstCol">
       <w:rPr>
+        <w:rFonts w:eastAsia="黑体"/>
         <w:b/>
         <w:bCs/>
         <w:color w:themeColor="text1" w:val="000000"/>
@@ -10478,6 +10962,7 @@
     </w:tblStylePr>
     <w:tblStylePr w:type="lastCol">
       <w:rPr>
+        <w:rFonts w:eastAsia="黑体"/>
         <w:b w:val="0"/>
         <w:bCs w:val="0"/>
         <w:color w:themeColor="text1" w:val="000000"/>
@@ -10527,7 +11012,7 @@
       <w:spacing w:after="0" w:line="240" w:lineRule="auto"/>
     </w:pPr>
     <w:rPr>
-      <w:rFonts w:asciiTheme="majorHAnsi" w:cstheme="majorBidi" w:eastAsiaTheme="majorEastAsia" w:hAnsiTheme="majorHAnsi"/>
+      <w:rFonts w:asciiTheme="majorHAnsi" w:cstheme="majorBidi" w:hAnsiTheme="majorHAnsi" w:eastAsia="黑体"/>
       <w:color w:themeColor="text1" w:val="000000"/>
     </w:rPr>
     <w:tblPr>
@@ -10554,6 +11039,7 @@
     </w:tcPr>
     <w:tblStylePr w:type="firstRow">
       <w:rPr>
+        <w:rFonts w:eastAsia="黑体"/>
         <w:b/>
         <w:bCs/>
         <w:color w:themeColor="text1" w:val="000000"/>
@@ -10565,6 +11051,7 @@
     </w:tblStylePr>
     <w:tblStylePr w:type="lastRow">
       <w:rPr>
+        <w:rFonts w:eastAsia="黑体"/>
         <w:b/>
         <w:bCs/>
         <w:color w:themeColor="text1" w:val="000000"/>
@@ -10584,6 +11071,7 @@
     </w:tblStylePr>
     <w:tblStylePr w:type="firstCol">
       <w:rPr>
+        <w:rFonts w:eastAsia="黑体"/>
         <w:b/>
         <w:bCs/>
         <w:color w:themeColor="text1" w:val="000000"/>
@@ -10603,6 +11091,7 @@
     </w:tblStylePr>
     <w:tblStylePr w:type="lastCol">
       <w:rPr>
+        <w:rFonts w:eastAsia="黑体"/>
         <w:b w:val="0"/>
         <w:bCs w:val="0"/>
         <w:color w:themeColor="text1" w:val="000000"/>
@@ -10652,7 +11141,7 @@
       <w:spacing w:after="0" w:line="240" w:lineRule="auto"/>
     </w:pPr>
     <w:rPr>
-      <w:rFonts w:asciiTheme="majorHAnsi" w:cstheme="majorBidi" w:eastAsiaTheme="majorEastAsia" w:hAnsiTheme="majorHAnsi"/>
+      <w:rFonts w:asciiTheme="majorHAnsi" w:cstheme="majorBidi" w:hAnsiTheme="majorHAnsi" w:eastAsia="黑体"/>
       <w:color w:themeColor="text1" w:val="000000"/>
     </w:rPr>
     <w:tblPr>
@@ -10679,6 +11168,7 @@
     </w:tcPr>
     <w:tblStylePr w:type="firstRow">
       <w:rPr>
+        <w:rFonts w:eastAsia="黑体"/>
         <w:b/>
         <w:bCs/>
         <w:color w:themeColor="text1" w:val="000000"/>
@@ -10690,6 +11180,7 @@
     </w:tblStylePr>
     <w:tblStylePr w:type="lastRow">
       <w:rPr>
+        <w:rFonts w:eastAsia="黑体"/>
         <w:b/>
         <w:bCs/>
         <w:color w:themeColor="text1" w:val="000000"/>
@@ -10709,6 +11200,7 @@
     </w:tblStylePr>
     <w:tblStylePr w:type="firstCol">
       <w:rPr>
+        <w:rFonts w:eastAsia="黑体"/>
         <w:b/>
         <w:bCs/>
         <w:color w:themeColor="text1" w:val="000000"/>
@@ -10728,6 +11220,7 @@
     </w:tblStylePr>
     <w:tblStylePr w:type="lastCol">
       <w:rPr>
+        <w:rFonts w:eastAsia="黑体"/>
         <w:b w:val="0"/>
         <w:bCs w:val="0"/>
         <w:color w:themeColor="text1" w:val="000000"/>
@@ -10777,7 +11270,7 @@
       <w:spacing w:after="0" w:line="240" w:lineRule="auto"/>
     </w:pPr>
     <w:rPr>
-      <w:rFonts w:asciiTheme="majorHAnsi" w:cstheme="majorBidi" w:eastAsiaTheme="majorEastAsia" w:hAnsiTheme="majorHAnsi"/>
+      <w:rFonts w:asciiTheme="majorHAnsi" w:cstheme="majorBidi" w:hAnsiTheme="majorHAnsi" w:eastAsia="黑体"/>
       <w:color w:themeColor="text1" w:val="000000"/>
     </w:rPr>
     <w:tblPr>
@@ -10804,6 +11297,7 @@
     </w:tcPr>
     <w:tblStylePr w:type="firstRow">
       <w:rPr>
+        <w:rFonts w:eastAsia="黑体"/>
         <w:b/>
         <w:bCs/>
         <w:color w:themeColor="text1" w:val="000000"/>
@@ -10815,6 +11309,7 @@
     </w:tblStylePr>
     <w:tblStylePr w:type="lastRow">
       <w:rPr>
+        <w:rFonts w:eastAsia="黑体"/>
         <w:b/>
         <w:bCs/>
         <w:color w:themeColor="text1" w:val="000000"/>
@@ -10834,6 +11329,7 @@
     </w:tblStylePr>
     <w:tblStylePr w:type="firstCol">
       <w:rPr>
+        <w:rFonts w:eastAsia="黑体"/>
         <w:b/>
         <w:bCs/>
         <w:color w:themeColor="text1" w:val="000000"/>
@@ -10853,6 +11349,7 @@
     </w:tblStylePr>
     <w:tblStylePr w:type="lastCol">
       <w:rPr>
+        <w:rFonts w:eastAsia="黑体"/>
         <w:b w:val="0"/>
         <w:bCs w:val="0"/>
         <w:color w:themeColor="text1" w:val="000000"/>
@@ -10902,7 +11399,7 @@
       <w:spacing w:after="0" w:line="240" w:lineRule="auto"/>
     </w:pPr>
     <w:rPr>
-      <w:rFonts w:asciiTheme="majorHAnsi" w:cstheme="majorBidi" w:eastAsiaTheme="majorEastAsia" w:hAnsiTheme="majorHAnsi"/>
+      <w:rFonts w:asciiTheme="majorHAnsi" w:cstheme="majorBidi" w:hAnsiTheme="majorHAnsi" w:eastAsia="黑体"/>
       <w:color w:themeColor="text1" w:val="000000"/>
     </w:rPr>
     <w:tblPr>
@@ -10929,6 +11426,7 @@
     </w:tcPr>
     <w:tblStylePr w:type="firstRow">
       <w:rPr>
+        <w:rFonts w:eastAsia="黑体"/>
         <w:b/>
         <w:bCs/>
         <w:color w:themeColor="text1" w:val="000000"/>
@@ -10940,6 +11438,7 @@
     </w:tblStylePr>
     <w:tblStylePr w:type="lastRow">
       <w:rPr>
+        <w:rFonts w:eastAsia="黑体"/>
         <w:b/>
         <w:bCs/>
         <w:color w:themeColor="text1" w:val="000000"/>
@@ -10959,6 +11458,7 @@
     </w:tblStylePr>
     <w:tblStylePr w:type="firstCol">
       <w:rPr>
+        <w:rFonts w:eastAsia="黑体"/>
         <w:b/>
         <w:bCs/>
         <w:color w:themeColor="text1" w:val="000000"/>
@@ -10978,6 +11478,7 @@
     </w:tblStylePr>
     <w:tblStylePr w:type="lastCol">
       <w:rPr>
+        <w:rFonts w:eastAsia="黑体"/>
         <w:b w:val="0"/>
         <w:bCs w:val="0"/>
         <w:color w:themeColor="text1" w:val="000000"/>
@@ -11050,6 +11551,7 @@
     </w:tcPr>
     <w:tblStylePr w:type="firstRow">
       <w:rPr>
+        <w:rFonts w:eastAsia="黑体"/>
         <w:b/>
         <w:bCs/>
         <w:i w:val="0"/>
@@ -11071,6 +11573,7 @@
     </w:tblStylePr>
     <w:tblStylePr w:type="lastRow">
       <w:rPr>
+        <w:rFonts w:eastAsia="黑体"/>
         <w:b/>
         <w:bCs/>
         <w:i w:val="0"/>
@@ -11092,6 +11595,7 @@
     </w:tblStylePr>
     <w:tblStylePr w:type="firstCol">
       <w:rPr>
+        <w:rFonts w:eastAsia="黑体"/>
         <w:b/>
         <w:bCs/>
         <w:i w:val="0"/>
@@ -11111,6 +11615,7 @@
     </w:tblStylePr>
     <w:tblStylePr w:type="lastCol">
       <w:rPr>
+        <w:rFonts w:eastAsia="黑体"/>
         <w:b/>
         <w:bCs/>
         <w:i w:val="0"/>
@@ -11191,6 +11696,7 @@
     </w:tcPr>
     <w:tblStylePr w:type="firstRow">
       <w:rPr>
+        <w:rFonts w:eastAsia="黑体"/>
         <w:b/>
         <w:bCs/>
         <w:i w:val="0"/>
@@ -11212,6 +11718,7 @@
     </w:tblStylePr>
     <w:tblStylePr w:type="lastRow">
       <w:rPr>
+        <w:rFonts w:eastAsia="黑体"/>
         <w:b/>
         <w:bCs/>
         <w:i w:val="0"/>
@@ -11233,6 +11740,7 @@
     </w:tblStylePr>
     <w:tblStylePr w:type="firstCol">
       <w:rPr>
+        <w:rFonts w:eastAsia="黑体"/>
         <w:b/>
         <w:bCs/>
         <w:i w:val="0"/>
@@ -11252,6 +11760,7 @@
     </w:tblStylePr>
     <w:tblStylePr w:type="lastCol">
       <w:rPr>
+        <w:rFonts w:eastAsia="黑体"/>
         <w:b/>
         <w:bCs/>
         <w:i w:val="0"/>
@@ -11332,6 +11841,7 @@
     </w:tcPr>
     <w:tblStylePr w:type="firstRow">
       <w:rPr>
+        <w:rFonts w:eastAsia="黑体"/>
         <w:b/>
         <w:bCs/>
         <w:i w:val="0"/>
@@ -11353,6 +11863,7 @@
     </w:tblStylePr>
     <w:tblStylePr w:type="lastRow">
       <w:rPr>
+        <w:rFonts w:eastAsia="黑体"/>
         <w:b/>
         <w:bCs/>
         <w:i w:val="0"/>
@@ -11374,6 +11885,7 @@
     </w:tblStylePr>
     <w:tblStylePr w:type="firstCol">
       <w:rPr>
+        <w:rFonts w:eastAsia="黑体"/>
         <w:b/>
         <w:bCs/>
         <w:i w:val="0"/>
@@ -11393,6 +11905,7 @@
     </w:tblStylePr>
     <w:tblStylePr w:type="lastCol">
       <w:rPr>
+        <w:rFonts w:eastAsia="黑体"/>
         <w:b/>
         <w:bCs/>
         <w:i w:val="0"/>
@@ -11473,6 +11986,7 @@
     </w:tcPr>
     <w:tblStylePr w:type="firstRow">
       <w:rPr>
+        <w:rFonts w:eastAsia="黑体"/>
         <w:b/>
         <w:bCs/>
         <w:i w:val="0"/>
@@ -11494,6 +12008,7 @@
     </w:tblStylePr>
     <w:tblStylePr w:type="lastRow">
       <w:rPr>
+        <w:rFonts w:eastAsia="黑体"/>
         <w:b/>
         <w:bCs/>
         <w:i w:val="0"/>
@@ -11515,6 +12030,7 @@
     </w:tblStylePr>
     <w:tblStylePr w:type="firstCol">
       <w:rPr>
+        <w:rFonts w:eastAsia="黑体"/>
         <w:b/>
         <w:bCs/>
         <w:i w:val="0"/>
@@ -11534,6 +12050,7 @@
     </w:tblStylePr>
     <w:tblStylePr w:type="lastCol">
       <w:rPr>
+        <w:rFonts w:eastAsia="黑体"/>
         <w:b/>
         <w:bCs/>
         <w:i w:val="0"/>
@@ -11614,6 +12131,7 @@
     </w:tcPr>
     <w:tblStylePr w:type="firstRow">
       <w:rPr>
+        <w:rFonts w:eastAsia="黑体"/>
         <w:b/>
         <w:bCs/>
         <w:i w:val="0"/>
@@ -11635,6 +12153,7 @@
     </w:tblStylePr>
     <w:tblStylePr w:type="lastRow">
       <w:rPr>
+        <w:rFonts w:eastAsia="黑体"/>
         <w:b/>
         <w:bCs/>
         <w:i w:val="0"/>
@@ -11656,6 +12175,7 @@
     </w:tblStylePr>
     <w:tblStylePr w:type="firstCol">
       <w:rPr>
+        <w:rFonts w:eastAsia="黑体"/>
         <w:b/>
         <w:bCs/>
         <w:i w:val="0"/>
@@ -11675,6 +12195,7 @@
     </w:tblStylePr>
     <w:tblStylePr w:type="lastCol">
       <w:rPr>
+        <w:rFonts w:eastAsia="黑体"/>
         <w:b/>
         <w:bCs/>
         <w:i w:val="0"/>
@@ -11755,6 +12276,7 @@
     </w:tcPr>
     <w:tblStylePr w:type="firstRow">
       <w:rPr>
+        <w:rFonts w:eastAsia="黑体"/>
         <w:b/>
         <w:bCs/>
         <w:i w:val="0"/>
@@ -11776,6 +12298,7 @@
     </w:tblStylePr>
     <w:tblStylePr w:type="lastRow">
       <w:rPr>
+        <w:rFonts w:eastAsia="黑体"/>
         <w:b/>
         <w:bCs/>
         <w:i w:val="0"/>
@@ -11797,6 +12320,7 @@
     </w:tblStylePr>
     <w:tblStylePr w:type="firstCol">
       <w:rPr>
+        <w:rFonts w:eastAsia="黑体"/>
         <w:b/>
         <w:bCs/>
         <w:i w:val="0"/>
@@ -11816,6 +12340,7 @@
     </w:tblStylePr>
     <w:tblStylePr w:type="lastCol">
       <w:rPr>
+        <w:rFonts w:eastAsia="黑体"/>
         <w:b/>
         <w:bCs/>
         <w:i w:val="0"/>
@@ -11896,6 +12421,7 @@
     </w:tcPr>
     <w:tblStylePr w:type="firstRow">
       <w:rPr>
+        <w:rFonts w:eastAsia="黑体"/>
         <w:b/>
         <w:bCs/>
         <w:i w:val="0"/>
@@ -11917,6 +12443,7 @@
     </w:tblStylePr>
     <w:tblStylePr w:type="lastRow">
       <w:rPr>
+        <w:rFonts w:eastAsia="黑体"/>
         <w:b/>
         <w:bCs/>
         <w:i w:val="0"/>
@@ -11938,6 +12465,7 @@
     </w:tblStylePr>
     <w:tblStylePr w:type="firstCol">
       <w:rPr>
+        <w:rFonts w:eastAsia="黑体"/>
         <w:b/>
         <w:bCs/>
         <w:i w:val="0"/>
@@ -11957,6 +12485,7 @@
     </w:tblStylePr>
     <w:tblStylePr w:type="lastCol">
       <w:rPr>
+        <w:rFonts w:eastAsia="黑体"/>
         <w:b/>
         <w:bCs/>
         <w:i w:val="0"/>
@@ -12014,6 +12543,7 @@
       <w:spacing w:after="0" w:line="240" w:lineRule="auto"/>
     </w:pPr>
     <w:rPr>
+      <w:rFonts w:eastAsia="黑体"/>
       <w:color w:themeColor="background1" w:val="FFFFFF"/>
     </w:rPr>
     <w:tblPr>
@@ -12032,6 +12562,7 @@
     </w:tcPr>
     <w:tblStylePr w:type="firstRow">
       <w:rPr>
+        <w:rFonts w:eastAsia="黑体"/>
         <w:b/>
         <w:bCs/>
       </w:rPr>
@@ -12128,6 +12659,7 @@
       <w:spacing w:after="0" w:line="240" w:lineRule="auto"/>
     </w:pPr>
     <w:rPr>
+      <w:rFonts w:eastAsia="黑体"/>
       <w:color w:themeColor="background1" w:val="FFFFFF"/>
     </w:rPr>
     <w:tblPr>
@@ -12146,6 +12678,7 @@
     </w:tcPr>
     <w:tblStylePr w:type="firstRow">
       <w:rPr>
+        <w:rFonts w:eastAsia="黑体"/>
         <w:b/>
         <w:bCs/>
       </w:rPr>
@@ -12242,6 +12775,7 @@
       <w:spacing w:after="0" w:line="240" w:lineRule="auto"/>
     </w:pPr>
     <w:rPr>
+      <w:rFonts w:eastAsia="黑体"/>
       <w:color w:themeColor="background1" w:val="FFFFFF"/>
     </w:rPr>
     <w:tblPr>
@@ -12260,6 +12794,7 @@
     </w:tcPr>
     <w:tblStylePr w:type="firstRow">
       <w:rPr>
+        <w:rFonts w:eastAsia="黑体"/>
         <w:b/>
         <w:bCs/>
       </w:rPr>
@@ -12356,6 +12891,7 @@
       <w:spacing w:after="0" w:line="240" w:lineRule="auto"/>
     </w:pPr>
     <w:rPr>
+      <w:rFonts w:eastAsia="黑体"/>
       <w:color w:themeColor="background1" w:val="FFFFFF"/>
     </w:rPr>
     <w:tblPr>
@@ -12374,6 +12910,7 @@
     </w:tcPr>
     <w:tblStylePr w:type="firstRow">
       <w:rPr>
+        <w:rFonts w:eastAsia="黑体"/>
         <w:b/>
         <w:bCs/>
       </w:rPr>
@@ -12470,6 +13007,7 @@
       <w:spacing w:after="0" w:line="240" w:lineRule="auto"/>
     </w:pPr>
     <w:rPr>
+      <w:rFonts w:eastAsia="黑体"/>
       <w:color w:themeColor="background1" w:val="FFFFFF"/>
     </w:rPr>
     <w:tblPr>
@@ -12488,6 +13026,7 @@
     </w:tcPr>
     <w:tblStylePr w:type="firstRow">
       <w:rPr>
+        <w:rFonts w:eastAsia="黑体"/>
         <w:b/>
         <w:bCs/>
       </w:rPr>
@@ -12584,6 +13123,7 @@
       <w:spacing w:after="0" w:line="240" w:lineRule="auto"/>
     </w:pPr>
     <w:rPr>
+      <w:rFonts w:eastAsia="黑体"/>
       <w:color w:themeColor="background1" w:val="FFFFFF"/>
     </w:rPr>
     <w:tblPr>
@@ -12602,6 +13142,7 @@
     </w:tcPr>
     <w:tblStylePr w:type="firstRow">
       <w:rPr>
+        <w:rFonts w:eastAsia="黑体"/>
         <w:b/>
         <w:bCs/>
       </w:rPr>
@@ -12698,6 +13239,7 @@
       <w:spacing w:after="0" w:line="240" w:lineRule="auto"/>
     </w:pPr>
     <w:rPr>
+      <w:rFonts w:eastAsia="黑体"/>
       <w:color w:themeColor="background1" w:val="FFFFFF"/>
     </w:rPr>
     <w:tblPr>
@@ -12716,6 +13258,7 @@
     </w:tcPr>
     <w:tblStylePr w:type="firstRow">
       <w:rPr>
+        <w:rFonts w:eastAsia="黑体"/>
         <w:b/>
         <w:bCs/>
       </w:rPr>
@@ -12812,6 +13355,7 @@
       <w:spacing w:after="0" w:line="240" w:lineRule="auto"/>
     </w:pPr>
     <w:rPr>
+      <w:rFonts w:eastAsia="黑体"/>
       <w:color w:themeColor="text1" w:val="000000"/>
     </w:rPr>
     <w:tblPr>
@@ -12838,6 +13382,7 @@
     </w:tcPr>
     <w:tblStylePr w:type="firstRow">
       <w:rPr>
+        <w:rFonts w:eastAsia="黑体"/>
         <w:b/>
         <w:bCs/>
       </w:rPr>
@@ -12856,6 +13401,7 @@
     </w:tblStylePr>
     <w:tblStylePr w:type="lastRow">
       <w:rPr>
+        <w:rFonts w:eastAsia="黑体"/>
         <w:b/>
         <w:bCs/>
         <w:color w:themeColor="background1" w:val="FFFFFF"/>
@@ -12870,6 +13416,7 @@
     </w:tblStylePr>
     <w:tblStylePr w:type="firstCol">
       <w:rPr>
+        <w:rFonts w:eastAsia="黑体"/>
         <w:color w:themeColor="background1" w:val="FFFFFF"/>
       </w:rPr>
       <w:tblPr/>
@@ -12887,6 +13434,7 @@
     </w:tblStylePr>
     <w:tblStylePr w:type="lastCol">
       <w:rPr>
+        <w:rFonts w:eastAsia="黑体"/>
         <w:color w:themeColor="background1" w:val="FFFFFF"/>
       </w:rPr>
       <w:tblPr/>
@@ -12916,11 +13464,13 @@
     </w:tblStylePr>
     <w:tblStylePr w:type="neCell">
       <w:rPr>
+        <w:rFonts w:eastAsia="黑体"/>
         <w:color w:themeColor="text1" w:val="000000"/>
       </w:rPr>
     </w:tblStylePr>
     <w:tblStylePr w:type="nwCell">
       <w:rPr>
+        <w:rFonts w:eastAsia="黑体"/>
         <w:color w:themeColor="text1" w:val="000000"/>
       </w:rPr>
     </w:tblStylePr>
@@ -12934,6 +13484,7 @@
       <w:spacing w:after="0" w:line="240" w:lineRule="auto"/>
     </w:pPr>
     <w:rPr>
+      <w:rFonts w:eastAsia="黑体"/>
       <w:color w:themeColor="text1" w:val="000000"/>
     </w:rPr>
     <w:tblPr>
@@ -12960,6 +13511,7 @@
     </w:tcPr>
     <w:tblStylePr w:type="firstRow">
       <w:rPr>
+        <w:rFonts w:eastAsia="黑体"/>
         <w:b/>
         <w:bCs/>
       </w:rPr>
@@ -12978,6 +13530,7 @@
     </w:tblStylePr>
     <w:tblStylePr w:type="lastRow">
       <w:rPr>
+        <w:rFonts w:eastAsia="黑体"/>
         <w:b/>
         <w:bCs/>
         <w:color w:themeColor="background1" w:val="FFFFFF"/>
@@ -12992,6 +13545,7 @@
     </w:tblStylePr>
     <w:tblStylePr w:type="firstCol">
       <w:rPr>
+        <w:rFonts w:eastAsia="黑体"/>
         <w:color w:themeColor="background1" w:val="FFFFFF"/>
       </w:rPr>
       <w:tblPr/>
@@ -13009,6 +13563,7 @@
     </w:tblStylePr>
     <w:tblStylePr w:type="lastCol">
       <w:rPr>
+        <w:rFonts w:eastAsia="黑体"/>
         <w:color w:themeColor="background1" w:val="FFFFFF"/>
       </w:rPr>
       <w:tblPr/>
@@ -13038,11 +13593,13 @@
     </w:tblStylePr>
     <w:tblStylePr w:type="neCell">
       <w:rPr>
+        <w:rFonts w:eastAsia="黑体"/>
         <w:color w:themeColor="text1" w:val="000000"/>
       </w:rPr>
     </w:tblStylePr>
     <w:tblStylePr w:type="nwCell">
       <w:rPr>
+        <w:rFonts w:eastAsia="黑体"/>
         <w:color w:themeColor="text1" w:val="000000"/>
       </w:rPr>
     </w:tblStylePr>
@@ -13056,6 +13613,7 @@
       <w:spacing w:after="0" w:line="240" w:lineRule="auto"/>
     </w:pPr>
     <w:rPr>
+      <w:rFonts w:eastAsia="黑体"/>
       <w:color w:themeColor="text1" w:val="000000"/>
     </w:rPr>
     <w:tblPr>
@@ -13082,6 +13640,7 @@
     </w:tcPr>
     <w:tblStylePr w:type="firstRow">
       <w:rPr>
+        <w:rFonts w:eastAsia="黑体"/>
         <w:b/>
         <w:bCs/>
       </w:rPr>
@@ -13100,6 +13659,7 @@
     </w:tblStylePr>
     <w:tblStylePr w:type="lastRow">
       <w:rPr>
+        <w:rFonts w:eastAsia="黑体"/>
         <w:b/>
         <w:bCs/>
         <w:color w:themeColor="background1" w:val="FFFFFF"/>
@@ -13114,6 +13674,7 @@
     </w:tblStylePr>
     <w:tblStylePr w:type="firstCol">
       <w:rPr>
+        <w:rFonts w:eastAsia="黑体"/>
         <w:color w:themeColor="background1" w:val="FFFFFF"/>
       </w:rPr>
       <w:tblPr/>
@@ -13131,6 +13692,7 @@
     </w:tblStylePr>
     <w:tblStylePr w:type="lastCol">
       <w:rPr>
+        <w:rFonts w:eastAsia="黑体"/>
         <w:color w:themeColor="background1" w:val="FFFFFF"/>
       </w:rPr>
       <w:tblPr/>
@@ -13160,11 +13722,13 @@
     </w:tblStylePr>
     <w:tblStylePr w:type="neCell">
       <w:rPr>
+        <w:rFonts w:eastAsia="黑体"/>
         <w:color w:themeColor="text1" w:val="000000"/>
       </w:rPr>
     </w:tblStylePr>
     <w:tblStylePr w:type="nwCell">
       <w:rPr>
+        <w:rFonts w:eastAsia="黑体"/>
         <w:color w:themeColor="text1" w:val="000000"/>
       </w:rPr>
     </w:tblStylePr>
@@ -13178,6 +13742,7 @@
       <w:spacing w:after="0" w:line="240" w:lineRule="auto"/>
     </w:pPr>
     <w:rPr>
+      <w:rFonts w:eastAsia="黑体"/>
       <w:color w:themeColor="text1" w:val="000000"/>
     </w:rPr>
     <w:tblPr>
@@ -13204,6 +13769,7 @@
     </w:tcPr>
     <w:tblStylePr w:type="firstRow">
       <w:rPr>
+        <w:rFonts w:eastAsia="黑体"/>
         <w:b/>
         <w:bCs/>
       </w:rPr>
@@ -13222,6 +13788,7 @@
     </w:tblStylePr>
     <w:tblStylePr w:type="lastRow">
       <w:rPr>
+        <w:rFonts w:eastAsia="黑体"/>
         <w:b/>
         <w:bCs/>
         <w:color w:themeColor="background1" w:val="FFFFFF"/>
@@ -13236,6 +13803,7 @@
     </w:tblStylePr>
     <w:tblStylePr w:type="firstCol">
       <w:rPr>
+        <w:rFonts w:eastAsia="黑体"/>
         <w:color w:themeColor="background1" w:val="FFFFFF"/>
       </w:rPr>
       <w:tblPr/>
@@ -13253,6 +13821,7 @@
     </w:tblStylePr>
     <w:tblStylePr w:type="lastCol">
       <w:rPr>
+        <w:rFonts w:eastAsia="黑体"/>
         <w:color w:themeColor="background1" w:val="FFFFFF"/>
       </w:rPr>
       <w:tblPr/>
@@ -13290,6 +13859,7 @@
       <w:spacing w:after="0" w:line="240" w:lineRule="auto"/>
     </w:pPr>
     <w:rPr>
+      <w:rFonts w:eastAsia="黑体"/>
       <w:color w:themeColor="text1" w:val="000000"/>
     </w:rPr>
     <w:tblPr>
@@ -13316,6 +13886,7 @@
     </w:tcPr>
     <w:tblStylePr w:type="firstRow">
       <w:rPr>
+        <w:rFonts w:eastAsia="黑体"/>
         <w:b/>
         <w:bCs/>
       </w:rPr>
@@ -13334,6 +13905,7 @@
     </w:tblStylePr>
     <w:tblStylePr w:type="lastRow">
       <w:rPr>
+        <w:rFonts w:eastAsia="黑体"/>
         <w:b/>
         <w:bCs/>
         <w:color w:themeColor="background1" w:val="FFFFFF"/>
@@ -13348,6 +13920,7 @@
     </w:tblStylePr>
     <w:tblStylePr w:type="firstCol">
       <w:rPr>
+        <w:rFonts w:eastAsia="黑体"/>
         <w:color w:themeColor="background1" w:val="FFFFFF"/>
       </w:rPr>
       <w:tblPr/>
@@ -13365,6 +13938,7 @@
     </w:tblStylePr>
     <w:tblStylePr w:type="lastCol">
       <w:rPr>
+        <w:rFonts w:eastAsia="黑体"/>
         <w:color w:themeColor="background1" w:val="FFFFFF"/>
       </w:rPr>
       <w:tblPr/>
@@ -13394,11 +13968,13 @@
     </w:tblStylePr>
     <w:tblStylePr w:type="neCell">
       <w:rPr>
+        <w:rFonts w:eastAsia="黑体"/>
         <w:color w:themeColor="text1" w:val="000000"/>
       </w:rPr>
     </w:tblStylePr>
     <w:tblStylePr w:type="nwCell">
       <w:rPr>
+        <w:rFonts w:eastAsia="黑体"/>
         <w:color w:themeColor="text1" w:val="000000"/>
       </w:rPr>
     </w:tblStylePr>
@@ -13412,6 +13988,7 @@
       <w:spacing w:after="0" w:line="240" w:lineRule="auto"/>
     </w:pPr>
     <w:rPr>
+      <w:rFonts w:eastAsia="黑体"/>
       <w:color w:themeColor="text1" w:val="000000"/>
     </w:rPr>
     <w:tblPr>
@@ -13438,6 +14015,7 @@
     </w:tcPr>
     <w:tblStylePr w:type="firstRow">
       <w:rPr>
+        <w:rFonts w:eastAsia="黑体"/>
         <w:b/>
         <w:bCs/>
       </w:rPr>
@@ -13456,6 +14034,7 @@
     </w:tblStylePr>
     <w:tblStylePr w:type="lastRow">
       <w:rPr>
+        <w:rFonts w:eastAsia="黑体"/>
         <w:b/>
         <w:bCs/>
         <w:color w:themeColor="background1" w:val="FFFFFF"/>
@@ -13470,6 +14049,7 @@
     </w:tblStylePr>
     <w:tblStylePr w:type="firstCol">
       <w:rPr>
+        <w:rFonts w:eastAsia="黑体"/>
         <w:color w:themeColor="background1" w:val="FFFFFF"/>
       </w:rPr>
       <w:tblPr/>
@@ -13487,6 +14067,7 @@
     </w:tblStylePr>
     <w:tblStylePr w:type="lastCol">
       <w:rPr>
+        <w:rFonts w:eastAsia="黑体"/>
         <w:color w:themeColor="background1" w:val="FFFFFF"/>
       </w:rPr>
       <w:tblPr/>
@@ -13516,11 +14097,13 @@
     </w:tblStylePr>
     <w:tblStylePr w:type="neCell">
       <w:rPr>
+        <w:rFonts w:eastAsia="黑体"/>
         <w:color w:themeColor="text1" w:val="000000"/>
       </w:rPr>
     </w:tblStylePr>
     <w:tblStylePr w:type="nwCell">
       <w:rPr>
+        <w:rFonts w:eastAsia="黑体"/>
         <w:color w:themeColor="text1" w:val="000000"/>
       </w:rPr>
     </w:tblStylePr>
@@ -13534,6 +14117,7 @@
       <w:spacing w:after="0" w:line="240" w:lineRule="auto"/>
     </w:pPr>
     <w:rPr>
+      <w:rFonts w:eastAsia="黑体"/>
       <w:color w:themeColor="text1" w:val="000000"/>
     </w:rPr>
     <w:tblPr>
@@ -13560,6 +14144,7 @@
     </w:tcPr>
     <w:tblStylePr w:type="firstRow">
       <w:rPr>
+        <w:rFonts w:eastAsia="黑体"/>
         <w:b/>
         <w:bCs/>
       </w:rPr>
@@ -13578,6 +14163,7 @@
     </w:tblStylePr>
     <w:tblStylePr w:type="lastRow">
       <w:rPr>
+        <w:rFonts w:eastAsia="黑体"/>
         <w:b/>
         <w:bCs/>
         <w:color w:themeColor="background1" w:val="FFFFFF"/>
@@ -13592,6 +14178,7 @@
     </w:tblStylePr>
     <w:tblStylePr w:type="firstCol">
       <w:rPr>
+        <w:rFonts w:eastAsia="黑体"/>
         <w:color w:themeColor="background1" w:val="FFFFFF"/>
       </w:rPr>
       <w:tblPr/>
@@ -13609,6 +14196,7 @@
     </w:tblStylePr>
     <w:tblStylePr w:type="lastCol">
       <w:rPr>
+        <w:rFonts w:eastAsia="黑体"/>
         <w:color w:themeColor="background1" w:val="FFFFFF"/>
       </w:rPr>
       <w:tblPr/>
@@ -13638,11 +14226,13 @@
     </w:tblStylePr>
     <w:tblStylePr w:type="neCell">
       <w:rPr>
+        <w:rFonts w:eastAsia="黑体"/>
         <w:color w:themeColor="text1" w:val="000000"/>
       </w:rPr>
     </w:tblStylePr>
     <w:tblStylePr w:type="nwCell">
       <w:rPr>
+        <w:rFonts w:eastAsia="黑体"/>
         <w:color w:themeColor="text1" w:val="000000"/>
       </w:rPr>
     </w:tblStylePr>
@@ -13656,6 +14246,7 @@
       <w:spacing w:after="0" w:line="240" w:lineRule="auto"/>
     </w:pPr>
     <w:rPr>
+      <w:rFonts w:eastAsia="黑体"/>
       <w:color w:themeColor="text1" w:val="000000"/>
     </w:rPr>
     <w:tblPr>
@@ -13674,6 +14265,7 @@
     </w:tcPr>
     <w:tblStylePr w:type="firstRow">
       <w:rPr>
+        <w:rFonts w:eastAsia="黑体"/>
         <w:b/>
         <w:bCs/>
         <w:color w:themeColor="background1" w:val="FFFFFF"/>
@@ -13688,6 +14280,7 @@
     </w:tblStylePr>
     <w:tblStylePr w:type="lastRow">
       <w:rPr>
+        <w:rFonts w:eastAsia="黑体"/>
         <w:b/>
         <w:bCs/>
         <w:color w:themeColor="accent2" w:themeShade="CC" w:val="9E3A38"/>
@@ -13702,12 +14295,14 @@
     </w:tblStylePr>
     <w:tblStylePr w:type="firstCol">
       <w:rPr>
+        <w:rFonts w:eastAsia="黑体"/>
         <w:b/>
         <w:bCs/>
       </w:rPr>
     </w:tblStylePr>
     <w:tblStylePr w:type="lastCol">
       <w:rPr>
+        <w:rFonts w:eastAsia="黑体"/>
         <w:b/>
         <w:bCs/>
       </w:rPr>
@@ -13742,6 +14337,7 @@
       <w:spacing w:after="0" w:line="240" w:lineRule="auto"/>
     </w:pPr>
     <w:rPr>
+      <w:rFonts w:eastAsia="黑体"/>
       <w:color w:themeColor="text1" w:val="000000"/>
     </w:rPr>
     <w:tblPr>
@@ -13760,6 +14356,7 @@
     </w:tcPr>
     <w:tblStylePr w:type="firstRow">
       <w:rPr>
+        <w:rFonts w:eastAsia="黑体"/>
         <w:b/>
         <w:bCs/>
         <w:color w:themeColor="background1" w:val="FFFFFF"/>
@@ -13774,6 +14371,7 @@
     </w:tblStylePr>
     <w:tblStylePr w:type="lastRow">
       <w:rPr>
+        <w:rFonts w:eastAsia="黑体"/>
         <w:b/>
         <w:bCs/>
         <w:color w:themeColor="accent2" w:themeShade="CC" w:val="9E3A38"/>
@@ -13788,12 +14386,14 @@
     </w:tblStylePr>
     <w:tblStylePr w:type="firstCol">
       <w:rPr>
+        <w:rFonts w:eastAsia="黑体"/>
         <w:b/>
         <w:bCs/>
       </w:rPr>
     </w:tblStylePr>
     <w:tblStylePr w:type="lastCol">
       <w:rPr>
+        <w:rFonts w:eastAsia="黑体"/>
         <w:b/>
         <w:bCs/>
       </w:rPr>
@@ -13828,6 +14428,7 @@
       <w:spacing w:after="0" w:line="240" w:lineRule="auto"/>
     </w:pPr>
     <w:rPr>
+      <w:rFonts w:eastAsia="黑体"/>
       <w:color w:themeColor="text1" w:val="000000"/>
     </w:rPr>
     <w:tblPr>
@@ -13846,6 +14447,7 @@
     </w:tcPr>
     <w:tblStylePr w:type="firstRow">
       <w:rPr>
+        <w:rFonts w:eastAsia="黑体"/>
         <w:b/>
         <w:bCs/>
         <w:color w:themeColor="background1" w:val="FFFFFF"/>
@@ -13860,6 +14462,7 @@
     </w:tblStylePr>
     <w:tblStylePr w:type="lastRow">
       <w:rPr>
+        <w:rFonts w:eastAsia="黑体"/>
         <w:b/>
         <w:bCs/>
         <w:color w:themeColor="accent2" w:themeShade="CC" w:val="9E3A38"/>
@@ -13874,12 +14477,14 @@
     </w:tblStylePr>
     <w:tblStylePr w:type="firstCol">
       <w:rPr>
+        <w:rFonts w:eastAsia="黑体"/>
         <w:b/>
         <w:bCs/>
       </w:rPr>
     </w:tblStylePr>
     <w:tblStylePr w:type="lastCol">
       <w:rPr>
+        <w:rFonts w:eastAsia="黑体"/>
         <w:b/>
         <w:bCs/>
       </w:rPr>
@@ -13914,6 +14519,7 @@
       <w:spacing w:after="0" w:line="240" w:lineRule="auto"/>
     </w:pPr>
     <w:rPr>
+      <w:rFonts w:eastAsia="黑体"/>
       <w:color w:themeColor="text1" w:val="000000"/>
     </w:rPr>
     <w:tblPr>
@@ -13932,6 +14538,7 @@
     </w:tcPr>
     <w:tblStylePr w:type="firstRow">
       <w:rPr>
+        <w:rFonts w:eastAsia="黑体"/>
         <w:b/>
         <w:bCs/>
         <w:color w:themeColor="background1" w:val="FFFFFF"/>
@@ -13946,6 +14553,7 @@
     </w:tblStylePr>
     <w:tblStylePr w:type="lastRow">
       <w:rPr>
+        <w:rFonts w:eastAsia="黑体"/>
         <w:b/>
         <w:bCs/>
         <w:color w:themeColor="accent4" w:themeShade="CC" w:val="664E82"/>
@@ -13960,12 +14568,14 @@
     </w:tblStylePr>
     <w:tblStylePr w:type="firstCol">
       <w:rPr>
+        <w:rFonts w:eastAsia="黑体"/>
         <w:b/>
         <w:bCs/>
       </w:rPr>
     </w:tblStylePr>
     <w:tblStylePr w:type="lastCol">
       <w:rPr>
+        <w:rFonts w:eastAsia="黑体"/>
         <w:b/>
         <w:bCs/>
       </w:rPr>
@@ -14000,6 +14610,7 @@
       <w:spacing w:after="0" w:line="240" w:lineRule="auto"/>
     </w:pPr>
     <w:rPr>
+      <w:rFonts w:eastAsia="黑体"/>
       <w:color w:themeColor="text1" w:val="000000"/>
     </w:rPr>
     <w:tblPr>
@@ -14018,6 +14629,7 @@
     </w:tcPr>
     <w:tblStylePr w:type="firstRow">
       <w:rPr>
+        <w:rFonts w:eastAsia="黑体"/>
         <w:b/>
         <w:bCs/>
         <w:color w:themeColor="background1" w:val="FFFFFF"/>
@@ -14032,6 +14644,7 @@
     </w:tblStylePr>
     <w:tblStylePr w:type="lastRow">
       <w:rPr>
+        <w:rFonts w:eastAsia="黑体"/>
         <w:b/>
         <w:bCs/>
         <w:color w:themeColor="accent3" w:themeShade="CC" w:val="7E9C40"/>
@@ -14046,12 +14659,14 @@
     </w:tblStylePr>
     <w:tblStylePr w:type="firstCol">
       <w:rPr>
+        <w:rFonts w:eastAsia="黑体"/>
         <w:b/>
         <w:bCs/>
       </w:rPr>
     </w:tblStylePr>
     <w:tblStylePr w:type="lastCol">
       <w:rPr>
+        <w:rFonts w:eastAsia="黑体"/>
         <w:b/>
         <w:bCs/>
       </w:rPr>
@@ -14086,6 +14701,7 @@
       <w:spacing w:after="0" w:line="240" w:lineRule="auto"/>
     </w:pPr>
     <w:rPr>
+      <w:rFonts w:eastAsia="黑体"/>
       <w:color w:themeColor="text1" w:val="000000"/>
     </w:rPr>
     <w:tblPr>
@@ -14104,6 +14720,7 @@
     </w:tcPr>
     <w:tblStylePr w:type="firstRow">
       <w:rPr>
+        <w:rFonts w:eastAsia="黑体"/>
         <w:b/>
         <w:bCs/>
         <w:color w:themeColor="background1" w:val="FFFFFF"/>
@@ -14118,6 +14735,7 @@
     </w:tblStylePr>
     <w:tblStylePr w:type="lastRow">
       <w:rPr>
+        <w:rFonts w:eastAsia="黑体"/>
         <w:b/>
         <w:bCs/>
         <w:color w:themeColor="accent6" w:themeShade="CC" w:val="F2730A"/>
@@ -14132,12 +14750,14 @@
     </w:tblStylePr>
     <w:tblStylePr w:type="firstCol">
       <w:rPr>
+        <w:rFonts w:eastAsia="黑体"/>
         <w:b/>
         <w:bCs/>
       </w:rPr>
     </w:tblStylePr>
     <w:tblStylePr w:type="lastCol">
       <w:rPr>
+        <w:rFonts w:eastAsia="黑体"/>
         <w:b/>
         <w:bCs/>
       </w:rPr>
@@ -14172,6 +14792,7 @@
       <w:spacing w:after="0" w:line="240" w:lineRule="auto"/>
     </w:pPr>
     <w:rPr>
+      <w:rFonts w:eastAsia="黑体"/>
       <w:color w:themeColor="text1" w:val="000000"/>
     </w:rPr>
     <w:tblPr>
@@ -14190,6 +14811,7 @@
     </w:tcPr>
     <w:tblStylePr w:type="firstRow">
       <w:rPr>
+        <w:rFonts w:eastAsia="黑体"/>
         <w:b/>
         <w:bCs/>
         <w:color w:themeColor="background1" w:val="FFFFFF"/>
@@ -14204,6 +14826,7 @@
     </w:tblStylePr>
     <w:tblStylePr w:type="lastRow">
       <w:rPr>
+        <w:rFonts w:eastAsia="黑体"/>
         <w:b/>
         <w:bCs/>
         <w:color w:themeColor="accent5" w:themeShade="CC" w:val="348DA5"/>
@@ -14218,12 +14841,14 @@
     </w:tblStylePr>
     <w:tblStylePr w:type="firstCol">
       <w:rPr>
+        <w:rFonts w:eastAsia="黑体"/>
         <w:b/>
         <w:bCs/>
       </w:rPr>
     </w:tblStylePr>
     <w:tblStylePr w:type="lastCol">
       <w:rPr>
+        <w:rFonts w:eastAsia="黑体"/>
         <w:b/>
         <w:bCs/>
       </w:rPr>
@@ -14258,6 +14883,7 @@
       <w:spacing w:after="0" w:line="240" w:lineRule="auto"/>
     </w:pPr>
     <w:rPr>
+      <w:rFonts w:eastAsia="黑体"/>
       <w:color w:themeColor="text1" w:val="000000"/>
     </w:rPr>
     <w:tblPr>
@@ -14279,6 +14905,7 @@
     </w:tcPr>
     <w:tblStylePr w:type="firstRow">
       <w:rPr>
+        <w:rFonts w:eastAsia="黑体"/>
         <w:b/>
         <w:bCs/>
       </w:rPr>
@@ -14289,6 +14916,7 @@
     </w:tblStylePr>
     <w:tblStylePr w:type="lastRow">
       <w:rPr>
+        <w:rFonts w:eastAsia="黑体"/>
         <w:b/>
         <w:bCs/>
         <w:color w:themeColor="text1" w:val="000000"/>
@@ -14300,6 +14928,7 @@
     </w:tblStylePr>
     <w:tblStylePr w:type="firstCol">
       <w:rPr>
+        <w:rFonts w:eastAsia="黑体"/>
         <w:color w:themeColor="background1" w:val="FFFFFF"/>
       </w:rPr>
       <w:tblPr/>
@@ -14309,6 +14938,7 @@
     </w:tblStylePr>
     <w:tblStylePr w:type="lastCol">
       <w:rPr>
+        <w:rFonts w:eastAsia="黑体"/>
         <w:color w:themeColor="background1" w:val="FFFFFF"/>
       </w:rPr>
       <w:tblPr/>
@@ -14338,6 +14968,7 @@
       <w:spacing w:after="0" w:line="240" w:lineRule="auto"/>
     </w:pPr>
     <w:rPr>
+      <w:rFonts w:eastAsia="黑体"/>
       <w:color w:themeColor="text1" w:val="000000"/>
     </w:rPr>
     <w:tblPr>
@@ -14359,6 +14990,7 @@
     </w:tcPr>
     <w:tblStylePr w:type="firstRow">
       <w:rPr>
+        <w:rFonts w:eastAsia="黑体"/>
         <w:b/>
         <w:bCs/>
       </w:rPr>
@@ -14369,6 +15001,7 @@
     </w:tblStylePr>
     <w:tblStylePr w:type="lastRow">
       <w:rPr>
+        <w:rFonts w:eastAsia="黑体"/>
         <w:b/>
         <w:bCs/>
         <w:color w:themeColor="text1" w:val="000000"/>
@@ -14380,6 +15013,7 @@
     </w:tblStylePr>
     <w:tblStylePr w:type="firstCol">
       <w:rPr>
+        <w:rFonts w:eastAsia="黑体"/>
         <w:color w:themeColor="background1" w:val="FFFFFF"/>
       </w:rPr>
       <w:tblPr/>
@@ -14389,6 +15023,7 @@
     </w:tblStylePr>
     <w:tblStylePr w:type="lastCol">
       <w:rPr>
+        <w:rFonts w:eastAsia="黑体"/>
         <w:color w:themeColor="background1" w:val="FFFFFF"/>
       </w:rPr>
       <w:tblPr/>
@@ -14418,6 +15053,7 @@
       <w:spacing w:after="0" w:line="240" w:lineRule="auto"/>
     </w:pPr>
     <w:rPr>
+      <w:rFonts w:eastAsia="黑体"/>
       <w:color w:themeColor="text1" w:val="000000"/>
     </w:rPr>
     <w:tblPr>
@@ -14439,6 +15075,7 @@
     </w:tcPr>
     <w:tblStylePr w:type="firstRow">
       <w:rPr>
+        <w:rFonts w:eastAsia="黑体"/>
         <w:b/>
         <w:bCs/>
       </w:rPr>
@@ -14449,6 +15086,7 @@
     </w:tblStylePr>
     <w:tblStylePr w:type="lastRow">
       <w:rPr>
+        <w:rFonts w:eastAsia="黑体"/>
         <w:b/>
         <w:bCs/>
         <w:color w:themeColor="text1" w:val="000000"/>
@@ -14460,6 +15098,7 @@
     </w:tblStylePr>
     <w:tblStylePr w:type="firstCol">
       <w:rPr>
+        <w:rFonts w:eastAsia="黑体"/>
         <w:color w:themeColor="background1" w:val="FFFFFF"/>
       </w:rPr>
       <w:tblPr/>
@@ -14469,6 +15108,7 @@
     </w:tblStylePr>
     <w:tblStylePr w:type="lastCol">
       <w:rPr>
+        <w:rFonts w:eastAsia="黑体"/>
         <w:color w:themeColor="background1" w:val="FFFFFF"/>
       </w:rPr>
       <w:tblPr/>
@@ -14498,6 +15138,7 @@
       <w:spacing w:after="0" w:line="240" w:lineRule="auto"/>
     </w:pPr>
     <w:rPr>
+      <w:rFonts w:eastAsia="黑体"/>
       <w:color w:themeColor="text1" w:val="000000"/>
     </w:rPr>
     <w:tblPr>
@@ -14519,6 +15160,7 @@
     </w:tcPr>
     <w:tblStylePr w:type="firstRow">
       <w:rPr>
+        <w:rFonts w:eastAsia="黑体"/>
         <w:b/>
         <w:bCs/>
       </w:rPr>
@@ -14529,6 +15171,7 @@
     </w:tblStylePr>
     <w:tblStylePr w:type="lastRow">
       <w:rPr>
+        <w:rFonts w:eastAsia="黑体"/>
         <w:b/>
         <w:bCs/>
         <w:color w:themeColor="text1" w:val="000000"/>
@@ -14540,6 +15183,7 @@
     </w:tblStylePr>
     <w:tblStylePr w:type="firstCol">
       <w:rPr>
+        <w:rFonts w:eastAsia="黑体"/>
         <w:color w:themeColor="background1" w:val="FFFFFF"/>
       </w:rPr>
       <w:tblPr/>
@@ -14549,6 +15193,7 @@
     </w:tblStylePr>
     <w:tblStylePr w:type="lastCol">
       <w:rPr>
+        <w:rFonts w:eastAsia="黑体"/>
         <w:color w:themeColor="background1" w:val="FFFFFF"/>
       </w:rPr>
       <w:tblPr/>
@@ -14578,6 +15223,7 @@
       <w:spacing w:after="0" w:line="240" w:lineRule="auto"/>
     </w:pPr>
     <w:rPr>
+      <w:rFonts w:eastAsia="黑体"/>
       <w:color w:themeColor="text1" w:val="000000"/>
     </w:rPr>
     <w:tblPr>
@@ -14599,6 +15245,7 @@
     </w:tcPr>
     <w:tblStylePr w:type="firstRow">
       <w:rPr>
+        <w:rFonts w:eastAsia="黑体"/>
         <w:b/>
         <w:bCs/>
       </w:rPr>
@@ -14609,6 +15256,7 @@
     </w:tblStylePr>
     <w:tblStylePr w:type="lastRow">
       <w:rPr>
+        <w:rFonts w:eastAsia="黑体"/>
         <w:b/>
         <w:bCs/>
         <w:color w:themeColor="text1" w:val="000000"/>
@@ -14620,6 +15268,7 @@
     </w:tblStylePr>
     <w:tblStylePr w:type="firstCol">
       <w:rPr>
+        <w:rFonts w:eastAsia="黑体"/>
         <w:color w:themeColor="background1" w:val="FFFFFF"/>
       </w:rPr>
       <w:tblPr/>
@@ -14629,6 +15278,7 @@
     </w:tblStylePr>
     <w:tblStylePr w:type="lastCol">
       <w:rPr>
+        <w:rFonts w:eastAsia="黑体"/>
         <w:color w:themeColor="background1" w:val="FFFFFF"/>
       </w:rPr>
       <w:tblPr/>
@@ -14658,6 +15308,7 @@
       <w:spacing w:after="0" w:line="240" w:lineRule="auto"/>
     </w:pPr>
     <w:rPr>
+      <w:rFonts w:eastAsia="黑体"/>
       <w:color w:themeColor="text1" w:val="000000"/>
     </w:rPr>
     <w:tblPr>
@@ -14679,6 +15330,7 @@
     </w:tcPr>
     <w:tblStylePr w:type="firstRow">
       <w:rPr>
+        <w:rFonts w:eastAsia="黑体"/>
         <w:b/>
         <w:bCs/>
       </w:rPr>
@@ -14689,6 +15341,7 @@
     </w:tblStylePr>
     <w:tblStylePr w:type="lastRow">
       <w:rPr>
+        <w:rFonts w:eastAsia="黑体"/>
         <w:b/>
         <w:bCs/>
         <w:color w:themeColor="text1" w:val="000000"/>
@@ -14700,6 +15353,7 @@
     </w:tblStylePr>
     <w:tblStylePr w:type="firstCol">
       <w:rPr>
+        <w:rFonts w:eastAsia="黑体"/>
         <w:color w:themeColor="background1" w:val="FFFFFF"/>
       </w:rPr>
       <w:tblPr/>
@@ -14709,6 +15363,7 @@
     </w:tblStylePr>
     <w:tblStylePr w:type="lastCol">
       <w:rPr>
+        <w:rFonts w:eastAsia="黑体"/>
         <w:color w:themeColor="background1" w:val="FFFFFF"/>
       </w:rPr>
       <w:tblPr/>
@@ -14738,6 +15393,7 @@
       <w:spacing w:after="0" w:line="240" w:lineRule="auto"/>
     </w:pPr>
     <w:rPr>
+      <w:rFonts w:eastAsia="黑体"/>
       <w:color w:themeColor="text1" w:val="000000"/>
     </w:rPr>
     <w:tblPr>
@@ -14759,6 +15415,7 @@
     </w:tcPr>
     <w:tblStylePr w:type="firstRow">
       <w:rPr>
+        <w:rFonts w:eastAsia="黑体"/>
         <w:b/>
         <w:bCs/>
       </w:rPr>
@@ -14769,6 +15426,7 @@
     </w:tblStylePr>
     <w:tblStylePr w:type="lastRow">
       <w:rPr>
+        <w:rFonts w:eastAsia="黑体"/>
         <w:b/>
         <w:bCs/>
         <w:color w:themeColor="text1" w:val="000000"/>
@@ -14780,6 +15438,7 @@
     </w:tblStylePr>
     <w:tblStylePr w:type="firstCol">
       <w:rPr>
+        <w:rFonts w:eastAsia="黑体"/>
         <w:color w:themeColor="background1" w:val="FFFFFF"/>
       </w:rPr>
       <w:tblPr/>
@@ -14789,6 +15448,7 @@
     </w:tblStylePr>
     <w:tblStylePr w:type="lastCol">
       <w:rPr>
+        <w:rFonts w:eastAsia="黑体"/>
         <w:color w:themeColor="background1" w:val="FFFFFF"/>
       </w:rPr>
       <w:tblPr/>
@@ -14821,6 +15481,7 @@
     <w:name w:val="KeywordTok"/>
     <w:basedOn w:val="VerbatimChar"/>
     <w:rPr>
+      <w:rFonts w:eastAsia="黑体"/>
       <w:b/>
       <w:color w:val="007020"/>
     </w:rPr>
@@ -14829,6 +15490,7 @@
     <w:name w:val="DataTypeTok"/>
     <w:basedOn w:val="VerbatimChar"/>
     <w:rPr>
+      <w:rFonts w:eastAsia="黑体"/>
       <w:color w:val="902000"/>
     </w:rPr>
   </w:style>
@@ -14836,6 +15498,7 @@
     <w:name w:val="DecValTok"/>
     <w:basedOn w:val="VerbatimChar"/>
     <w:rPr>
+      <w:rFonts w:eastAsia="黑体"/>
       <w:color w:val="40a070"/>
     </w:rPr>
   </w:style>
@@ -14843,6 +15506,7 @@
     <w:name w:val="BaseNTok"/>
     <w:basedOn w:val="VerbatimChar"/>
     <w:rPr>
+      <w:rFonts w:eastAsia="黑体"/>
       <w:color w:val="40a070"/>
     </w:rPr>
   </w:style>
@@ -14850,6 +15514,7 @@
     <w:name w:val="FloatTok"/>
     <w:basedOn w:val="VerbatimChar"/>
     <w:rPr>
+      <w:rFonts w:eastAsia="黑体"/>
       <w:color w:val="40a070"/>
     </w:rPr>
   </w:style>
@@ -14857,6 +15522,7 @@
     <w:name w:val="ConstantTok"/>
     <w:basedOn w:val="VerbatimChar"/>
     <w:rPr>
+      <w:rFonts w:eastAsia="黑体"/>
       <w:color w:val="880000"/>
     </w:rPr>
   </w:style>
@@ -14864,6 +15530,7 @@
     <w:name w:val="CharTok"/>
     <w:basedOn w:val="VerbatimChar"/>
     <w:rPr>
+      <w:rFonts w:eastAsia="黑体"/>
       <w:color w:val="4070a0"/>
     </w:rPr>
   </w:style>
@@ -14871,6 +15538,7 @@
     <w:name w:val="SpecialCharTok"/>
     <w:basedOn w:val="VerbatimChar"/>
     <w:rPr>
+      <w:rFonts w:eastAsia="黑体"/>
       <w:color w:val="4070a0"/>
     </w:rPr>
   </w:style>
@@ -14878,6 +15546,7 @@
     <w:name w:val="StringTok"/>
     <w:basedOn w:val="VerbatimChar"/>
     <w:rPr>
+      <w:rFonts w:eastAsia="黑体"/>
       <w:color w:val="4070a0"/>
     </w:rPr>
   </w:style>
@@ -14885,6 +15554,7 @@
     <w:name w:val="VerbatimStringTok"/>
     <w:basedOn w:val="VerbatimChar"/>
     <w:rPr>
+      <w:rFonts w:eastAsia="黑体"/>
       <w:color w:val="4070a0"/>
     </w:rPr>
   </w:style>
@@ -14892,6 +15562,7 @@
     <w:name w:val="SpecialStringTok"/>
     <w:basedOn w:val="VerbatimChar"/>
     <w:rPr>
+      <w:rFonts w:eastAsia="黑体"/>
       <w:color w:val="bb6688"/>
     </w:rPr>
   </w:style>
@@ -14899,6 +15570,7 @@
     <w:name w:val="ImportTok"/>
     <w:basedOn w:val="VerbatimChar"/>
     <w:rPr>
+      <w:rFonts w:eastAsia="黑体"/>
       <w:b/>
       <w:color w:val="008000"/>
     </w:rPr>
@@ -14907,6 +15579,7 @@
     <w:name w:val="CommentTok"/>
     <w:basedOn w:val="VerbatimChar"/>
     <w:rPr>
+      <w:rFonts w:eastAsia="黑体"/>
       <w:i/>
       <w:color w:val="60a0b0"/>
     </w:rPr>
@@ -14915,6 +15588,7 @@
     <w:name w:val="DocumentationTok"/>
     <w:basedOn w:val="VerbatimChar"/>
     <w:rPr>
+      <w:rFonts w:eastAsia="黑体"/>
       <w:i/>
       <w:color w:val="ba2121"/>
     </w:rPr>
@@ -14923,6 +15597,7 @@
     <w:name w:val="AnnotationTok"/>
     <w:basedOn w:val="VerbatimChar"/>
     <w:rPr>
+      <w:rFonts w:eastAsia="黑体"/>
       <w:b/>
       <w:i/>
       <w:color w:val="60a0b0"/>
@@ -14932,6 +15607,7 @@
     <w:name w:val="CommentVarTok"/>
     <w:basedOn w:val="VerbatimChar"/>
     <w:rPr>
+      <w:rFonts w:eastAsia="黑体"/>
       <w:b/>
       <w:i/>
       <w:color w:val="60a0b0"/>
@@ -14941,6 +15617,7 @@
     <w:name w:val="OtherTok"/>
     <w:basedOn w:val="VerbatimChar"/>
     <w:rPr>
+      <w:rFonts w:eastAsia="黑体"/>
       <w:color w:val="007020"/>
     </w:rPr>
   </w:style>
@@ -14948,6 +15625,7 @@
     <w:name w:val="FunctionTok"/>
     <w:basedOn w:val="VerbatimChar"/>
     <w:rPr>
+      <w:rFonts w:eastAsia="黑体"/>
       <w:color w:val="06287e"/>
     </w:rPr>
   </w:style>
@@ -14955,6 +15633,7 @@
     <w:name w:val="VariableTok"/>
     <w:basedOn w:val="VerbatimChar"/>
     <w:rPr>
+      <w:rFonts w:eastAsia="黑体"/>
       <w:color w:val="19177c"/>
     </w:rPr>
   </w:style>
@@ -14962,6 +15641,7 @@
     <w:name w:val="ControlFlowTok"/>
     <w:basedOn w:val="VerbatimChar"/>
     <w:rPr>
+      <w:rFonts w:eastAsia="黑体"/>
       <w:b/>
       <w:color w:val="007020"/>
     </w:rPr>
@@ -14970,6 +15650,7 @@
     <w:name w:val="OperatorTok"/>
     <w:basedOn w:val="VerbatimChar"/>
     <w:rPr>
+      <w:rFonts w:eastAsia="黑体"/>
       <w:color w:val="666666"/>
     </w:rPr>
   </w:style>
@@ -14977,18 +15658,22 @@
     <w:name w:val="BuiltInTok"/>
     <w:basedOn w:val="VerbatimChar"/>
     <w:rPr>
+      <w:rFonts w:eastAsia="黑体"/>
       <w:color w:val="008000"/>
     </w:rPr>
   </w:style>
   <w:style w:type="character" w:customStyle="1" w:styleId="ExtensionTok">
     <w:name w:val="ExtensionTok"/>
     <w:basedOn w:val="VerbatimChar"/>
-    <w:rPr/>
+    <w:rPr>
+      <w:rFonts w:eastAsia="黑体"/>
+    </w:rPr>
   </w:style>
   <w:style w:type="character" w:customStyle="1" w:styleId="PreprocessorTok">
     <w:name w:val="PreprocessorTok"/>
     <w:basedOn w:val="VerbatimChar"/>
     <w:rPr>
+      <w:rFonts w:eastAsia="黑体"/>
       <w:color w:val="bc7a00"/>
     </w:rPr>
   </w:style>
@@ -14996,18 +15681,22 @@
     <w:name w:val="AttributeTok"/>
     <w:basedOn w:val="VerbatimChar"/>
     <w:rPr>
+      <w:rFonts w:eastAsia="黑体"/>
       <w:color w:val="7d9029"/>
     </w:rPr>
   </w:style>
   <w:style w:type="character" w:customStyle="1" w:styleId="RegionMarkerTok">
     <w:name w:val="RegionMarkerTok"/>
     <w:basedOn w:val="VerbatimChar"/>
-    <w:rPr/>
+    <w:rPr>
+      <w:rFonts w:eastAsia="黑体"/>
+    </w:rPr>
   </w:style>
   <w:style w:type="character" w:customStyle="1" w:styleId="InformationTok">
     <w:name w:val="InformationTok"/>
     <w:basedOn w:val="VerbatimChar"/>
     <w:rPr>
+      <w:rFonts w:eastAsia="黑体"/>
       <w:b/>
       <w:i/>
       <w:color w:val="60a0b0"/>
@@ -15017,6 +15706,7 @@
     <w:name w:val="WarningTok"/>
     <w:basedOn w:val="VerbatimChar"/>
     <w:rPr>
+      <w:rFonts w:eastAsia="黑体"/>
       <w:b/>
       <w:i/>
       <w:color w:val="60a0b0"/>
@@ -15026,6 +15716,7 @@
     <w:name w:val="AlertTok"/>
     <w:basedOn w:val="VerbatimChar"/>
     <w:rPr>
+      <w:rFonts w:eastAsia="黑体"/>
       <w:b/>
       <w:color w:val="ff0000"/>
     </w:rPr>
@@ -15034,6 +15725,7 @@
     <w:name w:val="ErrorTok"/>
     <w:basedOn w:val="VerbatimChar"/>
     <w:rPr>
+      <w:rFonts w:eastAsia="黑体"/>
       <w:b/>
       <w:color w:val="ff0000"/>
     </w:rPr>
@@ -15041,7 +15733,9 @@
   <w:style w:type="character" w:customStyle="1" w:styleId="NormalTok">
     <w:name w:val="NormalTok"/>
     <w:basedOn w:val="VerbatimChar"/>
-    <w:rPr/>
+    <w:rPr>
+      <w:rFonts w:eastAsia="黑体"/>
+    </w:rPr>
   </w:style>
 </w:styles>
 </file>
@@ -15090,12 +15784,12 @@
     <a:fontScheme name="Office">
       <a:majorFont>
         <a:latin typeface="Calibri"/>
-        <a:ea typeface=""/>
+        <a:ea typeface="黑体"/>
         <a:cs typeface=""/>
         <a:font script="Jpan" typeface="ＭＳ ゴシック"/>
         <a:font script="Hang" typeface="맑은 고딕"/>
-        <a:font script="Hans" typeface="宋体"/>
-        <a:font script="Hant" typeface="新細明體"/>
+        <a:font script="Hans" typeface="黑体"/>
+        <a:font script="Hant" typeface="黑体"/>
         <a:font script="Arab" typeface="Times New Roman"/>
         <a:font script="Hebr" typeface="Times New Roman"/>
         <a:font script="Thai" typeface="Angsana New"/>
@@ -15125,12 +15819,12 @@
       </a:majorFont>
       <a:minorFont>
         <a:latin typeface="Cambria"/>
-        <a:ea typeface=""/>
+        <a:ea typeface="黑体"/>
         <a:cs typeface=""/>
         <a:font script="Jpan" typeface="ＭＳ 明朝"/>
         <a:font script="Hang" typeface="맑은 고딕"/>
-        <a:font script="Hans" typeface="宋体"/>
-        <a:font script="Hant" typeface="新細明體"/>
+        <a:font script="Hans" typeface="黑体"/>
+        <a:font script="Hant" typeface="黑体"/>
         <a:font script="Arab" typeface="Arial"/>
         <a:font script="Hebr" typeface="Arial"/>
         <a:font script="Thai" typeface="Cordia New"/>

--- a/03-振荡电路/03-晶体振荡器/泛音晶体振荡器/泛音晶体振荡器.docx
+++ b/03-振荡电路/03-晶体振荡器/泛音晶体振荡器/泛音晶体振荡器.docx
@@ -2713,7 +2713,7 @@
           <w:color w:val="555555"/>
           <w:sz w:val="21"/>
         </w:rPr>
-        <w:t>材料收集者：杜文杰，WX手机：19519196569，QQ:3478827729</w:t>
+        <w:t>材料收集者：杜文杰，微信/手机：19519196569，QQ:3478827729</w:t>
       </w:r>
     </w:p>
     <w:sectPr>
